--- a/documentacao/saida/Documentacao_Tecnica_MOVEON.docx
+++ b/documentacao/saida/Documentacao_Tecnica_MOVEON.docx
@@ -84,9 +84,9 @@
       </w:pPr>
       <w:r>
         <w:br/>
-        <w:t>Versão do documento: 1.0</w:t>
+        <w:t>Versão do documento: 1.2</w:t>
         <w:br/>
-        <w:t>Data de referência: 13 de agosto de 2026</w:t>
+        <w:t>Data de referência: 1º de setembro de 2026</w:t>
         <w:br/>
         <w:t>Base documental: código-fonte e schema efetivamente implementados</w:t>
       </w:r>
@@ -106,7 +106,37 @@
         <w:t>Sumário</w:t>
       </w:r>
     </w:p>
-    <w:fldSimple w:instr="TOC \o &quot;1-3&quot; \h \z \u"/>
+    <w:p>
+      <w:r>
+        <w:t>1. Visão geral e objetivos</w:t>
+        <w:br/>
+        <w:t>2. Requisitos e escopo funcional</w:t>
+        <w:br/>
+        <w:t>3. Casos de uso</w:t>
+        <w:br/>
+        <w:t>4. Arquitetura e decisões técnicas</w:t>
+        <w:br/>
+        <w:t>5. Segurança, privacidade e LGPD</w:t>
+        <w:br/>
+        <w:t>6. Modelagem completa do banco de dados</w:t>
+        <w:br/>
+        <w:t>7. Instalação e operação</w:t>
+        <w:br/>
+        <w:t>8. Variáveis de ambiente</w:t>
+        <w:br/>
+        <w:t>9. Estrutura do projeto</w:t>
+        <w:br/>
+        <w:t>10. Rotas e contratos HTTP</w:t>
+        <w:br/>
+        <w:t>11. Catálogo de classes e funções</w:t>
+        <w:br/>
+        <w:t>12. Operação, testes e manutenção</w:t>
+        <w:br/>
+        <w:t>13. Matriz de rastreabilidade</w:t>
+        <w:br/>
+        <w:t>14. Glossário</w:t>
+      </w:r>
+    </w:p>
     <w:p>
       <w:r>
         <w:br w:type="page"/>
@@ -337,7 +367,7 @@
                 <w:rFonts w:ascii="Arial" w:hAnsi="Arial"/>
                 <w:sz w:val="17"/>
               </w:rPr>
-              <w:t>1.1 — revisão estrutural e ampliação descritiva</w:t>
+              <w:t>1.2 — integrações, privacidade e observabilidade detalhadas</w:t>
             </w:r>
           </w:p>
         </w:tc>
@@ -375,7 +405,7 @@
                 <w:rFonts w:ascii="Arial" w:hAnsi="Arial"/>
                 <w:sz w:val="17"/>
               </w:rPr>
-              <w:t>13 de agosto de 2026</w:t>
+              <w:t>1º de setembro de 2026</w:t>
             </w:r>
           </w:p>
         </w:tc>
@@ -5434,7 +5464,7 @@
                 <w:rFonts w:ascii="Arial" w:hAnsi="Arial"/>
                 <w:sz w:val="16"/>
               </w:rPr>
-              <w:t>ServicoNewsletter</w:t>
+              <w:t>RepositorioIntegracoes</w:t>
             </w:r>
           </w:p>
         </w:tc>
@@ -5472,7 +5502,7 @@
                 <w:rFonts w:ascii="Arial" w:hAnsi="Arial"/>
                 <w:sz w:val="16"/>
               </w:rPr>
-              <w:t>Publica agendadas, cria fila, envia e retenta e-mails.</w:t>
+              <w:t>Lê e persiste separadamente Storage, GA4, consentimento e OpenTelemetry.</w:t>
             </w:r>
           </w:p>
         </w:tc>
@@ -5492,7 +5522,7 @@
                 <w:rFonts w:ascii="Arial" w:hAnsi="Arial"/>
                 <w:sz w:val="16"/>
               </w:rPr>
-              <w:t>Portal</w:t>
+              <w:t>ControladorIntegracoes</w:t>
             </w:r>
           </w:p>
         </w:tc>
@@ -5510,7 +5540,7 @@
                 <w:rFonts w:ascii="Arial" w:hAnsi="Arial"/>
                 <w:sz w:val="16"/>
               </w:rPr>
-              <w:t>&lt;&lt;Fronteira&gt;&gt;</w:t>
+              <w:t>&lt;&lt;Controle&gt;&gt;</w:t>
             </w:r>
           </w:p>
         </w:tc>
@@ -5528,7 +5558,7 @@
                 <w:rFonts w:ascii="Arial" w:hAnsi="Arial"/>
                 <w:sz w:val="16"/>
               </w:rPr>
-              <w:t>Página pública, tema, busca e scroll infinito.</w:t>
+              <w:t>Valida cada formulário, protege segredos e executa testes reais.</w:t>
             </w:r>
           </w:p>
         </w:tc>
@@ -5549,7 +5579,7 @@
                 <w:rFonts w:ascii="Arial" w:hAnsi="Arial"/>
                 <w:sz w:val="16"/>
               </w:rPr>
-              <w:t>Login</w:t>
+              <w:t>ArmazenamentoObjetos</w:t>
             </w:r>
           </w:p>
         </w:tc>
@@ -5568,7 +5598,7 @@
                 <w:rFonts w:ascii="Arial" w:hAnsi="Arial"/>
                 <w:sz w:val="16"/>
               </w:rPr>
-              <w:t>&lt;&lt;Fronteira&gt;&gt;</w:t>
+              <w:t>&lt;&lt;Controle&gt;&gt;</w:t>
             </w:r>
           </w:p>
         </w:tc>
@@ -5587,7 +5617,7 @@
                 <w:rFonts w:ascii="Arial" w:hAnsi="Arial"/>
                 <w:sz w:val="16"/>
               </w:rPr>
-              <w:t>Formulário administrativo acessível.</w:t>
+              <w:t>Abstrai arquivos locais, AWS S3, IAM Role, chaves manuais e exclusão.</w:t>
             </w:r>
           </w:p>
         </w:tc>
@@ -5607,7 +5637,7 @@
                 <w:rFonts w:ascii="Arial" w:hAnsi="Arial"/>
                 <w:sz w:val="16"/>
               </w:rPr>
-              <w:t>Painel</w:t>
+              <w:t>ExportadorOpenTelemetry</w:t>
             </w:r>
           </w:p>
         </w:tc>
@@ -5625,7 +5655,7 @@
                 <w:rFonts w:ascii="Arial" w:hAnsi="Arial"/>
                 <w:sz w:val="16"/>
               </w:rPr>
-              <w:t>&lt;&lt;Fronteira&gt;&gt;</w:t>
+              <w:t>&lt;&lt;Controle&gt;&gt;</w:t>
             </w:r>
           </w:p>
         </w:tc>
@@ -5643,7 +5673,7 @@
                 <w:rFonts w:ascii="Arial" w:hAnsi="Arial"/>
                 <w:sz w:val="16"/>
               </w:rPr>
-              <w:t>Shell e navegação do dashboard.</w:t>
+              <w:t>Agrupa logs e os envia ao Collector por OTLP/HTTP.</w:t>
             </w:r>
           </w:p>
         </w:tc>
@@ -5664,7 +5694,7 @@
                 <w:rFonts w:ascii="Arial" w:hAnsi="Arial"/>
                 <w:sz w:val="16"/>
               </w:rPr>
-              <w:t>Editor</w:t>
+              <w:t>ServicoNewsletter</w:t>
             </w:r>
           </w:p>
         </w:tc>
@@ -5683,7 +5713,7 @@
                 <w:rFonts w:ascii="Arial" w:hAnsi="Arial"/>
                 <w:sz w:val="16"/>
               </w:rPr>
-              <w:t>&lt;&lt;Fronteira&gt;&gt;</w:t>
+              <w:t>&lt;&lt;Controle&gt;&gt;</w:t>
             </w:r>
           </w:p>
         </w:tc>
@@ -5702,7 +5732,7 @@
                 <w:rFonts w:ascii="Arial" w:hAnsi="Arial"/>
                 <w:sz w:val="16"/>
               </w:rPr>
-              <w:t>Formulário completo de publicação.</w:t>
+              <w:t>Publica agendadas, cria fila, envia e retenta e-mails.</w:t>
             </w:r>
           </w:p>
         </w:tc>
@@ -5722,7 +5752,7 @@
                 <w:rFonts w:ascii="Arial" w:hAnsi="Arial"/>
                 <w:sz w:val="16"/>
               </w:rPr>
-              <w:t>EditorRico</w:t>
+              <w:t>Portal</w:t>
             </w:r>
           </w:p>
         </w:tc>
@@ -5758,7 +5788,7 @@
                 <w:rFonts w:ascii="Arial" w:hAnsi="Arial"/>
                 <w:sz w:val="16"/>
               </w:rPr>
-              <w:t>Editor visual e mídia redimensionável.</w:t>
+              <w:t>Página pública, tema, busca e scroll infinito.</w:t>
             </w:r>
           </w:p>
         </w:tc>
@@ -5779,7 +5809,7 @@
                 <w:rFonts w:ascii="Arial" w:hAnsi="Arial"/>
                 <w:sz w:val="16"/>
               </w:rPr>
-              <w:t>Compartilhamento</w:t>
+              <w:t>Login</w:t>
             </w:r>
           </w:p>
         </w:tc>
@@ -5817,7 +5847,7 @@
                 <w:rFonts w:ascii="Arial" w:hAnsi="Arial"/>
                 <w:sz w:val="16"/>
               </w:rPr>
-              <w:t>Ações de redes sociais e topo/voltar.</w:t>
+              <w:t>Formulário administrativo acessível.</w:t>
             </w:r>
           </w:p>
         </w:tc>
@@ -5837,7 +5867,7 @@
                 <w:rFonts w:ascii="Arial" w:hAnsi="Arial"/>
                 <w:sz w:val="16"/>
               </w:rPr>
-              <w:t>ControleMigrations</w:t>
+              <w:t>Painel</w:t>
             </w:r>
           </w:p>
         </w:tc>
@@ -5855,7 +5885,7 @@
                 <w:rFonts w:ascii="Arial" w:hAnsi="Arial"/>
                 <w:sz w:val="16"/>
               </w:rPr>
-              <w:t>&lt;&lt;Entidade&gt;&gt;</w:t>
+              <w:t>&lt;&lt;Fronteira&gt;&gt;</w:t>
             </w:r>
           </w:p>
         </w:tc>
@@ -5873,7 +5903,7 @@
                 <w:rFonts w:ascii="Arial" w:hAnsi="Arial"/>
                 <w:sz w:val="16"/>
               </w:rPr>
-              <w:t>Representação conceitual da tabela controle_migrations.</w:t>
+              <w:t>Shell e navegação do dashboard.</w:t>
             </w:r>
           </w:p>
         </w:tc>
@@ -5894,7 +5924,7 @@
                 <w:rFonts w:ascii="Arial" w:hAnsi="Arial"/>
                 <w:sz w:val="16"/>
               </w:rPr>
-              <w:t>Administradores</w:t>
+              <w:t>PainelIntegracoes</w:t>
             </w:r>
           </w:p>
         </w:tc>
@@ -5913,7 +5943,7 @@
                 <w:rFonts w:ascii="Arial" w:hAnsi="Arial"/>
                 <w:sz w:val="16"/>
               </w:rPr>
-              <w:t>&lt;&lt;Entidade&gt;&gt;</w:t>
+              <w:t>&lt;&lt;Fronteira&gt;&gt;</w:t>
             </w:r>
           </w:p>
         </w:tc>
@@ -5932,7 +5962,7 @@
                 <w:rFonts w:ascii="Arial" w:hAnsi="Arial"/>
                 <w:sz w:val="16"/>
               </w:rPr>
-              <w:t>Representação conceitual da tabela administradores.</w:t>
+              <w:t>Formulários independentes de Storage, GA4 e OTLP, com diagnóstico.</w:t>
             </w:r>
           </w:p>
         </w:tc>
@@ -5952,7 +5982,7 @@
                 <w:rFonts w:ascii="Arial" w:hAnsi="Arial"/>
                 <w:sz w:val="16"/>
               </w:rPr>
-              <w:t>SessoesAdministrativas</w:t>
+              <w:t>Editor</w:t>
             </w:r>
           </w:p>
         </w:tc>
@@ -5970,7 +6000,7 @@
                 <w:rFonts w:ascii="Arial" w:hAnsi="Arial"/>
                 <w:sz w:val="16"/>
               </w:rPr>
-              <w:t>&lt;&lt;Entidade&gt;&gt;</w:t>
+              <w:t>&lt;&lt;Fronteira&gt;&gt;</w:t>
             </w:r>
           </w:p>
         </w:tc>
@@ -5988,7 +6018,7 @@
                 <w:rFonts w:ascii="Arial" w:hAnsi="Arial"/>
                 <w:sz w:val="16"/>
               </w:rPr>
-              <w:t>Representação conceitual da tabela sessoes_administrativas.</w:t>
+              <w:t>Formulário completo de publicação.</w:t>
             </w:r>
           </w:p>
         </w:tc>
@@ -6009,7 +6039,7 @@
                 <w:rFonts w:ascii="Arial" w:hAnsi="Arial"/>
                 <w:sz w:val="16"/>
               </w:rPr>
-              <w:t>Categorias</w:t>
+              <w:t>EditorRico</w:t>
             </w:r>
           </w:p>
         </w:tc>
@@ -6028,7 +6058,7 @@
                 <w:rFonts w:ascii="Arial" w:hAnsi="Arial"/>
                 <w:sz w:val="16"/>
               </w:rPr>
-              <w:t>&lt;&lt;Entidade&gt;&gt;</w:t>
+              <w:t>&lt;&lt;Fronteira&gt;&gt;</w:t>
             </w:r>
           </w:p>
         </w:tc>
@@ -6047,7 +6077,7 @@
                 <w:rFonts w:ascii="Arial" w:hAnsi="Arial"/>
                 <w:sz w:val="16"/>
               </w:rPr>
-              <w:t>Representação conceitual da tabela categorias.</w:t>
+              <w:t>Editor visual e mídia redimensionável.</w:t>
             </w:r>
           </w:p>
         </w:tc>
@@ -6067,7 +6097,7 @@
                 <w:rFonts w:ascii="Arial" w:hAnsi="Arial"/>
                 <w:sz w:val="16"/>
               </w:rPr>
-              <w:t>Publicacoes</w:t>
+              <w:t>Compartilhamento</w:t>
             </w:r>
           </w:p>
         </w:tc>
@@ -6085,7 +6115,7 @@
                 <w:rFonts w:ascii="Arial" w:hAnsi="Arial"/>
                 <w:sz w:val="16"/>
               </w:rPr>
-              <w:t>&lt;&lt;Entidade&gt;&gt;</w:t>
+              <w:t>&lt;&lt;Fronteira&gt;&gt;</w:t>
             </w:r>
           </w:p>
         </w:tc>
@@ -6103,7 +6133,7 @@
                 <w:rFonts w:ascii="Arial" w:hAnsi="Arial"/>
                 <w:sz w:val="16"/>
               </w:rPr>
-              <w:t>Representação conceitual da tabela publicacoes.</w:t>
+              <w:t>Ações de redes sociais e topo/voltar.</w:t>
             </w:r>
           </w:p>
         </w:tc>
@@ -6124,7 +6154,7 @@
                 <w:rFonts w:ascii="Arial" w:hAnsi="Arial"/>
                 <w:sz w:val="16"/>
               </w:rPr>
-              <w:t>PublicacoesCategorias</w:t>
+              <w:t>ControleMigrations</w:t>
             </w:r>
           </w:p>
         </w:tc>
@@ -6162,7 +6192,7 @@
                 <w:rFonts w:ascii="Arial" w:hAnsi="Arial"/>
                 <w:sz w:val="16"/>
               </w:rPr>
-              <w:t>Representação conceitual da tabela publicacoes_categorias.</w:t>
+              <w:t>Representação conceitual da tabela controle_migrations.</w:t>
             </w:r>
           </w:p>
         </w:tc>
@@ -6182,7 +6212,7 @@
                 <w:rFonts w:ascii="Arial" w:hAnsi="Arial"/>
                 <w:sz w:val="16"/>
               </w:rPr>
-              <w:t>Midias</w:t>
+              <w:t>Administradores</w:t>
             </w:r>
           </w:p>
         </w:tc>
@@ -6218,7 +6248,7 @@
                 <w:rFonts w:ascii="Arial" w:hAnsi="Arial"/>
                 <w:sz w:val="16"/>
               </w:rPr>
-              <w:t>Representação conceitual da tabela midias.</w:t>
+              <w:t>Representação conceitual da tabela administradores.</w:t>
             </w:r>
           </w:p>
         </w:tc>
@@ -6239,7 +6269,7 @@
                 <w:rFonts w:ascii="Arial" w:hAnsi="Arial"/>
                 <w:sz w:val="16"/>
               </w:rPr>
-              <w:t>ConfiguracoesPortal</w:t>
+              <w:t>SessoesAdministrativas</w:t>
             </w:r>
           </w:p>
         </w:tc>
@@ -6277,7 +6307,7 @@
                 <w:rFonts w:ascii="Arial" w:hAnsi="Arial"/>
                 <w:sz w:val="16"/>
               </w:rPr>
-              <w:t>Representação conceitual da tabela configuracoes_portal.</w:t>
+              <w:t>Representação conceitual da tabela sessoes_administrativas.</w:t>
             </w:r>
           </w:p>
         </w:tc>
@@ -6297,7 +6327,7 @@
                 <w:rFonts w:ascii="Arial" w:hAnsi="Arial"/>
                 <w:sz w:val="16"/>
               </w:rPr>
-              <w:t>EventosAcesso</w:t>
+              <w:t>Categorias</w:t>
             </w:r>
           </w:p>
         </w:tc>
@@ -6333,7 +6363,7 @@
                 <w:rFonts w:ascii="Arial" w:hAnsi="Arial"/>
                 <w:sz w:val="16"/>
               </w:rPr>
-              <w:t>Representação conceitual da tabela eventos_acesso.</w:t>
+              <w:t>Representação conceitual da tabela categorias.</w:t>
             </w:r>
           </w:p>
         </w:tc>
@@ -6354,7 +6384,7 @@
                 <w:rFonts w:ascii="Arial" w:hAnsi="Arial"/>
                 <w:sz w:val="16"/>
               </w:rPr>
-              <w:t>TermosBusca</w:t>
+              <w:t>Publicacoes</w:t>
             </w:r>
           </w:p>
         </w:tc>
@@ -6392,7 +6422,7 @@
                 <w:rFonts w:ascii="Arial" w:hAnsi="Arial"/>
                 <w:sz w:val="16"/>
               </w:rPr>
-              <w:t>Representação conceitual da tabela termos_busca.</w:t>
+              <w:t>Representação conceitual da tabela publicacoes.</w:t>
             </w:r>
           </w:p>
         </w:tc>
@@ -6412,7 +6442,7 @@
                 <w:rFonts w:ascii="Arial" w:hAnsi="Arial"/>
                 <w:sz w:val="16"/>
               </w:rPr>
-              <w:t>InscricoesNewsletter</w:t>
+              <w:t>PublicacoesCategorias</w:t>
             </w:r>
           </w:p>
         </w:tc>
@@ -6448,7 +6478,7 @@
                 <w:rFonts w:ascii="Arial" w:hAnsi="Arial"/>
                 <w:sz w:val="16"/>
               </w:rPr>
-              <w:t>Representação conceitual da tabela inscricoes_newsletter.</w:t>
+              <w:t>Representação conceitual da tabela publicacoes_categorias.</w:t>
             </w:r>
           </w:p>
         </w:tc>
@@ -6469,6 +6499,294 @@
                 <w:rFonts w:ascii="Arial" w:hAnsi="Arial"/>
                 <w:sz w:val="16"/>
               </w:rPr>
+              <w:t>Midias</w:t>
+            </w:r>
+          </w:p>
+        </w:tc>
+        <w:tc>
+          <w:tcPr>
+            <w:tcW w:type="dxa" w:w="1450"/>
+            <w:vAlign w:val="center"/>
+            <w:shd w:fill="F7F8FA"/>
+          </w:tcPr>
+          <w:p>
+            <w:pPr>
+              <w:spacing w:after="40"/>
+            </w:pPr>
+            <w:r>
+              <w:rPr>
+                <w:rFonts w:ascii="Arial" w:hAnsi="Arial"/>
+                <w:sz w:val="16"/>
+              </w:rPr>
+              <w:t>&lt;&lt;Entidade&gt;&gt;</w:t>
+            </w:r>
+          </w:p>
+        </w:tc>
+        <w:tc>
+          <w:tcPr>
+            <w:tcW w:type="dxa" w:w="5410"/>
+            <w:vAlign w:val="center"/>
+            <w:shd w:fill="F7F8FA"/>
+          </w:tcPr>
+          <w:p>
+            <w:pPr>
+              <w:spacing w:after="40"/>
+            </w:pPr>
+            <w:r>
+              <w:rPr>
+                <w:rFonts w:ascii="Arial" w:hAnsi="Arial"/>
+                <w:sz w:val="16"/>
+              </w:rPr>
+              <w:t>Representação conceitual da tabela midias.</w:t>
+            </w:r>
+          </w:p>
+        </w:tc>
+      </w:tr>
+      <w:tr>
+        <w:tc>
+          <w:tcPr>
+            <w:tcW w:type="dxa" w:w="2500"/>
+            <w:vAlign w:val="center"/>
+          </w:tcPr>
+          <w:p>
+            <w:pPr>
+              <w:spacing w:after="40"/>
+            </w:pPr>
+            <w:r>
+              <w:rPr>
+                <w:rFonts w:ascii="Arial" w:hAnsi="Arial"/>
+                <w:sz w:val="16"/>
+              </w:rPr>
+              <w:t>ConfiguracoesPortal</w:t>
+            </w:r>
+          </w:p>
+        </w:tc>
+        <w:tc>
+          <w:tcPr>
+            <w:tcW w:type="dxa" w:w="1450"/>
+            <w:vAlign w:val="center"/>
+          </w:tcPr>
+          <w:p>
+            <w:pPr>
+              <w:spacing w:after="40"/>
+            </w:pPr>
+            <w:r>
+              <w:rPr>
+                <w:rFonts w:ascii="Arial" w:hAnsi="Arial"/>
+                <w:sz w:val="16"/>
+              </w:rPr>
+              <w:t>&lt;&lt;Entidade&gt;&gt;</w:t>
+            </w:r>
+          </w:p>
+        </w:tc>
+        <w:tc>
+          <w:tcPr>
+            <w:tcW w:type="dxa" w:w="5410"/>
+            <w:vAlign w:val="center"/>
+          </w:tcPr>
+          <w:p>
+            <w:pPr>
+              <w:spacing w:after="40"/>
+            </w:pPr>
+            <w:r>
+              <w:rPr>
+                <w:rFonts w:ascii="Arial" w:hAnsi="Arial"/>
+                <w:sz w:val="16"/>
+              </w:rPr>
+              <w:t>Representação conceitual da tabela configuracoes_portal.</w:t>
+            </w:r>
+          </w:p>
+        </w:tc>
+      </w:tr>
+      <w:tr>
+        <w:tc>
+          <w:tcPr>
+            <w:tcW w:type="dxa" w:w="2500"/>
+            <w:vAlign w:val="center"/>
+            <w:shd w:fill="F7F8FA"/>
+          </w:tcPr>
+          <w:p>
+            <w:pPr>
+              <w:spacing w:after="40"/>
+            </w:pPr>
+            <w:r>
+              <w:rPr>
+                <w:rFonts w:ascii="Arial" w:hAnsi="Arial"/>
+                <w:sz w:val="16"/>
+              </w:rPr>
+              <w:t>EventosAcesso</w:t>
+            </w:r>
+          </w:p>
+        </w:tc>
+        <w:tc>
+          <w:tcPr>
+            <w:tcW w:type="dxa" w:w="1450"/>
+            <w:vAlign w:val="center"/>
+            <w:shd w:fill="F7F8FA"/>
+          </w:tcPr>
+          <w:p>
+            <w:pPr>
+              <w:spacing w:after="40"/>
+            </w:pPr>
+            <w:r>
+              <w:rPr>
+                <w:rFonts w:ascii="Arial" w:hAnsi="Arial"/>
+                <w:sz w:val="16"/>
+              </w:rPr>
+              <w:t>&lt;&lt;Entidade&gt;&gt;</w:t>
+            </w:r>
+          </w:p>
+        </w:tc>
+        <w:tc>
+          <w:tcPr>
+            <w:tcW w:type="dxa" w:w="5410"/>
+            <w:vAlign w:val="center"/>
+            <w:shd w:fill="F7F8FA"/>
+          </w:tcPr>
+          <w:p>
+            <w:pPr>
+              <w:spacing w:after="40"/>
+            </w:pPr>
+            <w:r>
+              <w:rPr>
+                <w:rFonts w:ascii="Arial" w:hAnsi="Arial"/>
+                <w:sz w:val="16"/>
+              </w:rPr>
+              <w:t>Representação conceitual da tabela eventos_acesso.</w:t>
+            </w:r>
+          </w:p>
+        </w:tc>
+      </w:tr>
+      <w:tr>
+        <w:tc>
+          <w:tcPr>
+            <w:tcW w:type="dxa" w:w="2500"/>
+            <w:vAlign w:val="center"/>
+          </w:tcPr>
+          <w:p>
+            <w:pPr>
+              <w:spacing w:after="40"/>
+            </w:pPr>
+            <w:r>
+              <w:rPr>
+                <w:rFonts w:ascii="Arial" w:hAnsi="Arial"/>
+                <w:sz w:val="16"/>
+              </w:rPr>
+              <w:t>TermosBusca</w:t>
+            </w:r>
+          </w:p>
+        </w:tc>
+        <w:tc>
+          <w:tcPr>
+            <w:tcW w:type="dxa" w:w="1450"/>
+            <w:vAlign w:val="center"/>
+          </w:tcPr>
+          <w:p>
+            <w:pPr>
+              <w:spacing w:after="40"/>
+            </w:pPr>
+            <w:r>
+              <w:rPr>
+                <w:rFonts w:ascii="Arial" w:hAnsi="Arial"/>
+                <w:sz w:val="16"/>
+              </w:rPr>
+              <w:t>&lt;&lt;Entidade&gt;&gt;</w:t>
+            </w:r>
+          </w:p>
+        </w:tc>
+        <w:tc>
+          <w:tcPr>
+            <w:tcW w:type="dxa" w:w="5410"/>
+            <w:vAlign w:val="center"/>
+          </w:tcPr>
+          <w:p>
+            <w:pPr>
+              <w:spacing w:after="40"/>
+            </w:pPr>
+            <w:r>
+              <w:rPr>
+                <w:rFonts w:ascii="Arial" w:hAnsi="Arial"/>
+                <w:sz w:val="16"/>
+              </w:rPr>
+              <w:t>Representação conceitual da tabela termos_busca.</w:t>
+            </w:r>
+          </w:p>
+        </w:tc>
+      </w:tr>
+      <w:tr>
+        <w:tc>
+          <w:tcPr>
+            <w:tcW w:type="dxa" w:w="2500"/>
+            <w:vAlign w:val="center"/>
+            <w:shd w:fill="F7F8FA"/>
+          </w:tcPr>
+          <w:p>
+            <w:pPr>
+              <w:spacing w:after="40"/>
+            </w:pPr>
+            <w:r>
+              <w:rPr>
+                <w:rFonts w:ascii="Arial" w:hAnsi="Arial"/>
+                <w:sz w:val="16"/>
+              </w:rPr>
+              <w:t>InscricoesNewsletter</w:t>
+            </w:r>
+          </w:p>
+        </w:tc>
+        <w:tc>
+          <w:tcPr>
+            <w:tcW w:type="dxa" w:w="1450"/>
+            <w:vAlign w:val="center"/>
+            <w:shd w:fill="F7F8FA"/>
+          </w:tcPr>
+          <w:p>
+            <w:pPr>
+              <w:spacing w:after="40"/>
+            </w:pPr>
+            <w:r>
+              <w:rPr>
+                <w:rFonts w:ascii="Arial" w:hAnsi="Arial"/>
+                <w:sz w:val="16"/>
+              </w:rPr>
+              <w:t>&lt;&lt;Entidade&gt;&gt;</w:t>
+            </w:r>
+          </w:p>
+        </w:tc>
+        <w:tc>
+          <w:tcPr>
+            <w:tcW w:type="dxa" w:w="5410"/>
+            <w:vAlign w:val="center"/>
+            <w:shd w:fill="F7F8FA"/>
+          </w:tcPr>
+          <w:p>
+            <w:pPr>
+              <w:spacing w:after="40"/>
+            </w:pPr>
+            <w:r>
+              <w:rPr>
+                <w:rFonts w:ascii="Arial" w:hAnsi="Arial"/>
+                <w:sz w:val="16"/>
+              </w:rPr>
+              <w:t>Representação conceitual da tabela inscricoes_newsletter.</w:t>
+            </w:r>
+          </w:p>
+        </w:tc>
+      </w:tr>
+      <w:tr>
+        <w:tc>
+          <w:tcPr>
+            <w:tcW w:type="dxa" w:w="2500"/>
+            <w:vAlign w:val="center"/>
+          </w:tcPr>
+          <w:p>
+            <w:pPr>
+              <w:spacing w:after="40"/>
+            </w:pPr>
+            <w:r>
+              <w:rPr>
+                <w:rFonts w:ascii="Arial" w:hAnsi="Arial"/>
+                <w:sz w:val="16"/>
+              </w:rPr>
               <w:t>EnviosNewsletter</w:t>
             </w:r>
           </w:p>
@@ -6477,7 +6795,6 @@
           <w:tcPr>
             <w:tcW w:type="dxa" w:w="1450"/>
             <w:vAlign w:val="center"/>
-            <w:shd w:fill="F7F8FA"/>
           </w:tcPr>
           <w:p>
             <w:pPr>
@@ -6496,7 +6813,6 @@
           <w:tcPr>
             <w:tcW w:type="dxa" w:w="5410"/>
             <w:vAlign w:val="center"/>
-            <w:shd w:fill="F7F8FA"/>
           </w:tcPr>
           <w:p>
             <w:pPr>
@@ -11926,6 +12242,522 @@
                 <w:sz w:val="16"/>
               </w:rPr>
               <w:t>Modelo do corpo</w:t>
+            </w:r>
+          </w:p>
+        </w:tc>
+      </w:tr>
+      <w:tr>
+        <w:tc>
+          <w:tcPr>
+            <w:tcW w:type="dxa" w:w="2300"/>
+            <w:vAlign w:val="center"/>
+          </w:tcPr>
+          <w:p>
+            <w:pPr>
+              <w:spacing w:after="40"/>
+            </w:pPr>
+            <w:r>
+              <w:rPr>
+                <w:rFonts w:ascii="Arial" w:hAnsi="Arial"/>
+                <w:sz w:val="16"/>
+              </w:rPr>
+              <w:t>armazenamento_modo</w:t>
+            </w:r>
+          </w:p>
+        </w:tc>
+        <w:tc>
+          <w:tcPr>
+            <w:tcW w:type="dxa" w:w="2500"/>
+            <w:vAlign w:val="center"/>
+          </w:tcPr>
+          <w:p>
+            <w:pPr>
+              <w:spacing w:after="40"/>
+            </w:pPr>
+            <w:r>
+              <w:rPr>
+                <w:rFonts w:ascii="Arial" w:hAnsi="Arial"/>
+                <w:sz w:val="16"/>
+              </w:rPr>
+              <w:t>varchar</w:t>
+            </w:r>
+          </w:p>
+        </w:tc>
+        <w:tc>
+          <w:tcPr>
+            <w:tcW w:type="dxa" w:w="4560"/>
+            <w:vAlign w:val="center"/>
+          </w:tcPr>
+          <w:p>
+            <w:pPr>
+              <w:spacing w:after="40"/>
+            </w:pPr>
+            <w:r>
+              <w:rPr>
+                <w:rFonts w:ascii="Arial" w:hAnsi="Arial"/>
+                <w:sz w:val="16"/>
+              </w:rPr>
+              <w:t>local ou S3</w:t>
+            </w:r>
+          </w:p>
+        </w:tc>
+      </w:tr>
+      <w:tr>
+        <w:tc>
+          <w:tcPr>
+            <w:tcW w:type="dxa" w:w="2300"/>
+            <w:vAlign w:val="center"/>
+            <w:shd w:fill="F7F8FA"/>
+          </w:tcPr>
+          <w:p>
+            <w:pPr>
+              <w:spacing w:after="40"/>
+            </w:pPr>
+            <w:r>
+              <w:rPr>
+                <w:rFonts w:ascii="Arial" w:hAnsi="Arial"/>
+                <w:sz w:val="16"/>
+              </w:rPr>
+              <w:t>s3_endpoint / s3_regiao / s3_bucket</w:t>
+            </w:r>
+          </w:p>
+        </w:tc>
+        <w:tc>
+          <w:tcPr>
+            <w:tcW w:type="dxa" w:w="2500"/>
+            <w:vAlign w:val="center"/>
+            <w:shd w:fill="F7F8FA"/>
+          </w:tcPr>
+          <w:p>
+            <w:pPr>
+              <w:spacing w:after="40"/>
+            </w:pPr>
+            <w:r>
+              <w:rPr>
+                <w:rFonts w:ascii="Arial" w:hAnsi="Arial"/>
+                <w:sz w:val="16"/>
+              </w:rPr>
+              <w:t>varchar</w:t>
+            </w:r>
+          </w:p>
+        </w:tc>
+        <w:tc>
+          <w:tcPr>
+            <w:tcW w:type="dxa" w:w="4560"/>
+            <w:vAlign w:val="center"/>
+            <w:shd w:fill="F7F8FA"/>
+          </w:tcPr>
+          <w:p>
+            <w:pPr>
+              <w:spacing w:after="40"/>
+            </w:pPr>
+            <w:r>
+              <w:rPr>
+                <w:rFonts w:ascii="Arial" w:hAnsi="Arial"/>
+                <w:sz w:val="16"/>
+              </w:rPr>
+              <w:t>Destino de objetos</w:t>
+            </w:r>
+          </w:p>
+        </w:tc>
+      </w:tr>
+      <w:tr>
+        <w:tc>
+          <w:tcPr>
+            <w:tcW w:type="dxa" w:w="2300"/>
+            <w:vAlign w:val="center"/>
+          </w:tcPr>
+          <w:p>
+            <w:pPr>
+              <w:spacing w:after="40"/>
+            </w:pPr>
+            <w:r>
+              <w:rPr>
+                <w:rFonts w:ascii="Arial" w:hAnsi="Arial"/>
+                <w:sz w:val="16"/>
+              </w:rPr>
+              <w:t>s3_autenticacao</w:t>
+            </w:r>
+          </w:p>
+        </w:tc>
+        <w:tc>
+          <w:tcPr>
+            <w:tcW w:type="dxa" w:w="2500"/>
+            <w:vAlign w:val="center"/>
+          </w:tcPr>
+          <w:p>
+            <w:pPr>
+              <w:spacing w:after="40"/>
+            </w:pPr>
+            <w:r>
+              <w:rPr>
+                <w:rFonts w:ascii="Arial" w:hAnsi="Arial"/>
+                <w:sz w:val="16"/>
+              </w:rPr>
+              <w:t>varchar</w:t>
+            </w:r>
+          </w:p>
+        </w:tc>
+        <w:tc>
+          <w:tcPr>
+            <w:tcW w:type="dxa" w:w="4560"/>
+            <w:vAlign w:val="center"/>
+          </w:tcPr>
+          <w:p>
+            <w:pPr>
+              <w:spacing w:after="40"/>
+            </w:pPr>
+            <w:r>
+              <w:rPr>
+                <w:rFonts w:ascii="Arial" w:hAnsi="Arial"/>
+                <w:sz w:val="16"/>
+              </w:rPr>
+              <w:t>IAM Role ou chaves manuais</w:t>
+            </w:r>
+          </w:p>
+        </w:tc>
+      </w:tr>
+      <w:tr>
+        <w:tc>
+          <w:tcPr>
+            <w:tcW w:type="dxa" w:w="2300"/>
+            <w:vAlign w:val="center"/>
+            <w:shd w:fill="F7F8FA"/>
+          </w:tcPr>
+          <w:p>
+            <w:pPr>
+              <w:spacing w:after="40"/>
+            </w:pPr>
+            <w:r>
+              <w:rPr>
+                <w:rFonts w:ascii="Arial" w:hAnsi="Arial"/>
+                <w:sz w:val="16"/>
+              </w:rPr>
+              <w:t>s3_chave_acesso_criptografada / s3_chave_secreta_criptografada</w:t>
+            </w:r>
+          </w:p>
+        </w:tc>
+        <w:tc>
+          <w:tcPr>
+            <w:tcW w:type="dxa" w:w="2500"/>
+            <w:vAlign w:val="center"/>
+            <w:shd w:fill="F7F8FA"/>
+          </w:tcPr>
+          <w:p>
+            <w:pPr>
+              <w:spacing w:after="40"/>
+            </w:pPr>
+            <w:r>
+              <w:rPr>
+                <w:rFonts w:ascii="Arial" w:hAnsi="Arial"/>
+                <w:sz w:val="16"/>
+              </w:rPr>
+              <w:t>text</w:t>
+            </w:r>
+          </w:p>
+        </w:tc>
+        <w:tc>
+          <w:tcPr>
+            <w:tcW w:type="dxa" w:w="4560"/>
+            <w:vAlign w:val="center"/>
+            <w:shd w:fill="F7F8FA"/>
+          </w:tcPr>
+          <w:p>
+            <w:pPr>
+              <w:spacing w:after="40"/>
+            </w:pPr>
+            <w:r>
+              <w:rPr>
+                <w:rFonts w:ascii="Arial" w:hAnsi="Arial"/>
+                <w:sz w:val="16"/>
+              </w:rPr>
+              <w:t>Segredos cifrados, quando usados</w:t>
+            </w:r>
+          </w:p>
+        </w:tc>
+      </w:tr>
+      <w:tr>
+        <w:tc>
+          <w:tcPr>
+            <w:tcW w:type="dxa" w:w="2300"/>
+            <w:vAlign w:val="center"/>
+          </w:tcPr>
+          <w:p>
+            <w:pPr>
+              <w:spacing w:after="40"/>
+            </w:pPr>
+            <w:r>
+              <w:rPr>
+                <w:rFonts w:ascii="Arial" w:hAnsi="Arial"/>
+                <w:sz w:val="16"/>
+              </w:rPr>
+              <w:t>s3_url_publica / s3_forcar_path_style</w:t>
+            </w:r>
+          </w:p>
+        </w:tc>
+        <w:tc>
+          <w:tcPr>
+            <w:tcW w:type="dxa" w:w="2500"/>
+            <w:vAlign w:val="center"/>
+          </w:tcPr>
+          <w:p>
+            <w:pPr>
+              <w:spacing w:after="40"/>
+            </w:pPr>
+            <w:r>
+              <w:rPr>
+                <w:rFonts w:ascii="Arial" w:hAnsi="Arial"/>
+                <w:sz w:val="16"/>
+              </w:rPr>
+              <w:t>varchar / boolean</w:t>
+            </w:r>
+          </w:p>
+        </w:tc>
+        <w:tc>
+          <w:tcPr>
+            <w:tcW w:type="dxa" w:w="4560"/>
+            <w:vAlign w:val="center"/>
+          </w:tcPr>
+          <w:p>
+            <w:pPr>
+              <w:spacing w:after="40"/>
+            </w:pPr>
+            <w:r>
+              <w:rPr>
+                <w:rFonts w:ascii="Arial" w:hAnsi="Arial"/>
+                <w:sz w:val="16"/>
+              </w:rPr>
+              <w:t>Entrega pública/CDN e compatibilidade</w:t>
+            </w:r>
+          </w:p>
+        </w:tc>
+      </w:tr>
+      <w:tr>
+        <w:tc>
+          <w:tcPr>
+            <w:tcW w:type="dxa" w:w="2300"/>
+            <w:vAlign w:val="center"/>
+            <w:shd w:fill="F7F8FA"/>
+          </w:tcPr>
+          <w:p>
+            <w:pPr>
+              <w:spacing w:after="40"/>
+            </w:pPr>
+            <w:r>
+              <w:rPr>
+                <w:rFonts w:ascii="Arial" w:hAnsi="Arial"/>
+                <w:sz w:val="16"/>
+              </w:rPr>
+              <w:t>analytics_ativo / analytics_id_medicao</w:t>
+            </w:r>
+          </w:p>
+        </w:tc>
+        <w:tc>
+          <w:tcPr>
+            <w:tcW w:type="dxa" w:w="2500"/>
+            <w:vAlign w:val="center"/>
+            <w:shd w:fill="F7F8FA"/>
+          </w:tcPr>
+          <w:p>
+            <w:pPr>
+              <w:spacing w:after="40"/>
+            </w:pPr>
+            <w:r>
+              <w:rPr>
+                <w:rFonts w:ascii="Arial" w:hAnsi="Arial"/>
+                <w:sz w:val="16"/>
+              </w:rPr>
+              <w:t>boolean / varchar</w:t>
+            </w:r>
+          </w:p>
+        </w:tc>
+        <w:tc>
+          <w:tcPr>
+            <w:tcW w:type="dxa" w:w="4560"/>
+            <w:vAlign w:val="center"/>
+            <w:shd w:fill="F7F8FA"/>
+          </w:tcPr>
+          <w:p>
+            <w:pPr>
+              <w:spacing w:after="40"/>
+            </w:pPr>
+            <w:r>
+              <w:rPr>
+                <w:rFonts w:ascii="Arial" w:hAnsi="Arial"/>
+                <w:sz w:val="16"/>
+              </w:rPr>
+              <w:t>Google Analytics 4</w:t>
+            </w:r>
+          </w:p>
+        </w:tc>
+      </w:tr>
+      <w:tr>
+        <w:tc>
+          <w:tcPr>
+            <w:tcW w:type="dxa" w:w="2300"/>
+            <w:vAlign w:val="center"/>
+          </w:tcPr>
+          <w:p>
+            <w:pPr>
+              <w:spacing w:after="40"/>
+            </w:pPr>
+            <w:r>
+              <w:rPr>
+                <w:rFonts w:ascii="Arial" w:hAnsi="Arial"/>
+                <w:sz w:val="16"/>
+              </w:rPr>
+              <w:t>consentimento_ativo / permitir_*</w:t>
+            </w:r>
+          </w:p>
+        </w:tc>
+        <w:tc>
+          <w:tcPr>
+            <w:tcW w:type="dxa" w:w="2500"/>
+            <w:vAlign w:val="center"/>
+          </w:tcPr>
+          <w:p>
+            <w:pPr>
+              <w:spacing w:after="40"/>
+            </w:pPr>
+            <w:r>
+              <w:rPr>
+                <w:rFonts w:ascii="Arial" w:hAnsi="Arial"/>
+                <w:sz w:val="16"/>
+              </w:rPr>
+              <w:t>boolean</w:t>
+            </w:r>
+          </w:p>
+        </w:tc>
+        <w:tc>
+          <w:tcPr>
+            <w:tcW w:type="dxa" w:w="4560"/>
+            <w:vAlign w:val="center"/>
+          </w:tcPr>
+          <w:p>
+            <w:pPr>
+              <w:spacing w:after="40"/>
+            </w:pPr>
+            <w:r>
+              <w:rPr>
+                <w:rFonts w:ascii="Arial" w:hAnsi="Arial"/>
+                <w:sz w:val="16"/>
+              </w:rPr>
+              <w:t>Preferências de privacidade</w:t>
+            </w:r>
+          </w:p>
+        </w:tc>
+      </w:tr>
+      <w:tr>
+        <w:tc>
+          <w:tcPr>
+            <w:tcW w:type="dxa" w:w="2300"/>
+            <w:vAlign w:val="center"/>
+            <w:shd w:fill="F7F8FA"/>
+          </w:tcPr>
+          <w:p>
+            <w:pPr>
+              <w:spacing w:after="40"/>
+            </w:pPr>
+            <w:r>
+              <w:rPr>
+                <w:rFonts w:ascii="Arial" w:hAnsi="Arial"/>
+                <w:sz w:val="16"/>
+              </w:rPr>
+              <w:t>otel_ativo / otel_endpoint / otel_nome_servico / otel_nivel_minimo</w:t>
+            </w:r>
+          </w:p>
+        </w:tc>
+        <w:tc>
+          <w:tcPr>
+            <w:tcW w:type="dxa" w:w="2500"/>
+            <w:vAlign w:val="center"/>
+            <w:shd w:fill="F7F8FA"/>
+          </w:tcPr>
+          <w:p>
+            <w:pPr>
+              <w:spacing w:after="40"/>
+            </w:pPr>
+            <w:r>
+              <w:rPr>
+                <w:rFonts w:ascii="Arial" w:hAnsi="Arial"/>
+                <w:sz w:val="16"/>
+              </w:rPr>
+              <w:t>tipos escalares</w:t>
+            </w:r>
+          </w:p>
+        </w:tc>
+        <w:tc>
+          <w:tcPr>
+            <w:tcW w:type="dxa" w:w="4560"/>
+            <w:vAlign w:val="center"/>
+            <w:shd w:fill="F7F8FA"/>
+          </w:tcPr>
+          <w:p>
+            <w:pPr>
+              <w:spacing w:after="40"/>
+            </w:pPr>
+            <w:r>
+              <w:rPr>
+                <w:rFonts w:ascii="Arial" w:hAnsi="Arial"/>
+                <w:sz w:val="16"/>
+              </w:rPr>
+              <w:t>Exportação OTLP</w:t>
+            </w:r>
+          </w:p>
+        </w:tc>
+      </w:tr>
+      <w:tr>
+        <w:tc>
+          <w:tcPr>
+            <w:tcW w:type="dxa" w:w="2300"/>
+            <w:vAlign w:val="center"/>
+          </w:tcPr>
+          <w:p>
+            <w:pPr>
+              <w:spacing w:after="40"/>
+            </w:pPr>
+            <w:r>
+              <w:rPr>
+                <w:rFonts w:ascii="Arial" w:hAnsi="Arial"/>
+                <w:sz w:val="16"/>
+              </w:rPr>
+              <w:t>otel_cabecalhos_criptografados</w:t>
+            </w:r>
+          </w:p>
+        </w:tc>
+        <w:tc>
+          <w:tcPr>
+            <w:tcW w:type="dxa" w:w="2500"/>
+            <w:vAlign w:val="center"/>
+          </w:tcPr>
+          <w:p>
+            <w:pPr>
+              <w:spacing w:after="40"/>
+            </w:pPr>
+            <w:r>
+              <w:rPr>
+                <w:rFonts w:ascii="Arial" w:hAnsi="Arial"/>
+                <w:sz w:val="16"/>
+              </w:rPr>
+              <w:t>text</w:t>
+            </w:r>
+          </w:p>
+        </w:tc>
+        <w:tc>
+          <w:tcPr>
+            <w:tcW w:type="dxa" w:w="4560"/>
+            <w:vAlign w:val="center"/>
+          </w:tcPr>
+          <w:p>
+            <w:pPr>
+              <w:spacing w:after="40"/>
+            </w:pPr>
+            <w:r>
+              <w:rPr>
+                <w:rFonts w:ascii="Arial" w:hAnsi="Arial"/>
+                <w:sz w:val="16"/>
+              </w:rPr>
+              <w:t>Cabeçalhos OTLP protegidos</w:t>
             </w:r>
           </w:p>
         </w:tc>
@@ -16423,6 +17255,3965 @@
     </w:p>
     <w:p>
       <w:pPr>
+        <w:pStyle w:val="Heading2"/>
+      </w:pPr>
+      <w:r>
+        <w:t>7.3 Manual completo das integrações externas</w:t>
+      </w:r>
+    </w:p>
+    <w:tbl>
+      <w:tblPr>
+        <w:tblW w:type="dxa" w:w="9360"/>
+        <w:jc w:val="center"/>
+        <w:tblLayout w:type="fixed"/>
+        <w:tblLook w:firstColumn="1" w:firstRow="1" w:lastColumn="0" w:lastRow="0" w:noHBand="0" w:noVBand="1" w:val="04A0"/>
+        <w:tblInd w:w="120" w:type="dxa"/>
+      </w:tblPr>
+      <w:tblGrid>
+        <w:gridCol w:w="3400"/>
+        <w:gridCol w:w="5960"/>
+      </w:tblGrid>
+      <w:tr>
+        <w:trPr>
+          <w:tblHeader/>
+        </w:trPr>
+        <w:tc>
+          <w:tcPr>
+            <w:tcW w:type="dxa" w:w="3400"/>
+            <w:shd w:fill="FE3000"/>
+          </w:tcPr>
+          <w:p>
+            <w:r>
+              <w:rPr>
+                <w:b/>
+                <w:color w:val="FFFFFF"/>
+                <w:sz w:val="17"/>
+              </w:rPr>
+              <w:t>Objetivo desta seção</w:t>
+            </w:r>
+          </w:p>
+        </w:tc>
+        <w:tc>
+          <w:tcPr>
+            <w:tcW w:type="dxa" w:w="5960"/>
+            <w:shd w:fill="FE3000"/>
+          </w:tcPr>
+          <w:p>
+            <w:r>
+              <w:rPr>
+                <w:b/>
+                <w:color w:val="FFFFFF"/>
+                <w:sz w:val="17"/>
+              </w:rPr>
+              <w:t>O que será apresentado</w:t>
+            </w:r>
+          </w:p>
+        </w:tc>
+      </w:tr>
+      <w:tr>
+        <w:tc>
+          <w:tcPr>
+            <w:tcW w:type="dxa" w:w="3400"/>
+            <w:vAlign w:val="center"/>
+            <w:shd w:fill="FFF8F6"/>
+          </w:tcPr>
+          <w:p>
+            <w:pPr>
+              <w:spacing w:after="40"/>
+            </w:pPr>
+            <w:r>
+              <w:rPr>
+                <w:rFonts w:ascii="Arial" w:hAnsi="Arial"/>
+                <w:sz w:val="17"/>
+              </w:rPr>
+              <w:t>Explicar, em linguagem acessível, como armazenamento, medição de audiência e observabilidade se conectam ao portal.</w:t>
+            </w:r>
+          </w:p>
+        </w:tc>
+        <w:tc>
+          <w:tcPr>
+            <w:tcW w:type="dxa" w:w="5960"/>
+            <w:vAlign w:val="center"/>
+            <w:shd w:fill="FFF8F6"/>
+          </w:tcPr>
+          <w:p>
+            <w:pPr>
+              <w:spacing w:after="40"/>
+            </w:pPr>
+            <w:r>
+              <w:rPr>
+                <w:rFonts w:ascii="Arial" w:hAnsi="Arial"/>
+                <w:sz w:val="17"/>
+              </w:rPr>
+              <w:t>Conceitos, decisões, configuração no dashboard, exemplos seguros, testes, mensagens de erro e procedimentos de recuperação.</w:t>
+            </w:r>
+          </w:p>
+        </w:tc>
+      </w:tr>
+    </w:tbl>
+    <w:p>
+      <w:pPr>
+        <w:spacing w:after="60"/>
+      </w:pPr>
+    </w:p>
+    <w:p>
+      <w:r>
+        <w:t>As integrações ficam em Dashboard &gt; Integrações. Cada serviço possui o próprio botão Salvar. Essa separação é intencional: salvar o armazenamento não altera o Google Analytics, e salvar o Analytics não altera o OpenTelemetry. Para uma pessoa não técnica, a melhor analogia é imaginar três tomadas independentes: uma guarda arquivos, outra mede visitas autorizadas e a terceira envia registros técnicos para a equipe de operação.</w:t>
+      </w:r>
+    </w:p>
+    <w:p>
+      <w:r>
+        <w:drawing>
+          <wp:inline xmlns:a="http://schemas.openxmlformats.org/drawingml/2006/main" xmlns:pic="http://schemas.openxmlformats.org/drawingml/2006/picture">
+            <wp:extent cx="5943600" cy="3378467"/>
+            <wp:docPr id="9" name="Fluxo das integrações externas do MOVE.ON entre visitante, portal, Google Analytics, AWS S3, PostgreSQL e Collector Open" descr="Fluxo das integrações externas do MOVE.ON entre visitante, portal, Google Analytics, AWS S3, PostgreSQL e Collector OpenTelemetry."/>
+            <wp:cNvGraphicFramePr>
+              <a:graphicFrameLocks noChangeAspect="1"/>
+            </wp:cNvGraphicFramePr>
+            <a:graphic>
+              <a:graphicData uri="http://schemas.openxmlformats.org/drawingml/2006/picture">
+                <pic:pic>
+                  <pic:nvPicPr>
+                    <pic:cNvPr id="0" name="integracoes.png"/>
+                    <pic:cNvPicPr/>
+                  </pic:nvPicPr>
+                  <pic:blipFill>
+                    <a:blip r:embed="rId19"/>
+                    <a:stretch>
+                      <a:fillRect/>
+                    </a:stretch>
+                  </pic:blipFill>
+                  <pic:spPr>
+                    <a:xfrm>
+                      <a:off x="0" y="0"/>
+                      <a:ext cx="5943600" cy="3378467"/>
+                    </a:xfrm>
+                    <a:prstGeom prst="rect"/>
+                  </pic:spPr>
+                </pic:pic>
+              </a:graphicData>
+            </a:graphic>
+          </wp:inline>
+        </w:drawing>
+      </w:r>
+    </w:p>
+    <w:p>
+      <w:pPr>
+        <w:jc w:val="center"/>
+      </w:pPr>
+      <w:r>
+        <w:rPr>
+          <w:i/>
+          <w:color w:val="5B5B5B"/>
+          <w:sz w:val="18"/>
+        </w:rPr>
+        <w:t>Figura 8 — Como as integrações externas se relacionam sem compartilhar responsabilidades ou segredos.</w:t>
+      </w:r>
+    </w:p>
+    <w:tbl>
+      <w:tblPr>
+        <w:tblW w:type="dxa" w:w="9360"/>
+        <w:jc w:val="center"/>
+        <w:tblLayout w:type="fixed"/>
+        <w:tblLook w:firstColumn="1" w:firstRow="1" w:lastColumn="0" w:lastRow="0" w:noHBand="0" w:noVBand="1" w:val="04A0"/>
+        <w:tblInd w:w="120" w:type="dxa"/>
+      </w:tblPr>
+      <w:tblGrid>
+        <w:gridCol w:w="2500"/>
+        <w:gridCol w:w="6860"/>
+      </w:tblGrid>
+      <w:tr>
+        <w:trPr>
+          <w:tblHeader/>
+        </w:trPr>
+        <w:tc>
+          <w:tcPr>
+            <w:tcW w:type="dxa" w:w="2500"/>
+            <w:shd w:fill="FE3000"/>
+          </w:tcPr>
+          <w:p>
+            <w:r>
+              <w:rPr>
+                <w:b/>
+                <w:color w:val="FFFFFF"/>
+                <w:sz w:val="16"/>
+              </w:rPr>
+              <w:t>Elemento visual</w:t>
+            </w:r>
+          </w:p>
+        </w:tc>
+        <w:tc>
+          <w:tcPr>
+            <w:tcW w:type="dxa" w:w="6860"/>
+            <w:shd w:fill="FE3000"/>
+          </w:tcPr>
+          <w:p>
+            <w:r>
+              <w:rPr>
+                <w:b/>
+                <w:color w:val="FFFFFF"/>
+                <w:sz w:val="16"/>
+              </w:rPr>
+              <w:t>Interpretação funcional</w:t>
+            </w:r>
+          </w:p>
+        </w:tc>
+      </w:tr>
+      <w:tr>
+        <w:tc>
+          <w:tcPr>
+            <w:tcW w:type="dxa" w:w="2500"/>
+            <w:vAlign w:val="center"/>
+          </w:tcPr>
+          <w:p>
+            <w:pPr>
+              <w:spacing w:after="40"/>
+            </w:pPr>
+            <w:r>
+              <w:rPr>
+                <w:rFonts w:ascii="Arial" w:hAnsi="Arial"/>
+                <w:sz w:val="16"/>
+              </w:rPr>
+              <w:t>Pessoa visitante</w:t>
+            </w:r>
+          </w:p>
+        </w:tc>
+        <w:tc>
+          <w:tcPr>
+            <w:tcW w:type="dxa" w:w="6860"/>
+            <w:vAlign w:val="center"/>
+          </w:tcPr>
+          <w:p>
+            <w:pPr>
+              <w:spacing w:after="40"/>
+            </w:pPr>
+            <w:r>
+              <w:rPr>
+                <w:rFonts w:ascii="Arial" w:hAnsi="Arial"/>
+                <w:sz w:val="16"/>
+              </w:rPr>
+              <w:t>Acessa o conteúdo, escolhe preferências de privacidade e recebe mídias públicas do portal.</w:t>
+            </w:r>
+          </w:p>
+        </w:tc>
+      </w:tr>
+      <w:tr>
+        <w:tc>
+          <w:tcPr>
+            <w:tcW w:type="dxa" w:w="2500"/>
+            <w:vAlign w:val="center"/>
+            <w:shd w:fill="F7F8FA"/>
+          </w:tcPr>
+          <w:p>
+            <w:pPr>
+              <w:spacing w:after="40"/>
+            </w:pPr>
+            <w:r>
+              <w:rPr>
+                <w:rFonts w:ascii="Arial" w:hAnsi="Arial"/>
+                <w:sz w:val="16"/>
+              </w:rPr>
+              <w:t>Portal MOVE.ON</w:t>
+            </w:r>
+          </w:p>
+        </w:tc>
+        <w:tc>
+          <w:tcPr>
+            <w:tcW w:type="dxa" w:w="6860"/>
+            <w:vAlign w:val="center"/>
+            <w:shd w:fill="F7F8FA"/>
+          </w:tcPr>
+          <w:p>
+            <w:pPr>
+              <w:spacing w:after="40"/>
+            </w:pPr>
+            <w:r>
+              <w:rPr>
+                <w:rFonts w:ascii="Arial" w:hAnsi="Arial"/>
+                <w:sz w:val="16"/>
+              </w:rPr>
+              <w:t>Aplica regras, valida configurações e impede que o navegador receba credenciais administrativas.</w:t>
+            </w:r>
+          </w:p>
+        </w:tc>
+      </w:tr>
+      <w:tr>
+        <w:tc>
+          <w:tcPr>
+            <w:tcW w:type="dxa" w:w="2500"/>
+            <w:vAlign w:val="center"/>
+          </w:tcPr>
+          <w:p>
+            <w:pPr>
+              <w:spacing w:after="40"/>
+            </w:pPr>
+            <w:r>
+              <w:rPr>
+                <w:rFonts w:ascii="Arial" w:hAnsi="Arial"/>
+                <w:sz w:val="16"/>
+              </w:rPr>
+              <w:t>Google Analytics 4</w:t>
+            </w:r>
+          </w:p>
+        </w:tc>
+        <w:tc>
+          <w:tcPr>
+            <w:tcW w:type="dxa" w:w="6860"/>
+            <w:vAlign w:val="center"/>
+          </w:tcPr>
+          <w:p>
+            <w:pPr>
+              <w:spacing w:after="40"/>
+            </w:pPr>
+            <w:r>
+              <w:rPr>
+                <w:rFonts w:ascii="Arial" w:hAnsi="Arial"/>
+                <w:sz w:val="16"/>
+              </w:rPr>
+              <w:t>Recebe somente eventos autorizados pela escolha de análise e desempenho.</w:t>
+            </w:r>
+          </w:p>
+        </w:tc>
+      </w:tr>
+      <w:tr>
+        <w:tc>
+          <w:tcPr>
+            <w:tcW w:type="dxa" w:w="2500"/>
+            <w:vAlign w:val="center"/>
+            <w:shd w:fill="F7F8FA"/>
+          </w:tcPr>
+          <w:p>
+            <w:pPr>
+              <w:spacing w:after="40"/>
+            </w:pPr>
+            <w:r>
+              <w:rPr>
+                <w:rFonts w:ascii="Arial" w:hAnsi="Arial"/>
+                <w:sz w:val="16"/>
+              </w:rPr>
+              <w:t>AWS S3 privado</w:t>
+            </w:r>
+          </w:p>
+        </w:tc>
+        <w:tc>
+          <w:tcPr>
+            <w:tcW w:type="dxa" w:w="6860"/>
+            <w:vAlign w:val="center"/>
+            <w:shd w:fill="F7F8FA"/>
+          </w:tcPr>
+          <w:p>
+            <w:pPr>
+              <w:spacing w:after="40"/>
+            </w:pPr>
+            <w:r>
+              <w:rPr>
+                <w:rFonts w:ascii="Arial" w:hAnsi="Arial"/>
+                <w:sz w:val="16"/>
+              </w:rPr>
+              <w:t>Guarda imagens e vídeos; a IAM Role autoriza a EC2, não o navegador do visitante.</w:t>
+            </w:r>
+          </w:p>
+        </w:tc>
+      </w:tr>
+      <w:tr>
+        <w:tc>
+          <w:tcPr>
+            <w:tcW w:type="dxa" w:w="2500"/>
+            <w:vAlign w:val="center"/>
+          </w:tcPr>
+          <w:p>
+            <w:pPr>
+              <w:spacing w:after="40"/>
+            </w:pPr>
+            <w:r>
+              <w:rPr>
+                <w:rFonts w:ascii="Arial" w:hAnsi="Arial"/>
+                <w:sz w:val="16"/>
+              </w:rPr>
+              <w:t>Collector OTLP/HTTP</w:t>
+            </w:r>
+          </w:p>
+        </w:tc>
+        <w:tc>
+          <w:tcPr>
+            <w:tcW w:type="dxa" w:w="6860"/>
+            <w:vAlign w:val="center"/>
+          </w:tcPr>
+          <w:p>
+            <w:pPr>
+              <w:spacing w:after="40"/>
+            </w:pPr>
+            <w:r>
+              <w:rPr>
+                <w:rFonts w:ascii="Arial" w:hAnsi="Arial"/>
+                <w:sz w:val="16"/>
+              </w:rPr>
+              <w:t>Recebe logs técnicos em lote para observabilidade interna.</w:t>
+            </w:r>
+          </w:p>
+        </w:tc>
+      </w:tr>
+      <w:tr>
+        <w:tc>
+          <w:tcPr>
+            <w:tcW w:type="dxa" w:w="2500"/>
+            <w:vAlign w:val="center"/>
+            <w:shd w:fill="F7F8FA"/>
+          </w:tcPr>
+          <w:p>
+            <w:pPr>
+              <w:spacing w:after="40"/>
+            </w:pPr>
+            <w:r>
+              <w:rPr>
+                <w:rFonts w:ascii="Arial" w:hAnsi="Arial"/>
+                <w:sz w:val="16"/>
+              </w:rPr>
+              <w:t>PostgreSQL</w:t>
+            </w:r>
+          </w:p>
+        </w:tc>
+        <w:tc>
+          <w:tcPr>
+            <w:tcW w:type="dxa" w:w="6860"/>
+            <w:vAlign w:val="center"/>
+            <w:shd w:fill="F7F8FA"/>
+          </w:tcPr>
+          <w:p>
+            <w:pPr>
+              <w:spacing w:after="40"/>
+            </w:pPr>
+            <w:r>
+              <w:rPr>
+                <w:rFonts w:ascii="Arial" w:hAnsi="Arial"/>
+                <w:sz w:val="16"/>
+              </w:rPr>
+              <w:t>Guarda configurações, metadados e versões criptografadas de segredos; não guarda os arquivos S3.</w:t>
+            </w:r>
+          </w:p>
+        </w:tc>
+      </w:tr>
+    </w:tbl>
+    <w:p>
+      <w:pPr>
+        <w:spacing w:after="60"/>
+      </w:pPr>
+    </w:p>
+    <w:p>
+      <w:pPr>
+        <w:pStyle w:val="Heading3"/>
+      </w:pPr>
+      <w:r>
+        <w:t>7.3.1 Armazenamento: local ou AWS S3</w:t>
+      </w:r>
+    </w:p>
+    <w:p>
+      <w:r>
+        <w:t>Armazenamento é o local físico ou lógico onde ficam imagens e vídeos. O PostgreSQL guarda informações como título, URL e relacionamento com a publicação, mas não deve receber o conteúdo binário de arquivos grandes. O MOVE.ON oferece dois modos para permitir uma implantação simples em uma única VPS e uma implantação escalável em nuvem.</w:t>
+      </w:r>
+    </w:p>
+    <w:tbl>
+      <w:tblPr>
+        <w:tblW w:type="dxa" w:w="9360"/>
+        <w:jc w:val="center"/>
+        <w:tblLayout w:type="fixed"/>
+        <w:tblLook w:firstColumn="1" w:firstRow="1" w:lastColumn="0" w:lastRow="0" w:noHBand="0" w:noVBand="1" w:val="04A0"/>
+        <w:tblInd w:w="120" w:type="dxa"/>
+      </w:tblPr>
+      <w:tblGrid>
+        <w:gridCol w:w="1700"/>
+        <w:gridCol w:w="2500"/>
+        <w:gridCol w:w="2400"/>
+        <w:gridCol w:w="2760"/>
+      </w:tblGrid>
+      <w:tr>
+        <w:trPr>
+          <w:tblHeader/>
+        </w:trPr>
+        <w:tc>
+          <w:tcPr>
+            <w:tcW w:type="dxa" w:w="1700"/>
+            <w:shd w:fill="FE3000"/>
+          </w:tcPr>
+          <w:p>
+            <w:r>
+              <w:rPr>
+                <w:b/>
+                <w:color w:val="FFFFFF"/>
+                <w:sz w:val="15"/>
+              </w:rPr>
+              <w:t>Modo</w:t>
+            </w:r>
+          </w:p>
+        </w:tc>
+        <w:tc>
+          <w:tcPr>
+            <w:tcW w:type="dxa" w:w="2500"/>
+            <w:shd w:fill="FE3000"/>
+          </w:tcPr>
+          <w:p>
+            <w:r>
+              <w:rPr>
+                <w:b/>
+                <w:color w:val="FFFFFF"/>
+                <w:sz w:val="15"/>
+              </w:rPr>
+              <w:t>Quando usar</w:t>
+            </w:r>
+          </w:p>
+        </w:tc>
+        <w:tc>
+          <w:tcPr>
+            <w:tcW w:type="dxa" w:w="2400"/>
+            <w:shd w:fill="FE3000"/>
+          </w:tcPr>
+          <w:p>
+            <w:r>
+              <w:rPr>
+                <w:b/>
+                <w:color w:val="FFFFFF"/>
+                <w:sz w:val="15"/>
+              </w:rPr>
+              <w:t>Vantagem principal</w:t>
+            </w:r>
+          </w:p>
+        </w:tc>
+        <w:tc>
+          <w:tcPr>
+            <w:tcW w:type="dxa" w:w="2760"/>
+            <w:shd w:fill="FE3000"/>
+          </w:tcPr>
+          <w:p>
+            <w:r>
+              <w:rPr>
+                <w:b/>
+                <w:color w:val="FFFFFF"/>
+                <w:sz w:val="15"/>
+              </w:rPr>
+              <w:t>Responsabilidade operacional</w:t>
+            </w:r>
+          </w:p>
+        </w:tc>
+      </w:tr>
+      <w:tr>
+        <w:tc>
+          <w:tcPr>
+            <w:tcW w:type="dxa" w:w="1700"/>
+            <w:vAlign w:val="center"/>
+          </w:tcPr>
+          <w:p>
+            <w:pPr>
+              <w:spacing w:after="40"/>
+            </w:pPr>
+            <w:r>
+              <w:rPr>
+                <w:rFonts w:ascii="Arial" w:hAnsi="Arial"/>
+                <w:sz w:val="15"/>
+              </w:rPr>
+              <w:t>Storage local</w:t>
+            </w:r>
+          </w:p>
+        </w:tc>
+        <w:tc>
+          <w:tcPr>
+            <w:tcW w:type="dxa" w:w="2500"/>
+            <w:vAlign w:val="center"/>
+          </w:tcPr>
+          <w:p>
+            <w:pPr>
+              <w:spacing w:after="40"/>
+            </w:pPr>
+            <w:r>
+              <w:rPr>
+                <w:rFonts w:ascii="Arial" w:hAnsi="Arial"/>
+                <w:sz w:val="15"/>
+              </w:rPr>
+              <w:t>Ambiente pequeno, homologação ou VPS única.</w:t>
+            </w:r>
+          </w:p>
+        </w:tc>
+        <w:tc>
+          <w:tcPr>
+            <w:tcW w:type="dxa" w:w="2400"/>
+            <w:vAlign w:val="center"/>
+          </w:tcPr>
+          <w:p>
+            <w:pPr>
+              <w:spacing w:after="40"/>
+            </w:pPr>
+            <w:r>
+              <w:rPr>
+                <w:rFonts w:ascii="Arial" w:hAnsi="Arial"/>
+                <w:sz w:val="15"/>
+              </w:rPr>
+              <w:t>Configuração simples e sem serviço externo.</w:t>
+            </w:r>
+          </w:p>
+        </w:tc>
+        <w:tc>
+          <w:tcPr>
+            <w:tcW w:type="dxa" w:w="2760"/>
+            <w:vAlign w:val="center"/>
+          </w:tcPr>
+          <w:p>
+            <w:pPr>
+              <w:spacing w:after="40"/>
+            </w:pPr>
+            <w:r>
+              <w:rPr>
+                <w:rFonts w:ascii="Arial" w:hAnsi="Arial"/>
+                <w:sz w:val="15"/>
+              </w:rPr>
+              <w:t>Fazer backup da pasta uploads e garantir espaço em disco.</w:t>
+            </w:r>
+          </w:p>
+        </w:tc>
+      </w:tr>
+      <w:tr>
+        <w:tc>
+          <w:tcPr>
+            <w:tcW w:type="dxa" w:w="1700"/>
+            <w:vAlign w:val="center"/>
+            <w:shd w:fill="F7F8FA"/>
+          </w:tcPr>
+          <w:p>
+            <w:pPr>
+              <w:spacing w:after="40"/>
+            </w:pPr>
+            <w:r>
+              <w:rPr>
+                <w:rFonts w:ascii="Arial" w:hAnsi="Arial"/>
+                <w:sz w:val="15"/>
+              </w:rPr>
+              <w:t>AWS S3 / compatível</w:t>
+            </w:r>
+          </w:p>
+        </w:tc>
+        <w:tc>
+          <w:tcPr>
+            <w:tcW w:type="dxa" w:w="2500"/>
+            <w:vAlign w:val="center"/>
+            <w:shd w:fill="F7F8FA"/>
+          </w:tcPr>
+          <w:p>
+            <w:pPr>
+              <w:spacing w:after="40"/>
+            </w:pPr>
+            <w:r>
+              <w:rPr>
+                <w:rFonts w:ascii="Arial" w:hAnsi="Arial"/>
+                <w:sz w:val="15"/>
+              </w:rPr>
+              <w:t>Produção, grande volume, vídeos, múltiplas instâncias ou CDN.</w:t>
+            </w:r>
+          </w:p>
+        </w:tc>
+        <w:tc>
+          <w:tcPr>
+            <w:tcW w:type="dxa" w:w="2400"/>
+            <w:vAlign w:val="center"/>
+            <w:shd w:fill="F7F8FA"/>
+          </w:tcPr>
+          <w:p>
+            <w:pPr>
+              <w:spacing w:after="40"/>
+            </w:pPr>
+            <w:r>
+              <w:rPr>
+                <w:rFonts w:ascii="Arial" w:hAnsi="Arial"/>
+                <w:sz w:val="15"/>
+              </w:rPr>
+              <w:t>Escala, durabilidade e separação entre aplicação e mídia.</w:t>
+            </w:r>
+          </w:p>
+        </w:tc>
+        <w:tc>
+          <w:tcPr>
+            <w:tcW w:type="dxa" w:w="2760"/>
+            <w:vAlign w:val="center"/>
+            <w:shd w:fill="F7F8FA"/>
+          </w:tcPr>
+          <w:p>
+            <w:pPr>
+              <w:spacing w:after="40"/>
+            </w:pPr>
+            <w:r>
+              <w:rPr>
+                <w:rFonts w:ascii="Arial" w:hAnsi="Arial"/>
+                <w:sz w:val="15"/>
+              </w:rPr>
+              <w:t>Configurar bucket, acesso IAM, retenção, custo e entrega pública controlada.</w:t>
+            </w:r>
+          </w:p>
+        </w:tc>
+      </w:tr>
+    </w:tbl>
+    <w:p>
+      <w:pPr>
+        <w:spacing w:after="60"/>
+      </w:pPr>
+    </w:p>
+    <w:p>
+      <w:r>
+        <w:t>Escolher S3 no painel não move automaticamente arquivos locais antigos. A migration 0021 converte URLs diretas do bucket privado para a rota segura do portal quando a configuração já contém o bucket, mas uma migração entre provedores deve sempre ser planejada e conferida antes de apagar a origem.</w:t>
+      </w:r>
+    </w:p>
+    <w:p>
+      <w:pPr>
+        <w:pStyle w:val="Heading3"/>
+      </w:pPr>
+      <w:r>
+        <w:t>7.3.2 Campos do S3 explicados sem jargão</w:t>
+      </w:r>
+    </w:p>
+    <w:tbl>
+      <w:tblPr>
+        <w:tblW w:type="dxa" w:w="9360"/>
+        <w:jc w:val="center"/>
+        <w:tblLayout w:type="fixed"/>
+        <w:tblLook w:firstColumn="1" w:firstRow="1" w:lastColumn="0" w:lastRow="0" w:noHBand="0" w:noVBand="1" w:val="04A0"/>
+        <w:tblInd w:w="120" w:type="dxa"/>
+      </w:tblPr>
+      <w:tblGrid>
+        <w:gridCol w:w="1900"/>
+        <w:gridCol w:w="4000"/>
+        <w:gridCol w:w="3460"/>
+      </w:tblGrid>
+      <w:tr>
+        <w:trPr>
+          <w:tblHeader/>
+        </w:trPr>
+        <w:tc>
+          <w:tcPr>
+            <w:tcW w:type="dxa" w:w="1900"/>
+            <w:shd w:fill="FE3000"/>
+          </w:tcPr>
+          <w:p>
+            <w:r>
+              <w:rPr>
+                <w:b/>
+                <w:color w:val="FFFFFF"/>
+                <w:sz w:val="15"/>
+              </w:rPr>
+              <w:t>Campo</w:t>
+            </w:r>
+          </w:p>
+        </w:tc>
+        <w:tc>
+          <w:tcPr>
+            <w:tcW w:type="dxa" w:w="4000"/>
+            <w:shd w:fill="FE3000"/>
+          </w:tcPr>
+          <w:p>
+            <w:r>
+              <w:rPr>
+                <w:b/>
+                <w:color w:val="FFFFFF"/>
+                <w:sz w:val="15"/>
+              </w:rPr>
+              <w:t>O que significa</w:t>
+            </w:r>
+          </w:p>
+        </w:tc>
+        <w:tc>
+          <w:tcPr>
+            <w:tcW w:type="dxa" w:w="3460"/>
+            <w:shd w:fill="FE3000"/>
+          </w:tcPr>
+          <w:p>
+            <w:r>
+              <w:rPr>
+                <w:b/>
+                <w:color w:val="FFFFFF"/>
+                <w:sz w:val="15"/>
+              </w:rPr>
+              <w:t>Exemplo ou orientação</w:t>
+            </w:r>
+          </w:p>
+        </w:tc>
+      </w:tr>
+      <w:tr>
+        <w:tc>
+          <w:tcPr>
+            <w:tcW w:type="dxa" w:w="1900"/>
+            <w:vAlign w:val="center"/>
+          </w:tcPr>
+          <w:p>
+            <w:pPr>
+              <w:spacing w:after="40"/>
+            </w:pPr>
+            <w:r>
+              <w:rPr>
+                <w:rFonts w:ascii="Arial" w:hAnsi="Arial"/>
+                <w:sz w:val="15"/>
+              </w:rPr>
+              <w:t>Modo</w:t>
+            </w:r>
+          </w:p>
+        </w:tc>
+        <w:tc>
+          <w:tcPr>
+            <w:tcW w:type="dxa" w:w="4000"/>
+            <w:vAlign w:val="center"/>
+          </w:tcPr>
+          <w:p>
+            <w:pPr>
+              <w:spacing w:after="40"/>
+            </w:pPr>
+            <w:r>
+              <w:rPr>
+                <w:rFonts w:ascii="Arial" w:hAnsi="Arial"/>
+                <w:sz w:val="15"/>
+              </w:rPr>
+              <w:t>Escolhe se novos arquivos ficam na própria VPS ou em armazenamento de objetos.</w:t>
+            </w:r>
+          </w:p>
+        </w:tc>
+        <w:tc>
+          <w:tcPr>
+            <w:tcW w:type="dxa" w:w="3460"/>
+            <w:vAlign w:val="center"/>
+          </w:tcPr>
+          <w:p>
+            <w:pPr>
+              <w:spacing w:after="40"/>
+            </w:pPr>
+            <w:r>
+              <w:rPr>
+                <w:rFonts w:ascii="Arial" w:hAnsi="Arial"/>
+                <w:sz w:val="15"/>
+              </w:rPr>
+              <w:t>AWS S3 / compatível para produção em EC2.</w:t>
+            </w:r>
+          </w:p>
+        </w:tc>
+      </w:tr>
+      <w:tr>
+        <w:tc>
+          <w:tcPr>
+            <w:tcW w:type="dxa" w:w="1900"/>
+            <w:vAlign w:val="center"/>
+            <w:shd w:fill="F7F8FA"/>
+          </w:tcPr>
+          <w:p>
+            <w:pPr>
+              <w:spacing w:after="40"/>
+            </w:pPr>
+            <w:r>
+              <w:rPr>
+                <w:rFonts w:ascii="Arial" w:hAnsi="Arial"/>
+                <w:sz w:val="15"/>
+              </w:rPr>
+              <w:t>Endpoint S3</w:t>
+            </w:r>
+          </w:p>
+        </w:tc>
+        <w:tc>
+          <w:tcPr>
+            <w:tcW w:type="dxa" w:w="4000"/>
+            <w:vAlign w:val="center"/>
+            <w:shd w:fill="F7F8FA"/>
+          </w:tcPr>
+          <w:p>
+            <w:pPr>
+              <w:spacing w:after="40"/>
+            </w:pPr>
+            <w:r>
+              <w:rPr>
+                <w:rFonts w:ascii="Arial" w:hAnsi="Arial"/>
+                <w:sz w:val="15"/>
+              </w:rPr>
+              <w:t>Endereço alternativo usado por MinIO, Cloudflare R2 ou outro provedor compatível.</w:t>
+            </w:r>
+          </w:p>
+        </w:tc>
+        <w:tc>
+          <w:tcPr>
+            <w:tcW w:type="dxa" w:w="3460"/>
+            <w:vAlign w:val="center"/>
+            <w:shd w:fill="F7F8FA"/>
+          </w:tcPr>
+          <w:p>
+            <w:pPr>
+              <w:spacing w:after="40"/>
+            </w:pPr>
+            <w:r>
+              <w:rPr>
+                <w:rFonts w:ascii="Arial" w:hAnsi="Arial"/>
+                <w:sz w:val="15"/>
+              </w:rPr>
+              <w:t>Na AWS oficial, deixar vazio.</w:t>
+            </w:r>
+          </w:p>
+        </w:tc>
+      </w:tr>
+      <w:tr>
+        <w:tc>
+          <w:tcPr>
+            <w:tcW w:type="dxa" w:w="1900"/>
+            <w:vAlign w:val="center"/>
+          </w:tcPr>
+          <w:p>
+            <w:pPr>
+              <w:spacing w:after="40"/>
+            </w:pPr>
+            <w:r>
+              <w:rPr>
+                <w:rFonts w:ascii="Arial" w:hAnsi="Arial"/>
+                <w:sz w:val="15"/>
+              </w:rPr>
+              <w:t>Região</w:t>
+            </w:r>
+          </w:p>
+        </w:tc>
+        <w:tc>
+          <w:tcPr>
+            <w:tcW w:type="dxa" w:w="4000"/>
+            <w:vAlign w:val="center"/>
+          </w:tcPr>
+          <w:p>
+            <w:pPr>
+              <w:spacing w:after="40"/>
+            </w:pPr>
+            <w:r>
+              <w:rPr>
+                <w:rFonts w:ascii="Arial" w:hAnsi="Arial"/>
+                <w:sz w:val="15"/>
+              </w:rPr>
+              <w:t>Localidade AWS onde o bucket foi criado.</w:t>
+            </w:r>
+          </w:p>
+        </w:tc>
+        <w:tc>
+          <w:tcPr>
+            <w:tcW w:type="dxa" w:w="3460"/>
+            <w:vAlign w:val="center"/>
+          </w:tcPr>
+          <w:p>
+            <w:pPr>
+              <w:spacing w:after="40"/>
+            </w:pPr>
+            <w:r>
+              <w:rPr>
+                <w:rFonts w:ascii="Arial" w:hAnsi="Arial"/>
+                <w:sz w:val="15"/>
+              </w:rPr>
+              <w:t>us-east-1, sa-east-1 etc. Deve ser exatamente a região do bucket.</w:t>
+            </w:r>
+          </w:p>
+        </w:tc>
+      </w:tr>
+      <w:tr>
+        <w:tc>
+          <w:tcPr>
+            <w:tcW w:type="dxa" w:w="1900"/>
+            <w:vAlign w:val="center"/>
+            <w:shd w:fill="F7F8FA"/>
+          </w:tcPr>
+          <w:p>
+            <w:pPr>
+              <w:spacing w:after="40"/>
+            </w:pPr>
+            <w:r>
+              <w:rPr>
+                <w:rFonts w:ascii="Arial" w:hAnsi="Arial"/>
+                <w:sz w:val="15"/>
+              </w:rPr>
+              <w:t>Bucket</w:t>
+            </w:r>
+          </w:p>
+        </w:tc>
+        <w:tc>
+          <w:tcPr>
+            <w:tcW w:type="dxa" w:w="4000"/>
+            <w:vAlign w:val="center"/>
+            <w:shd w:fill="F7F8FA"/>
+          </w:tcPr>
+          <w:p>
+            <w:pPr>
+              <w:spacing w:after="40"/>
+            </w:pPr>
+            <w:r>
+              <w:rPr>
+                <w:rFonts w:ascii="Arial" w:hAnsi="Arial"/>
+                <w:sz w:val="15"/>
+              </w:rPr>
+              <w:t>Nome único do recipiente de arquivos. Não é o texto de exemplo do campo.</w:t>
+            </w:r>
+          </w:p>
+        </w:tc>
+        <w:tc>
+          <w:tcPr>
+            <w:tcW w:type="dxa" w:w="3460"/>
+            <w:vAlign w:val="center"/>
+            <w:shd w:fill="F7F8FA"/>
+          </w:tcPr>
+          <w:p>
+            <w:pPr>
+              <w:spacing w:after="40"/>
+            </w:pPr>
+            <w:r>
+              <w:rPr>
+                <w:rFonts w:ascii="Arial" w:hAnsi="Arial"/>
+                <w:sz w:val="15"/>
+              </w:rPr>
+              <w:t>moveon-portal-media-prod.</w:t>
+            </w:r>
+          </w:p>
+        </w:tc>
+      </w:tr>
+      <w:tr>
+        <w:tc>
+          <w:tcPr>
+            <w:tcW w:type="dxa" w:w="1900"/>
+            <w:vAlign w:val="center"/>
+          </w:tcPr>
+          <w:p>
+            <w:pPr>
+              <w:spacing w:after="40"/>
+            </w:pPr>
+            <w:r>
+              <w:rPr>
+                <w:rFonts w:ascii="Arial" w:hAnsi="Arial"/>
+                <w:sz w:val="15"/>
+              </w:rPr>
+              <w:t>URL pública/CDN</w:t>
+            </w:r>
+          </w:p>
+        </w:tc>
+        <w:tc>
+          <w:tcPr>
+            <w:tcW w:type="dxa" w:w="4000"/>
+            <w:vAlign w:val="center"/>
+          </w:tcPr>
+          <w:p>
+            <w:pPr>
+              <w:spacing w:after="40"/>
+            </w:pPr>
+            <w:r>
+              <w:rPr>
+                <w:rFonts w:ascii="Arial" w:hAnsi="Arial"/>
+                <w:sz w:val="15"/>
+              </w:rPr>
+              <w:t>Endereço opcional de CloudFront ou CDN usado pelos navegadores.</w:t>
+            </w:r>
+          </w:p>
+        </w:tc>
+        <w:tc>
+          <w:tcPr>
+            <w:tcW w:type="dxa" w:w="3460"/>
+            <w:vAlign w:val="center"/>
+          </w:tcPr>
+          <w:p>
+            <w:pPr>
+              <w:spacing w:after="40"/>
+            </w:pPr>
+            <w:r>
+              <w:rPr>
+                <w:rFonts w:ascii="Arial" w:hAnsi="Arial"/>
+                <w:sz w:val="15"/>
+              </w:rPr>
+              <w:t>Deixar vazio enquanto o bucket privado for servido pelo backend.</w:t>
+            </w:r>
+          </w:p>
+        </w:tc>
+      </w:tr>
+      <w:tr>
+        <w:tc>
+          <w:tcPr>
+            <w:tcW w:type="dxa" w:w="1900"/>
+            <w:vAlign w:val="center"/>
+            <w:shd w:fill="F7F8FA"/>
+          </w:tcPr>
+          <w:p>
+            <w:pPr>
+              <w:spacing w:after="40"/>
+            </w:pPr>
+            <w:r>
+              <w:rPr>
+                <w:rFonts w:ascii="Arial" w:hAnsi="Arial"/>
+                <w:sz w:val="15"/>
+              </w:rPr>
+              <w:t>Autenticação</w:t>
+            </w:r>
+          </w:p>
+        </w:tc>
+        <w:tc>
+          <w:tcPr>
+            <w:tcW w:type="dxa" w:w="4000"/>
+            <w:vAlign w:val="center"/>
+            <w:shd w:fill="F7F8FA"/>
+          </w:tcPr>
+          <w:p>
+            <w:pPr>
+              <w:spacing w:after="40"/>
+            </w:pPr>
+            <w:r>
+              <w:rPr>
+                <w:rFonts w:ascii="Arial" w:hAnsi="Arial"/>
+                <w:sz w:val="15"/>
+              </w:rPr>
+              <w:t>Forma como o backend prova à AWS que possui permissão.</w:t>
+            </w:r>
+          </w:p>
+        </w:tc>
+        <w:tc>
+          <w:tcPr>
+            <w:tcW w:type="dxa" w:w="3460"/>
+            <w:vAlign w:val="center"/>
+            <w:shd w:fill="F7F8FA"/>
+          </w:tcPr>
+          <w:p>
+            <w:pPr>
+              <w:spacing w:after="40"/>
+            </w:pPr>
+            <w:r>
+              <w:rPr>
+                <w:rFonts w:ascii="Arial" w:hAnsi="Arial"/>
+                <w:sz w:val="15"/>
+              </w:rPr>
+              <w:t>IAM Role na EC2 ou Access Key + Secret Key.</w:t>
+            </w:r>
+          </w:p>
+        </w:tc>
+      </w:tr>
+      <w:tr>
+        <w:tc>
+          <w:tcPr>
+            <w:tcW w:type="dxa" w:w="1900"/>
+            <w:vAlign w:val="center"/>
+          </w:tcPr>
+          <w:p>
+            <w:pPr>
+              <w:spacing w:after="40"/>
+            </w:pPr>
+            <w:r>
+              <w:rPr>
+                <w:rFonts w:ascii="Arial" w:hAnsi="Arial"/>
+                <w:sz w:val="15"/>
+              </w:rPr>
+              <w:t>Forçar path-style</w:t>
+            </w:r>
+          </w:p>
+        </w:tc>
+        <w:tc>
+          <w:tcPr>
+            <w:tcW w:type="dxa" w:w="4000"/>
+            <w:vAlign w:val="center"/>
+          </w:tcPr>
+          <w:p>
+            <w:pPr>
+              <w:spacing w:after="40"/>
+            </w:pPr>
+            <w:r>
+              <w:rPr>
+                <w:rFonts w:ascii="Arial" w:hAnsi="Arial"/>
+                <w:sz w:val="15"/>
+              </w:rPr>
+              <w:t>Formato antigo/compatível em que o bucket aparece no caminho da URL.</w:t>
+            </w:r>
+          </w:p>
+        </w:tc>
+        <w:tc>
+          <w:tcPr>
+            <w:tcW w:type="dxa" w:w="3460"/>
+            <w:vAlign w:val="center"/>
+          </w:tcPr>
+          <w:p>
+            <w:pPr>
+              <w:spacing w:after="40"/>
+            </w:pPr>
+            <w:r>
+              <w:rPr>
+                <w:rFonts w:ascii="Arial" w:hAnsi="Arial"/>
+                <w:sz w:val="15"/>
+              </w:rPr>
+              <w:t>Desativado na AWS S3; ativar apenas se o provedor exigir.</w:t>
+            </w:r>
+          </w:p>
+        </w:tc>
+      </w:tr>
+    </w:tbl>
+    <w:p>
+      <w:pPr>
+        <w:spacing w:after="60"/>
+      </w:pPr>
+    </w:p>
+    <w:p>
+      <w:pPr>
+        <w:pStyle w:val="Heading3"/>
+      </w:pPr>
+      <w:r>
+        <w:t>7.3.3 Modo recomendado: EC2 com IAM Role</w:t>
+      </w:r>
+    </w:p>
+    <w:p>
+      <w:r>
+        <w:t>IAM Role é uma identidade temporária entregue pela AWS à máquina EC2. Ela elimina a necessidade de copiar Access Key e Secret Key para o painel ou para o arquivo .env. O SDK renova as credenciais temporárias automaticamente. Isso reduz o risco de vazamento e facilita a revogação centralizada.</w:t>
+      </w:r>
+    </w:p>
+    <w:p>
+      <w:r>
+        <w:t>No dashboard, preencher assim: Modo = AWS S3 / compatível; Endpoint = vazio; Região = região real do bucket; Bucket = nome exato; URL pública/CDN = vazio enquanto não houver CDN; Autenticação = IAM Role / credenciais automáticas; Forçar path-style = desligado.</w:t>
+      </w:r>
+    </w:p>
+    <w:p>
+      <w:r>
+        <w:t>A função vinculada à EC2 precisa confiar no serviço ec2.amazonaws.com e possuir somente as permissões necessárias. Exemplo de política; substitua NOME-DO-BUCKET pelo nome real:</w:t>
+      </w:r>
+    </w:p>
+    <w:p>
+      <w:pPr>
+        <w:spacing w:before="80" w:after="160"/>
+        <w:ind w:left="259" w:right="259"/>
+        <w:shd w:fill="F4F5F7"/>
+      </w:pPr>
+      <w:r>
+        <w:rPr>
+          <w:rFonts w:ascii="Consolas" w:hAnsi="Consolas"/>
+          <w:color w:val="232323"/>
+          <w:sz w:val="16"/>
+        </w:rPr>
+        <w:t>{</w:t>
+      </w:r>
+      <w:r>
+        <w:br/>
+      </w:r>
+      <w:r>
+        <w:rPr>
+          <w:rFonts w:ascii="Consolas" w:hAnsi="Consolas"/>
+          <w:color w:val="232323"/>
+          <w:sz w:val="16"/>
+        </w:rPr>
+        <w:t xml:space="preserve">  "Version": "2012-10-17",</w:t>
+      </w:r>
+      <w:r>
+        <w:br/>
+      </w:r>
+      <w:r>
+        <w:rPr>
+          <w:rFonts w:ascii="Consolas" w:hAnsi="Consolas"/>
+          <w:color w:val="232323"/>
+          <w:sz w:val="16"/>
+        </w:rPr>
+        <w:t xml:space="preserve">  "Statement": [</w:t>
+      </w:r>
+      <w:r>
+        <w:br/>
+      </w:r>
+      <w:r>
+        <w:rPr>
+          <w:rFonts w:ascii="Consolas" w:hAnsi="Consolas"/>
+          <w:color w:val="232323"/>
+          <w:sz w:val="16"/>
+        </w:rPr>
+        <w:t xml:space="preserve">    {</w:t>
+      </w:r>
+      <w:r>
+        <w:br/>
+      </w:r>
+      <w:r>
+        <w:rPr>
+          <w:rFonts w:ascii="Consolas" w:hAnsi="Consolas"/>
+          <w:color w:val="232323"/>
+          <w:sz w:val="16"/>
+        </w:rPr>
+        <w:t xml:space="preserve">      "Effect": "Allow",</w:t>
+      </w:r>
+      <w:r>
+        <w:br/>
+      </w:r>
+      <w:r>
+        <w:rPr>
+          <w:rFonts w:ascii="Consolas" w:hAnsi="Consolas"/>
+          <w:color w:val="232323"/>
+          <w:sz w:val="16"/>
+        </w:rPr>
+        <w:t xml:space="preserve">      "Action": ["s3:ListBucket", "s3:GetBucketLocation"],</w:t>
+      </w:r>
+      <w:r>
+        <w:br/>
+      </w:r>
+      <w:r>
+        <w:rPr>
+          <w:rFonts w:ascii="Consolas" w:hAnsi="Consolas"/>
+          <w:color w:val="232323"/>
+          <w:sz w:val="16"/>
+        </w:rPr>
+        <w:t xml:space="preserve">      "Resource": "arn:aws:s3:::NOME-DO-BUCKET"</w:t>
+      </w:r>
+      <w:r>
+        <w:br/>
+      </w:r>
+      <w:r>
+        <w:rPr>
+          <w:rFonts w:ascii="Consolas" w:hAnsi="Consolas"/>
+          <w:color w:val="232323"/>
+          <w:sz w:val="16"/>
+        </w:rPr>
+        <w:t xml:space="preserve">    },</w:t>
+      </w:r>
+      <w:r>
+        <w:br/>
+      </w:r>
+      <w:r>
+        <w:rPr>
+          <w:rFonts w:ascii="Consolas" w:hAnsi="Consolas"/>
+          <w:color w:val="232323"/>
+          <w:sz w:val="16"/>
+        </w:rPr>
+        <w:t xml:space="preserve">    {</w:t>
+      </w:r>
+      <w:r>
+        <w:br/>
+      </w:r>
+      <w:r>
+        <w:rPr>
+          <w:rFonts w:ascii="Consolas" w:hAnsi="Consolas"/>
+          <w:color w:val="232323"/>
+          <w:sz w:val="16"/>
+        </w:rPr>
+        <w:t xml:space="preserve">      "Effect": "Allow",</w:t>
+      </w:r>
+      <w:r>
+        <w:br/>
+      </w:r>
+      <w:r>
+        <w:rPr>
+          <w:rFonts w:ascii="Consolas" w:hAnsi="Consolas"/>
+          <w:color w:val="232323"/>
+          <w:sz w:val="16"/>
+        </w:rPr>
+        <w:t xml:space="preserve">      "Action": ["s3:PutObject", "s3:GetObject", "s3:DeleteObject"],</w:t>
+      </w:r>
+      <w:r>
+        <w:br/>
+      </w:r>
+      <w:r>
+        <w:rPr>
+          <w:rFonts w:ascii="Consolas" w:hAnsi="Consolas"/>
+          <w:color w:val="232323"/>
+          <w:sz w:val="16"/>
+        </w:rPr>
+        <w:t xml:space="preserve">      "Resource": "arn:aws:s3:::NOME-DO-BUCKET/*"</w:t>
+      </w:r>
+      <w:r>
+        <w:br/>
+      </w:r>
+      <w:r>
+        <w:rPr>
+          <w:rFonts w:ascii="Consolas" w:hAnsi="Consolas"/>
+          <w:color w:val="232323"/>
+          <w:sz w:val="16"/>
+        </w:rPr>
+        <w:t xml:space="preserve">    }</w:t>
+      </w:r>
+      <w:r>
+        <w:br/>
+      </w:r>
+      <w:r>
+        <w:rPr>
+          <w:rFonts w:ascii="Consolas" w:hAnsi="Consolas"/>
+          <w:color w:val="232323"/>
+          <w:sz w:val="16"/>
+        </w:rPr>
+        <w:t xml:space="preserve">  ]</w:t>
+      </w:r>
+      <w:r>
+        <w:br/>
+      </w:r>
+      <w:r>
+        <w:rPr>
+          <w:rFonts w:ascii="Consolas" w:hAnsi="Consolas"/>
+          <w:color w:val="232323"/>
+          <w:sz w:val="16"/>
+        </w:rPr>
+        <w:t>}</w:t>
+      </w:r>
+    </w:p>
+    <w:p>
+      <w:r>
+        <w:t>Passo a passo na AWS: 1) abrir IAM e criar ou escolher uma Role para EC2; 2) anexar a política limitada ao bucket; 3) abrir EC2, selecionar a instância, usar Ações &gt; Segurança &gt; Modificar função do IAM; 4) escolher a Role; 5) aguardar a propagação; 6) reiniciar o serviço MOVE.ON; 7) testar um upload.</w:t>
+      </w:r>
+    </w:p>
+    <w:p>
+      <w:r>
+        <w:t>Verificação na VPS usando IMDSv2. O primeiro comando obtém um token temporário da própria EC2; o segundo deve mostrar o nome da Role associada:</w:t>
+      </w:r>
+    </w:p>
+    <w:p>
+      <w:pPr>
+        <w:spacing w:before="80" w:after="160"/>
+        <w:ind w:left="259" w:right="259"/>
+        <w:shd w:fill="F4F5F7"/>
+      </w:pPr>
+      <w:r>
+        <w:rPr>
+          <w:rFonts w:ascii="Consolas" w:hAnsi="Consolas"/>
+          <w:color w:val="232323"/>
+          <w:sz w:val="16"/>
+        </w:rPr>
+        <w:t>TOKEN=$(curl -fsS -X PUT   -H "X-aws-ec2-metadata-token-ttl-seconds: 21600"   http://169.254.169.254/latest/api/token)</w:t>
+      </w:r>
+      <w:r>
+        <w:br/>
+      </w:r>
+      <w:r>
+        <w:rPr>
+          <w:rFonts w:ascii="Consolas" w:hAnsi="Consolas"/>
+          <w:color w:val="232323"/>
+          <w:sz w:val="16"/>
+        </w:rPr>
+      </w:r>
+      <w:r>
+        <w:br/>
+      </w:r>
+      <w:r>
+        <w:rPr>
+          <w:rFonts w:ascii="Consolas" w:hAnsi="Consolas"/>
+          <w:color w:val="232323"/>
+          <w:sz w:val="16"/>
+        </w:rPr>
+        <w:t>curl -fsS   -H "X-aws-ec2-metadata-token: $TOKEN"   http://169.254.169.254/latest/meta-data/iam/security-credentials/</w:t>
+      </w:r>
+    </w:p>
+    <w:p>
+      <w:r>
+        <w:t>Se aparecer “Could not load credentials from any providers”, o código tentou a cadeia padrão corretamente, mas a EC2 não forneceu uma identidade utilizável. Verifique se a Role está associada à instância certa, se a relação de confiança permite EC2, se o acesso ao serviço de metadados está habilitado e se a política cobre o bucket correto. Não resolva colocando chaves em código ou Git.</w:t>
+      </w:r>
+    </w:p>
+    <w:p>
+      <w:pPr>
+        <w:pStyle w:val="Heading3"/>
+      </w:pPr>
+      <w:r>
+        <w:t>7.3.4 Modo alternativo: Access Key e Secret Key</w:t>
+      </w:r>
+    </w:p>
+    <w:p>
+      <w:r>
+        <w:t>Esse modo existe para provedores compatíveis, servidores fora da AWS ou situações em que IAM Role não está disponível. O par deve pertencer a uma identidade dedicada, com permissão mínima e rotação periódica. Ao escolher o modo manual, clicar em Alterar credenciais e segredos, informar o par completo e salvar. Os valores são criptografados antes de ir ao PostgreSQL e não retornam ao navegador em consultas futuras.</w:t>
+      </w:r>
+    </w:p>
+    <w:p>
+      <w:pPr>
+        <w:pStyle w:val="ListBullet"/>
+      </w:pPr>
+      <w:r>
+        <w:t>Nunca usar a Access Key de uma conta root da AWS.</w:t>
+      </w:r>
+    </w:p>
+    <w:p>
+      <w:pPr>
+        <w:pStyle w:val="ListBullet"/>
+      </w:pPr>
+      <w:r>
+        <w:t>Nunca incluir chaves no README, em capturas, logs, commits ou mensagens de suporte.</w:t>
+      </w:r>
+    </w:p>
+    <w:p>
+      <w:pPr>
+        <w:pStyle w:val="ListBullet"/>
+      </w:pPr>
+      <w:r>
+        <w:t>Se houver suspeita de vazamento, desativar a chave na AWS, criar outra e atualizar o painel.</w:t>
+      </w:r>
+    </w:p>
+    <w:p>
+      <w:pPr>
+        <w:pStyle w:val="ListBullet"/>
+      </w:pPr>
+      <w:r>
+        <w:t>Ao mudar para IAM Role, o backend remove as chaves manuais anteriormente armazenadas.</w:t>
+      </w:r>
+    </w:p>
+    <w:p>
+      <w:pPr>
+        <w:pStyle w:val="Heading3"/>
+      </w:pPr>
+      <w:r>
+        <w:t>7.3.5 Por que a URL direta do S3 pode mostrar 403</w:t>
+      </w:r>
+    </w:p>
+    <w:p>
+      <w:r>
+        <w:t>Uma URL como https://bucket.s3.amazonaws.com/capas/arquivo.webp pode existir e ainda responder 403 Forbidden. Isso não significa necessariamente que o caminho está errado. Significa que o navegador do visitante não possui a IAM Role da EC2. A IAM Role autoriza o backend, não torna o bucket público.</w:t>
+      </w:r>
+    </w:p>
+    <w:p>
+      <w:r>
+        <w:t>Quando URL pública/CDN fica vazia, o MOVE.ON grava e entrega novas mídias pela rota /api/portal/midias/:pasta/:arquivo. O backend valida a pasta e o nome, usa a IAM Role para ler o objeto e transmite o conteúdo com cache. Vídeos aceitam requisições Range, permitindo reprodução progressiva. A migration 0021 transforma URLs S3 antigas em URLs dessa rota segura.</w:t>
+      </w:r>
+    </w:p>
+    <w:p>
+      <w:pPr>
+        <w:spacing w:before="80" w:after="160"/>
+        <w:ind w:left="259" w:right="259"/>
+        <w:shd w:fill="F4F5F7"/>
+      </w:pPr>
+      <w:r>
+        <w:rPr>
+          <w:rFonts w:ascii="Consolas" w:hAnsi="Consolas"/>
+          <w:color w:val="232323"/>
+          <w:sz w:val="16"/>
+        </w:rPr>
+        <w:t>URL direta privada — pode responder 403:</w:t>
+      </w:r>
+      <w:r>
+        <w:br/>
+      </w:r>
+      <w:r>
+        <w:rPr>
+          <w:rFonts w:ascii="Consolas" w:hAnsi="Consolas"/>
+          <w:color w:val="232323"/>
+          <w:sz w:val="16"/>
+        </w:rPr>
+        <w:t>https://bucket.s3.amazonaws.com/capas/arquivo.webp</w:t>
+      </w:r>
+      <w:r>
+        <w:br/>
+      </w:r>
+      <w:r>
+        <w:rPr>
+          <w:rFonts w:ascii="Consolas" w:hAnsi="Consolas"/>
+          <w:color w:val="232323"/>
+          <w:sz w:val="16"/>
+        </w:rPr>
+      </w:r>
+      <w:r>
+        <w:br/>
+      </w:r>
+      <w:r>
+        <w:rPr>
+          <w:rFonts w:ascii="Consolas" w:hAnsi="Consolas"/>
+          <w:color w:val="232323"/>
+          <w:sz w:val="16"/>
+        </w:rPr>
+        <w:t>URL entregue pelo portal:</w:t>
+      </w:r>
+      <w:r>
+        <w:br/>
+      </w:r>
+      <w:r>
+        <w:rPr>
+          <w:rFonts w:ascii="Consolas" w:hAnsi="Consolas"/>
+          <w:color w:val="232323"/>
+          <w:sz w:val="16"/>
+        </w:rPr>
+        <w:t>https://portal.exemplo.com/api/portal/midias/capas/arquivo.webp</w:t>
+      </w:r>
+    </w:p>
+    <w:p>
+      <w:r>
+        <w:t>Para tráfego elevado, a evolução recomendada é CloudFront ou outra CDN diante do bucket. Nesse cenário, configurar a distribuição com acesso privado à origem e informar o domínio da CDN em URL pública/CDN. Assim os visitantes recebem mídia pela borda, sem abrir escrita ou listagem pública no bucket e sem consumir a banda da EC2 para cada imagem.</w:t>
+      </w:r>
+    </w:p>
+    <w:p>
+      <w:pPr>
+        <w:pStyle w:val="Heading3"/>
+      </w:pPr>
+      <w:r>
+        <w:t>7.3.6 Ciclo de vida e prevenção de arquivos órfãos</w:t>
+      </w:r>
+    </w:p>
+    <w:p>
+      <w:r>
+        <w:t>Arquivo órfão é uma imagem ou vídeo que continua ocupando armazenamento depois que nenhuma publicação o utiliza. O MOVE.ON identifica capas, imagens sociais, imagens inseridas pelo CKEditor e vídeos gerenciados. Ao editar, mídias removidas do conteúdo são comparadas com a versão anterior. Ao excluir uma publicação, os arquivos são removidos antes do registro PostgreSQL.</w:t>
+      </w:r>
+    </w:p>
+    <w:p>
+      <w:pPr>
+        <w:pStyle w:val="ListBullet"/>
+      </w:pPr>
+      <w:r>
+        <w:t>Capas são convertidas para WebP e geram JPEG social 1200 × 630.</w:t>
+      </w:r>
+    </w:p>
+    <w:p>
+      <w:pPr>
+        <w:pStyle w:val="ListBullet"/>
+      </w:pPr>
+      <w:r>
+        <w:t>Imagens internas usam upload exclusivo e são convertidas para WebP, sem criar capa social desnecessária.</w:t>
+      </w:r>
+    </w:p>
+    <w:p>
+      <w:pPr>
+        <w:pStyle w:val="ListBullet"/>
+      </w:pPr>
+      <w:r>
+        <w:t>Vídeos S3 mantêm formato validado MP4, WebM ou MOV.</w:t>
+      </w:r>
+    </w:p>
+    <w:p>
+      <w:pPr>
+        <w:pStyle w:val="ListBullet"/>
+      </w:pPr>
+      <w:r>
+        <w:t>A exclusão aceita URLs antigas diretas do S3, URLs da CDN configurada e URLs da rota privada do portal.</w:t>
+      </w:r>
+    </w:p>
+    <w:p>
+      <w:pPr>
+        <w:pStyle w:val="ListBullet"/>
+      </w:pPr>
+      <w:r>
+        <w:t>Se o S3 estiver indisponível durante a exclusão, a publicação permanece no banco para uma nova tentativa; isso evita informar sucesso enquanto o arquivo permanece órfão.</w:t>
+      </w:r>
+    </w:p>
+    <w:p>
+      <w:pPr>
+        <w:pStyle w:val="Heading3"/>
+      </w:pPr>
+      <w:r>
+        <w:t>7.3.7 Checklist de teste do armazenamento</w:t>
+      </w:r>
+    </w:p>
+    <w:p>
+      <w:pPr>
+        <w:pStyle w:val="ListBullet"/>
+      </w:pPr>
+      <w:r>
+        <w:t>Salvar apenas o card Armazenamento e confirmar a mensagem de sucesso.</w:t>
+      </w:r>
+    </w:p>
+    <w:p>
+      <w:pPr>
+        <w:pStyle w:val="ListBullet"/>
+      </w:pPr>
+      <w:r>
+        <w:t>Enviar uma capa e verificar se existem objetos nas pastas capas e sociais.</w:t>
+      </w:r>
+    </w:p>
+    <w:p>
+      <w:pPr>
+        <w:pStyle w:val="ListBullet"/>
+      </w:pPr>
+      <w:r>
+        <w:t>Inserir uma imagem no conteúdo e verificar a pasta conteudos.</w:t>
+      </w:r>
+    </w:p>
+    <w:p>
+      <w:pPr>
+        <w:pStyle w:val="ListBullet"/>
+      </w:pPr>
+      <w:r>
+        <w:t>Enviar um vídeo e verificar a pasta videos.</w:t>
+      </w:r>
+    </w:p>
+    <w:p>
+      <w:pPr>
+        <w:pStyle w:val="ListBullet"/>
+      </w:pPr>
+      <w:r>
+        <w:t>Abrir a prévia, o dashboard e a publicação pública; nenhuma imagem deve aparecer quebrada.</w:t>
+      </w:r>
+    </w:p>
+    <w:p>
+      <w:pPr>
+        <w:pStyle w:val="ListBullet"/>
+      </w:pPr>
+      <w:r>
+        <w:t>Abrir a rota /api/portal/midias/... e confirmar HTTP 200; para vídeo, confirmar HTTP 206 ao usar Range.</w:t>
+      </w:r>
+    </w:p>
+    <w:p>
+      <w:pPr>
+        <w:pStyle w:val="ListBullet"/>
+      </w:pPr>
+      <w:r>
+        <w:t>Editar a publicação, remover uma mídia e verificar sua exclusão.</w:t>
+      </w:r>
+    </w:p>
+    <w:p>
+      <w:pPr>
+        <w:pStyle w:val="ListBullet"/>
+      </w:pPr>
+      <w:r>
+        <w:t>Excluir uma publicação de teste e confirmar que capa, social, imagens internas e vídeos foram removidos.</w:t>
+      </w:r>
+    </w:p>
+    <w:p>
+      <w:pPr>
+        <w:pStyle w:val="Heading3"/>
+      </w:pPr>
+      <w:r>
+        <w:t>7.3.8 Google Analytics 4: finalidade e privacidade</w:t>
+      </w:r>
+    </w:p>
+    <w:p>
+      <w:r>
+        <w:t>Google Analytics 4, ou GA4, ajuda a responder perguntas como quantas pessoas visitaram o portal, quais páginas foram vistas e como a navegação evolui. Ele não substitui as métricas internas do MOVE.ON: o painel próprio usa eventos controlados no PostgreSQL; o GA4 é uma visão externa complementar.</w:t>
+      </w:r>
+    </w:p>
+    <w:p>
+      <w:r>
+        <w:t>Por LGPD e pela política adotada, a tag não é carregada antes da autorização quando a gestão de consentimento está ativa. Isso significa que uma visita recusada não aparecerá no GA4. É um comportamento correto, não uma falha. O visitante pode aceitar tudo permitido, recusar opcionais ou personalizar Análise e desempenho, Preferências e Marketing.</w:t>
+      </w:r>
+    </w:p>
+    <w:tbl>
+      <w:tblPr>
+        <w:tblW w:type="dxa" w:w="9360"/>
+        <w:jc w:val="center"/>
+        <w:tblLayout w:type="fixed"/>
+        <w:tblLook w:firstColumn="1" w:firstRow="1" w:lastColumn="0" w:lastRow="0" w:noHBand="0" w:noVBand="1" w:val="04A0"/>
+        <w:tblInd w:w="120" w:type="dxa"/>
+      </w:tblPr>
+      <w:tblGrid>
+        <w:gridCol w:w="2000"/>
+        <w:gridCol w:w="4400"/>
+        <w:gridCol w:w="2960"/>
+      </w:tblGrid>
+      <w:tr>
+        <w:trPr>
+          <w:tblHeader/>
+        </w:trPr>
+        <w:tc>
+          <w:tcPr>
+            <w:tcW w:type="dxa" w:w="2000"/>
+            <w:shd w:fill="FE3000"/>
+          </w:tcPr>
+          <w:p>
+            <w:r>
+              <w:rPr>
+                <w:b/>
+                <w:color w:val="FFFFFF"/>
+                <w:sz w:val="15"/>
+              </w:rPr>
+              <w:t>Campo</w:t>
+            </w:r>
+          </w:p>
+        </w:tc>
+        <w:tc>
+          <w:tcPr>
+            <w:tcW w:type="dxa" w:w="4400"/>
+            <w:shd w:fill="FE3000"/>
+          </w:tcPr>
+          <w:p>
+            <w:r>
+              <w:rPr>
+                <w:b/>
+                <w:color w:val="FFFFFF"/>
+                <w:sz w:val="15"/>
+              </w:rPr>
+              <w:t>Como configurar</w:t>
+            </w:r>
+          </w:p>
+        </w:tc>
+        <w:tc>
+          <w:tcPr>
+            <w:tcW w:type="dxa" w:w="2960"/>
+            <w:shd w:fill="FE3000"/>
+          </w:tcPr>
+          <w:p>
+            <w:r>
+              <w:rPr>
+                <w:b/>
+                <w:color w:val="FFFFFF"/>
+                <w:sz w:val="15"/>
+              </w:rPr>
+              <w:t>Efeito</w:t>
+            </w:r>
+          </w:p>
+        </w:tc>
+      </w:tr>
+      <w:tr>
+        <w:tc>
+          <w:tcPr>
+            <w:tcW w:type="dxa" w:w="2000"/>
+            <w:vAlign w:val="center"/>
+          </w:tcPr>
+          <w:p>
+            <w:pPr>
+              <w:spacing w:after="40"/>
+            </w:pPr>
+            <w:r>
+              <w:rPr>
+                <w:rFonts w:ascii="Arial" w:hAnsi="Arial"/>
+                <w:sz w:val="15"/>
+              </w:rPr>
+              <w:t>Habilitar Analytics</w:t>
+            </w:r>
+          </w:p>
+        </w:tc>
+        <w:tc>
+          <w:tcPr>
+            <w:tcW w:type="dxa" w:w="4400"/>
+            <w:vAlign w:val="center"/>
+          </w:tcPr>
+          <w:p>
+            <w:pPr>
+              <w:spacing w:after="40"/>
+            </w:pPr>
+            <w:r>
+              <w:rPr>
+                <w:rFonts w:ascii="Arial" w:hAnsi="Arial"/>
+                <w:sz w:val="15"/>
+              </w:rPr>
+              <w:t>Ativar somente depois de criar o fluxo de dados Web no GA4.</w:t>
+            </w:r>
+          </w:p>
+        </w:tc>
+        <w:tc>
+          <w:tcPr>
+            <w:tcW w:type="dxa" w:w="2960"/>
+            <w:vAlign w:val="center"/>
+          </w:tcPr>
+          <w:p>
+            <w:pPr>
+              <w:spacing w:after="40"/>
+            </w:pPr>
+            <w:r>
+              <w:rPr>
+                <w:rFonts w:ascii="Arial" w:hAnsi="Arial"/>
+                <w:sz w:val="15"/>
+              </w:rPr>
+              <w:t>Permite carregar a tag quando houver consentimento válido.</w:t>
+            </w:r>
+          </w:p>
+        </w:tc>
+      </w:tr>
+      <w:tr>
+        <w:tc>
+          <w:tcPr>
+            <w:tcW w:type="dxa" w:w="2000"/>
+            <w:vAlign w:val="center"/>
+            <w:shd w:fill="F7F8FA"/>
+          </w:tcPr>
+          <w:p>
+            <w:pPr>
+              <w:spacing w:after="40"/>
+            </w:pPr>
+            <w:r>
+              <w:rPr>
+                <w:rFonts w:ascii="Arial" w:hAnsi="Arial"/>
+                <w:sz w:val="15"/>
+              </w:rPr>
+              <w:t>ID de medição</w:t>
+            </w:r>
+          </w:p>
+        </w:tc>
+        <w:tc>
+          <w:tcPr>
+            <w:tcW w:type="dxa" w:w="4400"/>
+            <w:vAlign w:val="center"/>
+            <w:shd w:fill="F7F8FA"/>
+          </w:tcPr>
+          <w:p>
+            <w:pPr>
+              <w:spacing w:after="40"/>
+            </w:pPr>
+            <w:r>
+              <w:rPr>
+                <w:rFonts w:ascii="Arial" w:hAnsi="Arial"/>
+                <w:sz w:val="15"/>
+              </w:rPr>
+              <w:t>Informar o código iniciado por G-, por exemplo G-ABCDEFGHIJ.</w:t>
+            </w:r>
+          </w:p>
+        </w:tc>
+        <w:tc>
+          <w:tcPr>
+            <w:tcW w:type="dxa" w:w="2960"/>
+            <w:vAlign w:val="center"/>
+            <w:shd w:fill="F7F8FA"/>
+          </w:tcPr>
+          <w:p>
+            <w:pPr>
+              <w:spacing w:after="40"/>
+            </w:pPr>
+            <w:r>
+              <w:rPr>
+                <w:rFonts w:ascii="Arial" w:hAnsi="Arial"/>
+                <w:sz w:val="15"/>
+              </w:rPr>
+              <w:t>Identifica para qual propriedade os eventos serão enviados.</w:t>
+            </w:r>
+          </w:p>
+        </w:tc>
+      </w:tr>
+      <w:tr>
+        <w:tc>
+          <w:tcPr>
+            <w:tcW w:type="dxa" w:w="2000"/>
+            <w:vAlign w:val="center"/>
+          </w:tcPr>
+          <w:p>
+            <w:pPr>
+              <w:spacing w:after="40"/>
+            </w:pPr>
+            <w:r>
+              <w:rPr>
+                <w:rFonts w:ascii="Arial" w:hAnsi="Arial"/>
+                <w:sz w:val="15"/>
+              </w:rPr>
+              <w:t>Exibir gestão de consentimento</w:t>
+            </w:r>
+          </w:p>
+        </w:tc>
+        <w:tc>
+          <w:tcPr>
+            <w:tcW w:type="dxa" w:w="4400"/>
+            <w:vAlign w:val="center"/>
+          </w:tcPr>
+          <w:p>
+            <w:pPr>
+              <w:spacing w:after="40"/>
+            </w:pPr>
+            <w:r>
+              <w:rPr>
+                <w:rFonts w:ascii="Arial" w:hAnsi="Arial"/>
+                <w:sz w:val="15"/>
+              </w:rPr>
+              <w:t>Manter ativo para apresentar escolhas ao visitante.</w:t>
+            </w:r>
+          </w:p>
+        </w:tc>
+        <w:tc>
+          <w:tcPr>
+            <w:tcW w:type="dxa" w:w="2960"/>
+            <w:vAlign w:val="center"/>
+          </w:tcPr>
+          <w:p>
+            <w:pPr>
+              <w:spacing w:after="40"/>
+            </w:pPr>
+            <w:r>
+              <w:rPr>
+                <w:rFonts w:ascii="Arial" w:hAnsi="Arial"/>
+                <w:sz w:val="15"/>
+              </w:rPr>
+              <w:t>A tag permanece bloqueada até a decisão.</w:t>
+            </w:r>
+          </w:p>
+        </w:tc>
+      </w:tr>
+      <w:tr>
+        <w:tc>
+          <w:tcPr>
+            <w:tcW w:type="dxa" w:w="2000"/>
+            <w:vAlign w:val="center"/>
+            <w:shd w:fill="F7F8FA"/>
+          </w:tcPr>
+          <w:p>
+            <w:pPr>
+              <w:spacing w:after="40"/>
+            </w:pPr>
+            <w:r>
+              <w:rPr>
+                <w:rFonts w:ascii="Arial" w:hAnsi="Arial"/>
+                <w:sz w:val="15"/>
+              </w:rPr>
+              <w:t>Análise e desempenho</w:t>
+            </w:r>
+          </w:p>
+        </w:tc>
+        <w:tc>
+          <w:tcPr>
+            <w:tcW w:type="dxa" w:w="4400"/>
+            <w:vAlign w:val="center"/>
+            <w:shd w:fill="F7F8FA"/>
+          </w:tcPr>
+          <w:p>
+            <w:pPr>
+              <w:spacing w:after="40"/>
+            </w:pPr>
+            <w:r>
+              <w:rPr>
+                <w:rFonts w:ascii="Arial" w:hAnsi="Arial"/>
+                <w:sz w:val="15"/>
+              </w:rPr>
+              <w:t>Ativar para oferecer a escolha de medição.</w:t>
+            </w:r>
+          </w:p>
+        </w:tc>
+        <w:tc>
+          <w:tcPr>
+            <w:tcW w:type="dxa" w:w="2960"/>
+            <w:vAlign w:val="center"/>
+            <w:shd w:fill="F7F8FA"/>
+          </w:tcPr>
+          <w:p>
+            <w:pPr>
+              <w:spacing w:after="40"/>
+            </w:pPr>
+            <w:r>
+              <w:rPr>
+                <w:rFonts w:ascii="Arial" w:hAnsi="Arial"/>
+                <w:sz w:val="15"/>
+              </w:rPr>
+              <w:t>Autoriza page_view quando o visitante aceitar.</w:t>
+            </w:r>
+          </w:p>
+        </w:tc>
+      </w:tr>
+      <w:tr>
+        <w:tc>
+          <w:tcPr>
+            <w:tcW w:type="dxa" w:w="2000"/>
+            <w:vAlign w:val="center"/>
+          </w:tcPr>
+          <w:p>
+            <w:pPr>
+              <w:spacing w:after="40"/>
+            </w:pPr>
+            <w:r>
+              <w:rPr>
+                <w:rFonts w:ascii="Arial" w:hAnsi="Arial"/>
+                <w:sz w:val="15"/>
+              </w:rPr>
+              <w:t>Preferências</w:t>
+            </w:r>
+          </w:p>
+        </w:tc>
+        <w:tc>
+          <w:tcPr>
+            <w:tcW w:type="dxa" w:w="4400"/>
+            <w:vAlign w:val="center"/>
+          </w:tcPr>
+          <w:p>
+            <w:pPr>
+              <w:spacing w:after="40"/>
+            </w:pPr>
+            <w:r>
+              <w:rPr>
+                <w:rFonts w:ascii="Arial" w:hAnsi="Arial"/>
+                <w:sz w:val="15"/>
+              </w:rPr>
+              <w:t>Ativar apenas se houver recursos opcionais que memorizem escolhas.</w:t>
+            </w:r>
+          </w:p>
+        </w:tc>
+        <w:tc>
+          <w:tcPr>
+            <w:tcW w:type="dxa" w:w="2960"/>
+            <w:vAlign w:val="center"/>
+          </w:tcPr>
+          <w:p>
+            <w:pPr>
+              <w:spacing w:after="40"/>
+            </w:pPr>
+            <w:r>
+              <w:rPr>
+                <w:rFonts w:ascii="Arial" w:hAnsi="Arial"/>
+                <w:sz w:val="15"/>
+              </w:rPr>
+              <w:t>Registra a preferência declarada.</w:t>
+            </w:r>
+          </w:p>
+        </w:tc>
+      </w:tr>
+      <w:tr>
+        <w:tc>
+          <w:tcPr>
+            <w:tcW w:type="dxa" w:w="2000"/>
+            <w:vAlign w:val="center"/>
+            <w:shd w:fill="F7F8FA"/>
+          </w:tcPr>
+          <w:p>
+            <w:pPr>
+              <w:spacing w:after="40"/>
+            </w:pPr>
+            <w:r>
+              <w:rPr>
+                <w:rFonts w:ascii="Arial" w:hAnsi="Arial"/>
+                <w:sz w:val="15"/>
+              </w:rPr>
+              <w:t>Marketing</w:t>
+            </w:r>
+          </w:p>
+        </w:tc>
+        <w:tc>
+          <w:tcPr>
+            <w:tcW w:type="dxa" w:w="4400"/>
+            <w:vAlign w:val="center"/>
+            <w:shd w:fill="F7F8FA"/>
+          </w:tcPr>
+          <w:p>
+            <w:pPr>
+              <w:spacing w:after="40"/>
+            </w:pPr>
+            <w:r>
+              <w:rPr>
+                <w:rFonts w:ascii="Arial" w:hAnsi="Arial"/>
+                <w:sz w:val="15"/>
+              </w:rPr>
+              <w:t>Ativar somente com finalidade jurídica e operacional definida.</w:t>
+            </w:r>
+          </w:p>
+        </w:tc>
+        <w:tc>
+          <w:tcPr>
+            <w:tcW w:type="dxa" w:w="2960"/>
+            <w:vAlign w:val="center"/>
+            <w:shd w:fill="F7F8FA"/>
+          </w:tcPr>
+          <w:p>
+            <w:pPr>
+              <w:spacing w:after="40"/>
+            </w:pPr>
+            <w:r>
+              <w:rPr>
+                <w:rFonts w:ascii="Arial" w:hAnsi="Arial"/>
+                <w:sz w:val="15"/>
+              </w:rPr>
+              <w:t>Não deve ser habilitado apenas para “ter mais dados”.</w:t>
+            </w:r>
+          </w:p>
+        </w:tc>
+      </w:tr>
+    </w:tbl>
+    <w:p>
+      <w:pPr>
+        <w:spacing w:after="60"/>
+      </w:pPr>
+    </w:p>
+    <w:p>
+      <w:r>
+        <w:t>Passo a passo: 1) no Google Analytics, criar ou escolher uma propriedade GA4; 2) criar um fluxo de dados Web para o domínio oficial; 3) copiar o ID G-...; 4) no dashboard, habilitar Analytics, colar o ID, habilitar gestão de consentimento e Análise e desempenho; 5) clicar em Salvar Google Analytics; 6) abrir o portal em janela anônima, sem bloqueador de anúncios; 7) aceitar os permitidos; 8) navegar por páginas; 9) conferir o relatório em tempo real.</w:t>
+      </w:r>
+    </w:p>
+    <w:p>
+      <w:r>
+        <w:t>A versão do consentimento inclui o estado do Analytics, o ID de medição e as permissões. Assim, ao ativar ou trocar a configuração, uma decisão antiga não é reutilizada silenciosamente. Após consentimento, o portal carrega gtag.js e envia page_view inicial e novas visualizações quando a URL muda.</w:t>
+      </w:r>
+    </w:p>
+    <w:p>
+      <w:pPr>
+        <w:spacing w:before="80" w:after="160"/>
+        <w:ind w:left="259" w:right="259"/>
+        <w:shd w:fill="F4F5F7"/>
+      </w:pPr>
+      <w:r>
+        <w:rPr>
+          <w:rFonts w:ascii="Consolas" w:hAnsi="Consolas"/>
+          <w:color w:val="232323"/>
+          <w:sz w:val="16"/>
+        </w:rPr>
+        <w:t>Verificações na aba Network do navegador:</w:t>
+      </w:r>
+      <w:r>
+        <w:br/>
+      </w:r>
+      <w:r>
+        <w:rPr>
+          <w:rFonts w:ascii="Consolas" w:hAnsi="Consolas"/>
+          <w:color w:val="232323"/>
+          <w:sz w:val="16"/>
+        </w:rPr>
+        <w:t>https://www.googletagmanager.com/gtag/js?id=G-...</w:t>
+      </w:r>
+      <w:r>
+        <w:br/>
+      </w:r>
+      <w:r>
+        <w:rPr>
+          <w:rFonts w:ascii="Consolas" w:hAnsi="Consolas"/>
+          <w:color w:val="232323"/>
+          <w:sz w:val="16"/>
+        </w:rPr>
+        <w:t>https://www.google-analytics.com/g/collect?...</w:t>
+      </w:r>
+    </w:p>
+    <w:p>
+      <w:r>
+        <w:t>Se o GA4 mostrar “Nenhum dado foi recebido”, conferir: ID sem erro de digitação; Analytics e Análise habilitados; consentimento aceito; teste em janela anônima; bloqueador de anúncios desativado; DNS/firewall permitindo Google; chamadas gtag/js e g/collect na aba Network. Relatórios consolidados podem demorar; para teste funcional, usar a visão em tempo real.</w:t>
+      </w:r>
+    </w:p>
+    <w:p>
+      <w:pPr>
+        <w:pStyle w:val="Heading3"/>
+      </w:pPr>
+      <w:r>
+        <w:t>7.3.9 OpenTelemetry explicado para quem não é técnico</w:t>
+      </w:r>
+    </w:p>
+    <w:p>
+      <w:r>
+        <w:t>OpenTelemetry é um padrão aberto para enviar sinais de operação. Nesta versão, o MOVE.ON exporta logs do backend: registros estruturados sobre requisições, status HTTP, duração e eventos relevantes. O Collector é um serviço da equipe de infraestrutura que recebe esses registros e pode encaminhá-los para ferramentas como Grafana, Loki, Elastic, Datadog ou outra plataforma compatível.</w:t>
+      </w:r>
+    </w:p>
+    <w:p>
+      <w:r>
+        <w:t>A integração usa OTLP sobre HTTP. OTLP é o formato comum do OpenTelemetry; HTTP é o transporte. Para logs, o endereço deve terminar em /v1/logs. A porta convencional de OTLP/HTTP é 4318. A porta 4317 normalmente representa OTLP/gRPC e não deve ser usada neste campo.</w:t>
+      </w:r>
+    </w:p>
+    <w:tbl>
+      <w:tblPr>
+        <w:tblW w:type="dxa" w:w="9360"/>
+        <w:jc w:val="center"/>
+        <w:tblLayout w:type="fixed"/>
+        <w:tblLook w:firstColumn="1" w:firstRow="1" w:lastColumn="0" w:lastRow="0" w:noHBand="0" w:noVBand="1" w:val="04A0"/>
+        <w:tblInd w:w="120" w:type="dxa"/>
+      </w:tblPr>
+      <w:tblGrid>
+        <w:gridCol w:w="1900"/>
+        <w:gridCol w:w="4300"/>
+        <w:gridCol w:w="3160"/>
+      </w:tblGrid>
+      <w:tr>
+        <w:trPr>
+          <w:tblHeader/>
+        </w:trPr>
+        <w:tc>
+          <w:tcPr>
+            <w:tcW w:type="dxa" w:w="1900"/>
+            <w:shd w:fill="FE3000"/>
+          </w:tcPr>
+          <w:p>
+            <w:r>
+              <w:rPr>
+                <w:b/>
+                <w:color w:val="FFFFFF"/>
+                <w:sz w:val="15"/>
+              </w:rPr>
+              <w:t>Campo</w:t>
+            </w:r>
+          </w:p>
+        </w:tc>
+        <w:tc>
+          <w:tcPr>
+            <w:tcW w:type="dxa" w:w="4300"/>
+            <w:shd w:fill="FE3000"/>
+          </w:tcPr>
+          <w:p>
+            <w:r>
+              <w:rPr>
+                <w:b/>
+                <w:color w:val="FFFFFF"/>
+                <w:sz w:val="15"/>
+              </w:rPr>
+              <w:t>Explicação simples</w:t>
+            </w:r>
+          </w:p>
+        </w:tc>
+        <w:tc>
+          <w:tcPr>
+            <w:tcW w:type="dxa" w:w="3160"/>
+            <w:shd w:fill="FE3000"/>
+          </w:tcPr>
+          <w:p>
+            <w:r>
+              <w:rPr>
+                <w:b/>
+                <w:color w:val="FFFFFF"/>
+                <w:sz w:val="15"/>
+              </w:rPr>
+              <w:t>Exemplo</w:t>
+            </w:r>
+          </w:p>
+        </w:tc>
+      </w:tr>
+      <w:tr>
+        <w:tc>
+          <w:tcPr>
+            <w:tcW w:type="dxa" w:w="1900"/>
+            <w:vAlign w:val="center"/>
+          </w:tcPr>
+          <w:p>
+            <w:pPr>
+              <w:spacing w:after="40"/>
+            </w:pPr>
+            <w:r>
+              <w:rPr>
+                <w:rFonts w:ascii="Arial" w:hAnsi="Arial"/>
+                <w:sz w:val="15"/>
+              </w:rPr>
+              <w:t>Habilitar exportação</w:t>
+            </w:r>
+          </w:p>
+        </w:tc>
+        <w:tc>
+          <w:tcPr>
+            <w:tcW w:type="dxa" w:w="4300"/>
+            <w:vAlign w:val="center"/>
+          </w:tcPr>
+          <w:p>
+            <w:pPr>
+              <w:spacing w:after="40"/>
+            </w:pPr>
+            <w:r>
+              <w:rPr>
+                <w:rFonts w:ascii="Arial" w:hAnsi="Arial"/>
+                <w:sz w:val="15"/>
+              </w:rPr>
+              <w:t>Liga o envio em lote. Se desligado, a API continua funcionando sem exportar.</w:t>
+            </w:r>
+          </w:p>
+        </w:tc>
+        <w:tc>
+          <w:tcPr>
+            <w:tcW w:type="dxa" w:w="3160"/>
+            <w:vAlign w:val="center"/>
+          </w:tcPr>
+          <w:p>
+            <w:pPr>
+              <w:spacing w:after="40"/>
+            </w:pPr>
+            <w:r>
+              <w:rPr>
+                <w:rFonts w:ascii="Arial" w:hAnsi="Arial"/>
+                <w:sz w:val="15"/>
+              </w:rPr>
+              <w:t>Ativo em produção quando houver Collector.</w:t>
+            </w:r>
+          </w:p>
+        </w:tc>
+      </w:tr>
+      <w:tr>
+        <w:tc>
+          <w:tcPr>
+            <w:tcW w:type="dxa" w:w="1900"/>
+            <w:vAlign w:val="center"/>
+            <w:shd w:fill="F7F8FA"/>
+          </w:tcPr>
+          <w:p>
+            <w:pPr>
+              <w:spacing w:after="40"/>
+            </w:pPr>
+            <w:r>
+              <w:rPr>
+                <w:rFonts w:ascii="Arial" w:hAnsi="Arial"/>
+                <w:sz w:val="15"/>
+              </w:rPr>
+              <w:t>Endpoint OTLP</w:t>
+            </w:r>
+          </w:p>
+        </w:tc>
+        <w:tc>
+          <w:tcPr>
+            <w:tcW w:type="dxa" w:w="4300"/>
+            <w:vAlign w:val="center"/>
+            <w:shd w:fill="F7F8FA"/>
+          </w:tcPr>
+          <w:p>
+            <w:pPr>
+              <w:spacing w:after="40"/>
+            </w:pPr>
+            <w:r>
+              <w:rPr>
+                <w:rFonts w:ascii="Arial" w:hAnsi="Arial"/>
+                <w:sz w:val="15"/>
+              </w:rPr>
+              <w:t>Endereço completo que recebe logs HTTP.</w:t>
+            </w:r>
+          </w:p>
+        </w:tc>
+        <w:tc>
+          <w:tcPr>
+            <w:tcW w:type="dxa" w:w="3160"/>
+            <w:vAlign w:val="center"/>
+            <w:shd w:fill="F7F8FA"/>
+          </w:tcPr>
+          <w:p>
+            <w:pPr>
+              <w:spacing w:after="40"/>
+            </w:pPr>
+            <w:r>
+              <w:rPr>
+                <w:rFonts w:ascii="Arial" w:hAnsi="Arial"/>
+                <w:sz w:val="15"/>
+              </w:rPr>
+              <w:t>https://collector.exemplo.com:4318/v1/logs</w:t>
+            </w:r>
+          </w:p>
+        </w:tc>
+      </w:tr>
+      <w:tr>
+        <w:tc>
+          <w:tcPr>
+            <w:tcW w:type="dxa" w:w="1900"/>
+            <w:vAlign w:val="center"/>
+          </w:tcPr>
+          <w:p>
+            <w:pPr>
+              <w:spacing w:after="40"/>
+            </w:pPr>
+            <w:r>
+              <w:rPr>
+                <w:rFonts w:ascii="Arial" w:hAnsi="Arial"/>
+                <w:sz w:val="15"/>
+              </w:rPr>
+              <w:t>Nome do serviço</w:t>
+            </w:r>
+          </w:p>
+        </w:tc>
+        <w:tc>
+          <w:tcPr>
+            <w:tcW w:type="dxa" w:w="4300"/>
+            <w:vAlign w:val="center"/>
+          </w:tcPr>
+          <w:p>
+            <w:pPr>
+              <w:spacing w:after="40"/>
+            </w:pPr>
+            <w:r>
+              <w:rPr>
+                <w:rFonts w:ascii="Arial" w:hAnsi="Arial"/>
+                <w:sz w:val="15"/>
+              </w:rPr>
+              <w:t>Etiqueta para localizar os logs do portal entre vários sistemas.</w:t>
+            </w:r>
+          </w:p>
+        </w:tc>
+        <w:tc>
+          <w:tcPr>
+            <w:tcW w:type="dxa" w:w="3160"/>
+            <w:vAlign w:val="center"/>
+          </w:tcPr>
+          <w:p>
+            <w:pPr>
+              <w:spacing w:after="40"/>
+            </w:pPr>
+            <w:r>
+              <w:rPr>
+                <w:rFonts w:ascii="Arial" w:hAnsi="Arial"/>
+                <w:sz w:val="15"/>
+              </w:rPr>
+              <w:t>moveon-portal</w:t>
+            </w:r>
+          </w:p>
+        </w:tc>
+      </w:tr>
+      <w:tr>
+        <w:tc>
+          <w:tcPr>
+            <w:tcW w:type="dxa" w:w="1900"/>
+            <w:vAlign w:val="center"/>
+            <w:shd w:fill="F7F8FA"/>
+          </w:tcPr>
+          <w:p>
+            <w:pPr>
+              <w:spacing w:after="40"/>
+            </w:pPr>
+            <w:r>
+              <w:rPr>
+                <w:rFonts w:ascii="Arial" w:hAnsi="Arial"/>
+                <w:sz w:val="15"/>
+              </w:rPr>
+              <w:t>Nível mínimo</w:t>
+            </w:r>
+          </w:p>
+        </w:tc>
+        <w:tc>
+          <w:tcPr>
+            <w:tcW w:type="dxa" w:w="4300"/>
+            <w:vAlign w:val="center"/>
+            <w:shd w:fill="F7F8FA"/>
+          </w:tcPr>
+          <w:p>
+            <w:pPr>
+              <w:spacing w:after="40"/>
+            </w:pPr>
+            <w:r>
+              <w:rPr>
+                <w:rFonts w:ascii="Arial" w:hAnsi="Arial"/>
+                <w:sz w:val="15"/>
+              </w:rPr>
+              <w:t>Define a menor importância enviada.</w:t>
+            </w:r>
+          </w:p>
+        </w:tc>
+        <w:tc>
+          <w:tcPr>
+            <w:tcW w:type="dxa" w:w="3160"/>
+            <w:vAlign w:val="center"/>
+            <w:shd w:fill="F7F8FA"/>
+          </w:tcPr>
+          <w:p>
+            <w:pPr>
+              <w:spacing w:after="40"/>
+            </w:pPr>
+            <w:r>
+              <w:rPr>
+                <w:rFonts w:ascii="Arial" w:hAnsi="Arial"/>
+                <w:sz w:val="15"/>
+              </w:rPr>
+              <w:t>Info em produção; Debug temporariamente em diagnóstico.</w:t>
+            </w:r>
+          </w:p>
+        </w:tc>
+      </w:tr>
+      <w:tr>
+        <w:tc>
+          <w:tcPr>
+            <w:tcW w:type="dxa" w:w="1900"/>
+            <w:vAlign w:val="center"/>
+          </w:tcPr>
+          <w:p>
+            <w:pPr>
+              <w:spacing w:after="40"/>
+            </w:pPr>
+            <w:r>
+              <w:rPr>
+                <w:rFonts w:ascii="Arial" w:hAnsi="Arial"/>
+                <w:sz w:val="15"/>
+              </w:rPr>
+              <w:t>Cabeçalhos OTLP</w:t>
+            </w:r>
+          </w:p>
+        </w:tc>
+        <w:tc>
+          <w:tcPr>
+            <w:tcW w:type="dxa" w:w="4300"/>
+            <w:vAlign w:val="center"/>
+          </w:tcPr>
+          <w:p>
+            <w:pPr>
+              <w:spacing w:after="40"/>
+            </w:pPr>
+            <w:r>
+              <w:rPr>
+                <w:rFonts w:ascii="Arial" w:hAnsi="Arial"/>
+                <w:sz w:val="15"/>
+              </w:rPr>
+              <w:t>Informações extras exigidas pelo Collector, como autenticação ou tenant.</w:t>
+            </w:r>
+          </w:p>
+        </w:tc>
+        <w:tc>
+          <w:tcPr>
+            <w:tcW w:type="dxa" w:w="3160"/>
+            <w:vAlign w:val="center"/>
+          </w:tcPr>
+          <w:p>
+            <w:pPr>
+              <w:spacing w:after="40"/>
+            </w:pPr>
+            <w:r>
+              <w:rPr>
+                <w:rFonts w:ascii="Arial" w:hAnsi="Arial"/>
+                <w:sz w:val="15"/>
+              </w:rPr>
+              <w:t>Authorization: Bearer TOKEN</w:t>
+            </w:r>
+          </w:p>
+        </w:tc>
+      </w:tr>
+    </w:tbl>
+    <w:p>
+      <w:pPr>
+        <w:spacing w:after="60"/>
+      </w:pPr>
+    </w:p>
+    <w:p>
+      <w:pPr>
+        <w:pStyle w:val="Heading3"/>
+      </w:pPr>
+      <w:r>
+        <w:t>7.3.10 Níveis de log</w:t>
+      </w:r>
+    </w:p>
+    <w:tbl>
+      <w:tblPr>
+        <w:tblW w:type="dxa" w:w="9360"/>
+        <w:jc w:val="center"/>
+        <w:tblLayout w:type="fixed"/>
+        <w:tblLook w:firstColumn="1" w:firstRow="1" w:lastColumn="0" w:lastRow="0" w:noHBand="0" w:noVBand="1" w:val="04A0"/>
+        <w:tblInd w:w="120" w:type="dxa"/>
+      </w:tblPr>
+      <w:tblGrid>
+        <w:gridCol w:w="1500"/>
+        <w:gridCol w:w="4500"/>
+        <w:gridCol w:w="3360"/>
+      </w:tblGrid>
+      <w:tr>
+        <w:trPr>
+          <w:tblHeader/>
+        </w:trPr>
+        <w:tc>
+          <w:tcPr>
+            <w:tcW w:type="dxa" w:w="1500"/>
+            <w:shd w:fill="FE3000"/>
+          </w:tcPr>
+          <w:p>
+            <w:r>
+              <w:rPr>
+                <w:b/>
+                <w:color w:val="FFFFFF"/>
+                <w:sz w:val="16"/>
+              </w:rPr>
+              <w:t>Nível</w:t>
+            </w:r>
+          </w:p>
+        </w:tc>
+        <w:tc>
+          <w:tcPr>
+            <w:tcW w:type="dxa" w:w="4500"/>
+            <w:shd w:fill="FE3000"/>
+          </w:tcPr>
+          <w:p>
+            <w:r>
+              <w:rPr>
+                <w:b/>
+                <w:color w:val="FFFFFF"/>
+                <w:sz w:val="16"/>
+              </w:rPr>
+              <w:t>Significado</w:t>
+            </w:r>
+          </w:p>
+        </w:tc>
+        <w:tc>
+          <w:tcPr>
+            <w:tcW w:type="dxa" w:w="3360"/>
+            <w:shd w:fill="FE3000"/>
+          </w:tcPr>
+          <w:p>
+            <w:r>
+              <w:rPr>
+                <w:b/>
+                <w:color w:val="FFFFFF"/>
+                <w:sz w:val="16"/>
+              </w:rPr>
+              <w:t>Uso recomendado</w:t>
+            </w:r>
+          </w:p>
+        </w:tc>
+      </w:tr>
+      <w:tr>
+        <w:tc>
+          <w:tcPr>
+            <w:tcW w:type="dxa" w:w="1500"/>
+            <w:vAlign w:val="center"/>
+          </w:tcPr>
+          <w:p>
+            <w:pPr>
+              <w:spacing w:after="40"/>
+            </w:pPr>
+            <w:r>
+              <w:rPr>
+                <w:rFonts w:ascii="Arial" w:hAnsi="Arial"/>
+                <w:sz w:val="16"/>
+              </w:rPr>
+              <w:t>Debug</w:t>
+            </w:r>
+          </w:p>
+        </w:tc>
+        <w:tc>
+          <w:tcPr>
+            <w:tcW w:type="dxa" w:w="4500"/>
+            <w:vAlign w:val="center"/>
+          </w:tcPr>
+          <w:p>
+            <w:pPr>
+              <w:spacing w:after="40"/>
+            </w:pPr>
+            <w:r>
+              <w:rPr>
+                <w:rFonts w:ascii="Arial" w:hAnsi="Arial"/>
+                <w:sz w:val="16"/>
+              </w:rPr>
+              <w:t>Detalhe fino para investigação. Pode gerar grande volume.</w:t>
+            </w:r>
+          </w:p>
+        </w:tc>
+        <w:tc>
+          <w:tcPr>
+            <w:tcW w:type="dxa" w:w="3360"/>
+            <w:vAlign w:val="center"/>
+          </w:tcPr>
+          <w:p>
+            <w:pPr>
+              <w:spacing w:after="40"/>
+            </w:pPr>
+            <w:r>
+              <w:rPr>
+                <w:rFonts w:ascii="Arial" w:hAnsi="Arial"/>
+                <w:sz w:val="16"/>
+              </w:rPr>
+              <w:t>Ativar por período curto durante diagnóstico.</w:t>
+            </w:r>
+          </w:p>
+        </w:tc>
+      </w:tr>
+      <w:tr>
+        <w:tc>
+          <w:tcPr>
+            <w:tcW w:type="dxa" w:w="1500"/>
+            <w:vAlign w:val="center"/>
+            <w:shd w:fill="F7F8FA"/>
+          </w:tcPr>
+          <w:p>
+            <w:pPr>
+              <w:spacing w:after="40"/>
+            </w:pPr>
+            <w:r>
+              <w:rPr>
+                <w:rFonts w:ascii="Arial" w:hAnsi="Arial"/>
+                <w:sz w:val="16"/>
+              </w:rPr>
+              <w:t>Info</w:t>
+            </w:r>
+          </w:p>
+        </w:tc>
+        <w:tc>
+          <w:tcPr>
+            <w:tcW w:type="dxa" w:w="4500"/>
+            <w:vAlign w:val="center"/>
+            <w:shd w:fill="F7F8FA"/>
+          </w:tcPr>
+          <w:p>
+            <w:pPr>
+              <w:spacing w:after="40"/>
+            </w:pPr>
+            <w:r>
+              <w:rPr>
+                <w:rFonts w:ascii="Arial" w:hAnsi="Arial"/>
+                <w:sz w:val="16"/>
+              </w:rPr>
+              <w:t>Operação normal: requisições concluídas e eventos de configuração.</w:t>
+            </w:r>
+          </w:p>
+        </w:tc>
+        <w:tc>
+          <w:tcPr>
+            <w:tcW w:type="dxa" w:w="3360"/>
+            <w:vAlign w:val="center"/>
+            <w:shd w:fill="F7F8FA"/>
+          </w:tcPr>
+          <w:p>
+            <w:pPr>
+              <w:spacing w:after="40"/>
+            </w:pPr>
+            <w:r>
+              <w:rPr>
+                <w:rFonts w:ascii="Arial" w:hAnsi="Arial"/>
+                <w:sz w:val="16"/>
+              </w:rPr>
+              <w:t>Padrão recomendado para produção.</w:t>
+            </w:r>
+          </w:p>
+        </w:tc>
+      </w:tr>
+      <w:tr>
+        <w:tc>
+          <w:tcPr>
+            <w:tcW w:type="dxa" w:w="1500"/>
+            <w:vAlign w:val="center"/>
+          </w:tcPr>
+          <w:p>
+            <w:pPr>
+              <w:spacing w:after="40"/>
+            </w:pPr>
+            <w:r>
+              <w:rPr>
+                <w:rFonts w:ascii="Arial" w:hAnsi="Arial"/>
+                <w:sz w:val="16"/>
+              </w:rPr>
+              <w:t>Warning</w:t>
+            </w:r>
+          </w:p>
+        </w:tc>
+        <w:tc>
+          <w:tcPr>
+            <w:tcW w:type="dxa" w:w="4500"/>
+            <w:vAlign w:val="center"/>
+          </w:tcPr>
+          <w:p>
+            <w:pPr>
+              <w:spacing w:after="40"/>
+            </w:pPr>
+            <w:r>
+              <w:rPr>
+                <w:rFonts w:ascii="Arial" w:hAnsi="Arial"/>
+                <w:sz w:val="16"/>
+              </w:rPr>
+              <w:t>Situação inesperada que não interrompeu completamente o serviço.</w:t>
+            </w:r>
+          </w:p>
+        </w:tc>
+        <w:tc>
+          <w:tcPr>
+            <w:tcW w:type="dxa" w:w="3360"/>
+            <w:vAlign w:val="center"/>
+          </w:tcPr>
+          <w:p>
+            <w:pPr>
+              <w:spacing w:after="40"/>
+            </w:pPr>
+            <w:r>
+              <w:rPr>
+                <w:rFonts w:ascii="Arial" w:hAnsi="Arial"/>
+                <w:sz w:val="16"/>
+              </w:rPr>
+              <w:t>Monitorar tendência e corrigir causas recorrentes.</w:t>
+            </w:r>
+          </w:p>
+        </w:tc>
+      </w:tr>
+      <w:tr>
+        <w:tc>
+          <w:tcPr>
+            <w:tcW w:type="dxa" w:w="1500"/>
+            <w:vAlign w:val="center"/>
+            <w:shd w:fill="F7F8FA"/>
+          </w:tcPr>
+          <w:p>
+            <w:pPr>
+              <w:spacing w:after="40"/>
+            </w:pPr>
+            <w:r>
+              <w:rPr>
+                <w:rFonts w:ascii="Arial" w:hAnsi="Arial"/>
+                <w:sz w:val="16"/>
+              </w:rPr>
+              <w:t>Error</w:t>
+            </w:r>
+          </w:p>
+        </w:tc>
+        <w:tc>
+          <w:tcPr>
+            <w:tcW w:type="dxa" w:w="4500"/>
+            <w:vAlign w:val="center"/>
+            <w:shd w:fill="F7F8FA"/>
+          </w:tcPr>
+          <w:p>
+            <w:pPr>
+              <w:spacing w:after="40"/>
+            </w:pPr>
+            <w:r>
+              <w:rPr>
+                <w:rFonts w:ascii="Arial" w:hAnsi="Arial"/>
+                <w:sz w:val="16"/>
+              </w:rPr>
+              <w:t>Falha grave ou resposta HTTP 5xx.</w:t>
+            </w:r>
+          </w:p>
+        </w:tc>
+        <w:tc>
+          <w:tcPr>
+            <w:tcW w:type="dxa" w:w="3360"/>
+            <w:vAlign w:val="center"/>
+            <w:shd w:fill="F7F8FA"/>
+          </w:tcPr>
+          <w:p>
+            <w:pPr>
+              <w:spacing w:after="40"/>
+            </w:pPr>
+            <w:r>
+              <w:rPr>
+                <w:rFonts w:ascii="Arial" w:hAnsi="Arial"/>
+                <w:sz w:val="16"/>
+              </w:rPr>
+              <w:t>Gerar alerta e investigação prioritária.</w:t>
+            </w:r>
+          </w:p>
+        </w:tc>
+      </w:tr>
+    </w:tbl>
+    <w:p>
+      <w:pPr>
+        <w:spacing w:after="60"/>
+      </w:pPr>
+    </w:p>
+    <w:p>
+      <w:r>
+        <w:t>O filtro funciona por ordem de gravidade. Se o mínimo for Warning, logs Debug e Info não são enviados. Se o mínimo for Debug, todos os níveis são enviados, aumentando volume, custo e ruído.</w:t>
+      </w:r>
+    </w:p>
+    <w:p>
+      <w:pPr>
+        <w:pStyle w:val="Heading3"/>
+      </w:pPr>
+      <w:r>
+        <w:t>7.3.11 Cabeçalhos OTLP e proteção de segredos</w:t>
+      </w:r>
+    </w:p>
+    <w:p>
+      <w:r>
+        <w:t>Cada cabeçalho deve ocupar uma linha no formato Nome: valor. O painel bloqueia edição por padrão; clicar em Alterar cabeçalhos protegidos antes de modificar. Valores são criptografados no PostgreSQL e a API administrativa retorna apenas a indicação de que existem cabeçalhos configurados.</w:t>
+      </w:r>
+    </w:p>
+    <w:p>
+      <w:pPr>
+        <w:spacing w:before="80" w:after="160"/>
+        <w:ind w:left="259" w:right="259"/>
+        <w:shd w:fill="F4F5F7"/>
+      </w:pPr>
+      <w:r>
+        <w:rPr>
+          <w:rFonts w:ascii="Consolas" w:hAnsi="Consolas"/>
+          <w:color w:val="232323"/>
+          <w:sz w:val="16"/>
+        </w:rPr>
+        <w:t>Authorization: Bearer SEU_TOKEN</w:t>
+      </w:r>
+      <w:r>
+        <w:br/>
+      </w:r>
+      <w:r>
+        <w:rPr>
+          <w:rFonts w:ascii="Consolas" w:hAnsi="Consolas"/>
+          <w:color w:val="232323"/>
+          <w:sz w:val="16"/>
+        </w:rPr>
+        <w:t>X-Scope-OrgID: moveon</w:t>
+      </w:r>
+    </w:p>
+    <w:p>
+      <w:r>
+        <w:t>Cabeçalhos vazios, malformados ou perigosos, como Host, Content-Length, Connection, Transfer-Encoding e Cookie, são recusados. Não copie tokens para documentação, prints ou chamados. Para trocar um token, gere outro no sistema de observabilidade, salve no painel e revogue o anterior.</w:t>
+      </w:r>
+    </w:p>
+    <w:p>
+      <w:pPr>
+        <w:pStyle w:val="Heading3"/>
+      </w:pPr>
+      <w:r>
+        <w:t>7.3.12 Como salvar e testar OpenTelemetry</w:t>
+      </w:r>
+    </w:p>
+    <w:p>
+      <w:r>
+        <w:t>Ao clicar em Salvar OpenTelemetry com a exportação ativa, o backend persiste a configuração, reinicializa o provedor e realiza uma entrega OTLP real. O teste envia um log informativo chamado opentelemetry_conexao_verificada, com o atributo moveon.verificacao=true. Somente uma resposta HTTP 2xx é considerada sucesso.</w:t>
+      </w:r>
+    </w:p>
+    <w:p>
+      <w:r>
+        <w:t>O botão Testar conexão OTLP repete a prova sem alterar campos. Ele mostra o status HTTP e a duração, por exemplo: “Log entregue com sucesso (HTTP 200, 84 ms)”. Procure o registro no destino filtrando service.name=moveon-portal e o corpo opentelemetry_conexao_verificada.</w:t>
+      </w:r>
+    </w:p>
+    <w:p>
+      <w:pPr>
+        <w:spacing w:before="80" w:after="160"/>
+        <w:ind w:left="259" w:right="259"/>
+        <w:shd w:fill="F4F5F7"/>
+      </w:pPr>
+      <w:r>
+        <w:rPr>
+          <w:rFonts w:ascii="Consolas" w:hAnsi="Consolas"/>
+          <w:color w:val="232323"/>
+          <w:sz w:val="16"/>
+        </w:rPr>
+        <w:t>Endpoint correto:</w:t>
+      </w:r>
+      <w:r>
+        <w:br/>
+      </w:r>
+      <w:r>
+        <w:rPr>
+          <w:rFonts w:ascii="Consolas" w:hAnsi="Consolas"/>
+          <w:color w:val="232323"/>
+          <w:sz w:val="16"/>
+        </w:rPr>
+        <w:t>https://collector.exemplo.com:4318/v1/logs</w:t>
+      </w:r>
+      <w:r>
+        <w:br/>
+      </w:r>
+      <w:r>
+        <w:rPr>
+          <w:rFonts w:ascii="Consolas" w:hAnsi="Consolas"/>
+          <w:color w:val="232323"/>
+          <w:sz w:val="16"/>
+        </w:rPr>
+      </w:r>
+      <w:r>
+        <w:br/>
+      </w:r>
+      <w:r>
+        <w:rPr>
+          <w:rFonts w:ascii="Consolas" w:hAnsi="Consolas"/>
+          <w:color w:val="232323"/>
+          <w:sz w:val="16"/>
+        </w:rPr>
+        <w:t>Mensagem esperada no painel:</w:t>
+      </w:r>
+      <w:r>
+        <w:br/>
+      </w:r>
+      <w:r>
+        <w:rPr>
+          <w:rFonts w:ascii="Consolas" w:hAnsi="Consolas"/>
+          <w:color w:val="232323"/>
+          <w:sz w:val="16"/>
+        </w:rPr>
+        <w:t>Configuração salva e entrega OTLP confirmada.</w:t>
+      </w:r>
+    </w:p>
+    <w:p>
+      <w:r>
+        <w:t>Os logs normais são processados em lote para reduzir consumo de rede e CPU. Desabilitar a exportação encerra o provedor de forma controlada. Se o Collector ficar indisponível depois da configuração, a API continua atendendo usuários; a observabilidade não deve derrubar o portal.</w:t>
+      </w:r>
+    </w:p>
+    <w:p>
+      <w:pPr>
+        <w:pStyle w:val="Heading3"/>
+      </w:pPr>
+      <w:r>
+        <w:t>7.3.13 Diagnóstico do OpenTelemetry</w:t>
+      </w:r>
+    </w:p>
+    <w:tbl>
+      <w:tblPr>
+        <w:tblW w:type="dxa" w:w="9360"/>
+        <w:jc w:val="center"/>
+        <w:tblLayout w:type="fixed"/>
+        <w:tblLook w:firstColumn="1" w:firstRow="1" w:lastColumn="0" w:lastRow="0" w:noHBand="0" w:noVBand="1" w:val="04A0"/>
+        <w:tblInd w:w="120" w:type="dxa"/>
+      </w:tblPr>
+      <w:tblGrid>
+        <w:gridCol w:w="2200"/>
+        <w:gridCol w:w="3300"/>
+        <w:gridCol w:w="3860"/>
+      </w:tblGrid>
+      <w:tr>
+        <w:trPr>
+          <w:tblHeader/>
+        </w:trPr>
+        <w:tc>
+          <w:tcPr>
+            <w:tcW w:type="dxa" w:w="2200"/>
+            <w:shd w:fill="FE3000"/>
+          </w:tcPr>
+          <w:p>
+            <w:r>
+              <w:rPr>
+                <w:b/>
+                <w:color w:val="FFFFFF"/>
+                <w:sz w:val="15"/>
+              </w:rPr>
+              <w:t>Sintoma</w:t>
+            </w:r>
+          </w:p>
+        </w:tc>
+        <w:tc>
+          <w:tcPr>
+            <w:tcW w:type="dxa" w:w="3300"/>
+            <w:shd w:fill="FE3000"/>
+          </w:tcPr>
+          <w:p>
+            <w:r>
+              <w:rPr>
+                <w:b/>
+                <w:color w:val="FFFFFF"/>
+                <w:sz w:val="15"/>
+              </w:rPr>
+              <w:t>Causa provável</w:t>
+            </w:r>
+          </w:p>
+        </w:tc>
+        <w:tc>
+          <w:tcPr>
+            <w:tcW w:type="dxa" w:w="3860"/>
+            <w:shd w:fill="FE3000"/>
+          </w:tcPr>
+          <w:p>
+            <w:r>
+              <w:rPr>
+                <w:b/>
+                <w:color w:val="FFFFFF"/>
+                <w:sz w:val="15"/>
+              </w:rPr>
+              <w:t>Como corrigir</w:t>
+            </w:r>
+          </w:p>
+        </w:tc>
+      </w:tr>
+      <w:tr>
+        <w:tc>
+          <w:tcPr>
+            <w:tcW w:type="dxa" w:w="2200"/>
+            <w:vAlign w:val="center"/>
+          </w:tcPr>
+          <w:p>
+            <w:pPr>
+              <w:spacing w:after="40"/>
+            </w:pPr>
+            <w:r>
+              <w:rPr>
+                <w:rFonts w:ascii="Arial" w:hAnsi="Arial"/>
+                <w:sz w:val="15"/>
+              </w:rPr>
+              <w:t>Endpoint deve terminar com /v1/logs</w:t>
+            </w:r>
+          </w:p>
+        </w:tc>
+        <w:tc>
+          <w:tcPr>
+            <w:tcW w:type="dxa" w:w="3300"/>
+            <w:vAlign w:val="center"/>
+          </w:tcPr>
+          <w:p>
+            <w:pPr>
+              <w:spacing w:after="40"/>
+            </w:pPr>
+            <w:r>
+              <w:rPr>
+                <w:rFonts w:ascii="Arial" w:hAnsi="Arial"/>
+                <w:sz w:val="15"/>
+              </w:rPr>
+              <w:t>Foi usada a raiz do Collector ou endpoint gRPC.</w:t>
+            </w:r>
+          </w:p>
+        </w:tc>
+        <w:tc>
+          <w:tcPr>
+            <w:tcW w:type="dxa" w:w="3860"/>
+            <w:vAlign w:val="center"/>
+          </w:tcPr>
+          <w:p>
+            <w:pPr>
+              <w:spacing w:after="40"/>
+            </w:pPr>
+            <w:r>
+              <w:rPr>
+                <w:rFonts w:ascii="Arial" w:hAnsi="Arial"/>
+                <w:sz w:val="15"/>
+              </w:rPr>
+              <w:t>Usar a URL OTLP/HTTP completa, geralmente porta 4318 + /v1/logs.</w:t>
+            </w:r>
+          </w:p>
+        </w:tc>
+      </w:tr>
+      <w:tr>
+        <w:tc>
+          <w:tcPr>
+            <w:tcW w:type="dxa" w:w="2200"/>
+            <w:vAlign w:val="center"/>
+            <w:shd w:fill="F7F8FA"/>
+          </w:tcPr>
+          <w:p>
+            <w:pPr>
+              <w:spacing w:after="40"/>
+            </w:pPr>
+            <w:r>
+              <w:rPr>
+                <w:rFonts w:ascii="Arial" w:hAnsi="Arial"/>
+                <w:sz w:val="15"/>
+              </w:rPr>
+              <w:t>HTTP 401 ou 403</w:t>
+            </w:r>
+          </w:p>
+        </w:tc>
+        <w:tc>
+          <w:tcPr>
+            <w:tcW w:type="dxa" w:w="3300"/>
+            <w:vAlign w:val="center"/>
+            <w:shd w:fill="F7F8FA"/>
+          </w:tcPr>
+          <w:p>
+            <w:pPr>
+              <w:spacing w:after="40"/>
+            </w:pPr>
+            <w:r>
+              <w:rPr>
+                <w:rFonts w:ascii="Arial" w:hAnsi="Arial"/>
+                <w:sz w:val="15"/>
+              </w:rPr>
+              <w:t>Token ausente, inválido ou sem permissão.</w:t>
+            </w:r>
+          </w:p>
+        </w:tc>
+        <w:tc>
+          <w:tcPr>
+            <w:tcW w:type="dxa" w:w="3860"/>
+            <w:vAlign w:val="center"/>
+            <w:shd w:fill="F7F8FA"/>
+          </w:tcPr>
+          <w:p>
+            <w:pPr>
+              <w:spacing w:after="40"/>
+            </w:pPr>
+            <w:r>
+              <w:rPr>
+                <w:rFonts w:ascii="Arial" w:hAnsi="Arial"/>
+                <w:sz w:val="15"/>
+              </w:rPr>
+              <w:t>Revisar Authorization e permissões no Collector.</w:t>
+            </w:r>
+          </w:p>
+        </w:tc>
+      </w:tr>
+      <w:tr>
+        <w:tc>
+          <w:tcPr>
+            <w:tcW w:type="dxa" w:w="2200"/>
+            <w:vAlign w:val="center"/>
+          </w:tcPr>
+          <w:p>
+            <w:pPr>
+              <w:spacing w:after="40"/>
+            </w:pPr>
+            <w:r>
+              <w:rPr>
+                <w:rFonts w:ascii="Arial" w:hAnsi="Arial"/>
+                <w:sz w:val="15"/>
+              </w:rPr>
+              <w:t>HTTP 404</w:t>
+            </w:r>
+          </w:p>
+        </w:tc>
+        <w:tc>
+          <w:tcPr>
+            <w:tcW w:type="dxa" w:w="3300"/>
+            <w:vAlign w:val="center"/>
+          </w:tcPr>
+          <w:p>
+            <w:pPr>
+              <w:spacing w:after="40"/>
+            </w:pPr>
+            <w:r>
+              <w:rPr>
+                <w:rFonts w:ascii="Arial" w:hAnsi="Arial"/>
+                <w:sz w:val="15"/>
+              </w:rPr>
+              <w:t>Caminho incorreto ou receiver OTLP HTTP desativado.</w:t>
+            </w:r>
+          </w:p>
+        </w:tc>
+        <w:tc>
+          <w:tcPr>
+            <w:tcW w:type="dxa" w:w="3860"/>
+            <w:vAlign w:val="center"/>
+          </w:tcPr>
+          <w:p>
+            <w:pPr>
+              <w:spacing w:after="40"/>
+            </w:pPr>
+            <w:r>
+              <w:rPr>
+                <w:rFonts w:ascii="Arial" w:hAnsi="Arial"/>
+                <w:sz w:val="15"/>
+              </w:rPr>
+              <w:t>Ativar receiver otlp/http e conferir /v1/logs.</w:t>
+            </w:r>
+          </w:p>
+        </w:tc>
+      </w:tr>
+      <w:tr>
+        <w:tc>
+          <w:tcPr>
+            <w:tcW w:type="dxa" w:w="2200"/>
+            <w:vAlign w:val="center"/>
+            <w:shd w:fill="F7F8FA"/>
+          </w:tcPr>
+          <w:p>
+            <w:pPr>
+              <w:spacing w:after="40"/>
+            </w:pPr>
+            <w:r>
+              <w:rPr>
+                <w:rFonts w:ascii="Arial" w:hAnsi="Arial"/>
+                <w:sz w:val="15"/>
+              </w:rPr>
+              <w:t>HTTP 429</w:t>
+            </w:r>
+          </w:p>
+        </w:tc>
+        <w:tc>
+          <w:tcPr>
+            <w:tcW w:type="dxa" w:w="3300"/>
+            <w:vAlign w:val="center"/>
+            <w:shd w:fill="F7F8FA"/>
+          </w:tcPr>
+          <w:p>
+            <w:pPr>
+              <w:spacing w:after="40"/>
+            </w:pPr>
+            <w:r>
+              <w:rPr>
+                <w:rFonts w:ascii="Arial" w:hAnsi="Arial"/>
+                <w:sz w:val="15"/>
+              </w:rPr>
+              <w:t>Collector ou destino aplicou limite de ingestão.</w:t>
+            </w:r>
+          </w:p>
+        </w:tc>
+        <w:tc>
+          <w:tcPr>
+            <w:tcW w:type="dxa" w:w="3860"/>
+            <w:vAlign w:val="center"/>
+            <w:shd w:fill="F7F8FA"/>
+          </w:tcPr>
+          <w:p>
+            <w:pPr>
+              <w:spacing w:after="40"/>
+            </w:pPr>
+            <w:r>
+              <w:rPr>
+                <w:rFonts w:ascii="Arial" w:hAnsi="Arial"/>
+                <w:sz w:val="15"/>
+              </w:rPr>
+              <w:t>Reduzir Debug, revisar capacidade e políticas de lote.</w:t>
+            </w:r>
+          </w:p>
+        </w:tc>
+      </w:tr>
+      <w:tr>
+        <w:tc>
+          <w:tcPr>
+            <w:tcW w:type="dxa" w:w="2200"/>
+            <w:vAlign w:val="center"/>
+          </w:tcPr>
+          <w:p>
+            <w:pPr>
+              <w:spacing w:after="40"/>
+            </w:pPr>
+            <w:r>
+              <w:rPr>
+                <w:rFonts w:ascii="Arial" w:hAnsi="Arial"/>
+                <w:sz w:val="15"/>
+              </w:rPr>
+              <w:t>HTTP 5xx</w:t>
+            </w:r>
+          </w:p>
+        </w:tc>
+        <w:tc>
+          <w:tcPr>
+            <w:tcW w:type="dxa" w:w="3300"/>
+            <w:vAlign w:val="center"/>
+          </w:tcPr>
+          <w:p>
+            <w:pPr>
+              <w:spacing w:after="40"/>
+            </w:pPr>
+            <w:r>
+              <w:rPr>
+                <w:rFonts w:ascii="Arial" w:hAnsi="Arial"/>
+                <w:sz w:val="15"/>
+              </w:rPr>
+              <w:t>Collector recebeu a chamada, mas falhou internamente.</w:t>
+            </w:r>
+          </w:p>
+        </w:tc>
+        <w:tc>
+          <w:tcPr>
+            <w:tcW w:type="dxa" w:w="3860"/>
+            <w:vAlign w:val="center"/>
+          </w:tcPr>
+          <w:p>
+            <w:pPr>
+              <w:spacing w:after="40"/>
+            </w:pPr>
+            <w:r>
+              <w:rPr>
+                <w:rFonts w:ascii="Arial" w:hAnsi="Arial"/>
+                <w:sz w:val="15"/>
+              </w:rPr>
+              <w:t>Consultar logs do Collector e do backend de observabilidade.</w:t>
+            </w:r>
+          </w:p>
+        </w:tc>
+      </w:tr>
+      <w:tr>
+        <w:tc>
+          <w:tcPr>
+            <w:tcW w:type="dxa" w:w="2200"/>
+            <w:vAlign w:val="center"/>
+            <w:shd w:fill="F7F8FA"/>
+          </w:tcPr>
+          <w:p>
+            <w:pPr>
+              <w:spacing w:after="40"/>
+            </w:pPr>
+            <w:r>
+              <w:rPr>
+                <w:rFonts w:ascii="Arial" w:hAnsi="Arial"/>
+                <w:sz w:val="15"/>
+              </w:rPr>
+              <w:t>Timeout após 10 segundos</w:t>
+            </w:r>
+          </w:p>
+        </w:tc>
+        <w:tc>
+          <w:tcPr>
+            <w:tcW w:type="dxa" w:w="3300"/>
+            <w:vAlign w:val="center"/>
+            <w:shd w:fill="F7F8FA"/>
+          </w:tcPr>
+          <w:p>
+            <w:pPr>
+              <w:spacing w:after="40"/>
+            </w:pPr>
+            <w:r>
+              <w:rPr>
+                <w:rFonts w:ascii="Arial" w:hAnsi="Arial"/>
+                <w:sz w:val="15"/>
+              </w:rPr>
+              <w:t>Rede, DNS, firewall, proxy ou Collector indisponível.</w:t>
+            </w:r>
+          </w:p>
+        </w:tc>
+        <w:tc>
+          <w:tcPr>
+            <w:tcW w:type="dxa" w:w="3860"/>
+            <w:vAlign w:val="center"/>
+            <w:shd w:fill="F7F8FA"/>
+          </w:tcPr>
+          <w:p>
+            <w:pPr>
+              <w:spacing w:after="40"/>
+            </w:pPr>
+            <w:r>
+              <w:rPr>
+                <w:rFonts w:ascii="Arial" w:hAnsi="Arial"/>
+                <w:sz w:val="15"/>
+              </w:rPr>
+              <w:t>Testar conectividade a partir da VPS e liberar saída/entrada necessárias.</w:t>
+            </w:r>
+          </w:p>
+        </w:tc>
+      </w:tr>
+      <w:tr>
+        <w:tc>
+          <w:tcPr>
+            <w:tcW w:type="dxa" w:w="2200"/>
+            <w:vAlign w:val="center"/>
+          </w:tcPr>
+          <w:p>
+            <w:pPr>
+              <w:spacing w:after="40"/>
+            </w:pPr>
+            <w:r>
+              <w:rPr>
+                <w:rFonts w:ascii="Arial" w:hAnsi="Arial"/>
+                <w:sz w:val="15"/>
+              </w:rPr>
+              <w:t>Teste funciona, mas não encontro o log</w:t>
+            </w:r>
+          </w:p>
+        </w:tc>
+        <w:tc>
+          <w:tcPr>
+            <w:tcW w:type="dxa" w:w="3300"/>
+            <w:vAlign w:val="center"/>
+          </w:tcPr>
+          <w:p>
+            <w:pPr>
+              <w:spacing w:after="40"/>
+            </w:pPr>
+            <w:r>
+              <w:rPr>
+                <w:rFonts w:ascii="Arial" w:hAnsi="Arial"/>
+                <w:sz w:val="15"/>
+              </w:rPr>
+              <w:t>Pipeline posterior filtrou, transformou ou enviou a outro tenant.</w:t>
+            </w:r>
+          </w:p>
+        </w:tc>
+        <w:tc>
+          <w:tcPr>
+            <w:tcW w:type="dxa" w:w="3860"/>
+            <w:vAlign w:val="center"/>
+          </w:tcPr>
+          <w:p>
+            <w:pPr>
+              <w:spacing w:after="40"/>
+            </w:pPr>
+            <w:r>
+              <w:rPr>
+                <w:rFonts w:ascii="Arial" w:hAnsi="Arial"/>
+                <w:sz w:val="15"/>
+              </w:rPr>
+              <w:t>Buscar por service.name, corpo do teste e X-Scope-OrgID; revisar exporters do Collector.</w:t>
+            </w:r>
+          </w:p>
+        </w:tc>
+      </w:tr>
+    </w:tbl>
+    <w:p>
+      <w:pPr>
+        <w:spacing w:after="60"/>
+      </w:pPr>
+    </w:p>
+    <w:p>
+      <w:r>
+        <w:t>Exemplo mínimo de Collector para receber OTLP/HTTP e escrever no próprio console. É apenas uma referência de laboratório; em produção, a equipe interna deve configurar autenticação, TLS, filas e o exporter corporativo:</w:t>
+      </w:r>
+    </w:p>
+    <w:p>
+      <w:pPr>
+        <w:spacing w:before="80" w:after="160"/>
+        <w:ind w:left="259" w:right="259"/>
+        <w:shd w:fill="F4F5F7"/>
+      </w:pPr>
+      <w:r>
+        <w:rPr>
+          <w:rFonts w:ascii="Consolas" w:hAnsi="Consolas"/>
+          <w:color w:val="232323"/>
+          <w:sz w:val="16"/>
+        </w:rPr>
+        <w:t>receivers:</w:t>
+      </w:r>
+      <w:r>
+        <w:br/>
+      </w:r>
+      <w:r>
+        <w:rPr>
+          <w:rFonts w:ascii="Consolas" w:hAnsi="Consolas"/>
+          <w:color w:val="232323"/>
+          <w:sz w:val="16"/>
+        </w:rPr>
+        <w:t xml:space="preserve">  otlp:</w:t>
+      </w:r>
+      <w:r>
+        <w:br/>
+      </w:r>
+      <w:r>
+        <w:rPr>
+          <w:rFonts w:ascii="Consolas" w:hAnsi="Consolas"/>
+          <w:color w:val="232323"/>
+          <w:sz w:val="16"/>
+        </w:rPr>
+        <w:t xml:space="preserve">    protocols:</w:t>
+      </w:r>
+      <w:r>
+        <w:br/>
+      </w:r>
+      <w:r>
+        <w:rPr>
+          <w:rFonts w:ascii="Consolas" w:hAnsi="Consolas"/>
+          <w:color w:val="232323"/>
+          <w:sz w:val="16"/>
+        </w:rPr>
+        <w:t xml:space="preserve">      http:</w:t>
+      </w:r>
+      <w:r>
+        <w:br/>
+      </w:r>
+      <w:r>
+        <w:rPr>
+          <w:rFonts w:ascii="Consolas" w:hAnsi="Consolas"/>
+          <w:color w:val="232323"/>
+          <w:sz w:val="16"/>
+        </w:rPr>
+        <w:t xml:space="preserve">        endpoint: 0.0.0.0:4318</w:t>
+      </w:r>
+      <w:r>
+        <w:br/>
+      </w:r>
+      <w:r>
+        <w:rPr>
+          <w:rFonts w:ascii="Consolas" w:hAnsi="Consolas"/>
+          <w:color w:val="232323"/>
+          <w:sz w:val="16"/>
+        </w:rPr>
+      </w:r>
+      <w:r>
+        <w:br/>
+      </w:r>
+      <w:r>
+        <w:rPr>
+          <w:rFonts w:ascii="Consolas" w:hAnsi="Consolas"/>
+          <w:color w:val="232323"/>
+          <w:sz w:val="16"/>
+        </w:rPr>
+        <w:t>exporters:</w:t>
+      </w:r>
+      <w:r>
+        <w:br/>
+      </w:r>
+      <w:r>
+        <w:rPr>
+          <w:rFonts w:ascii="Consolas" w:hAnsi="Consolas"/>
+          <w:color w:val="232323"/>
+          <w:sz w:val="16"/>
+        </w:rPr>
+        <w:t xml:space="preserve">  debug:</w:t>
+      </w:r>
+      <w:r>
+        <w:br/>
+      </w:r>
+      <w:r>
+        <w:rPr>
+          <w:rFonts w:ascii="Consolas" w:hAnsi="Consolas"/>
+          <w:color w:val="232323"/>
+          <w:sz w:val="16"/>
+        </w:rPr>
+        <w:t xml:space="preserve">    verbosity: detailed</w:t>
+      </w:r>
+      <w:r>
+        <w:br/>
+      </w:r>
+      <w:r>
+        <w:rPr>
+          <w:rFonts w:ascii="Consolas" w:hAnsi="Consolas"/>
+          <w:color w:val="232323"/>
+          <w:sz w:val="16"/>
+        </w:rPr>
+      </w:r>
+      <w:r>
+        <w:br/>
+      </w:r>
+      <w:r>
+        <w:rPr>
+          <w:rFonts w:ascii="Consolas" w:hAnsi="Consolas"/>
+          <w:color w:val="232323"/>
+          <w:sz w:val="16"/>
+        </w:rPr>
+        <w:t>service:</w:t>
+      </w:r>
+      <w:r>
+        <w:br/>
+      </w:r>
+      <w:r>
+        <w:rPr>
+          <w:rFonts w:ascii="Consolas" w:hAnsi="Consolas"/>
+          <w:color w:val="232323"/>
+          <w:sz w:val="16"/>
+        </w:rPr>
+        <w:t xml:space="preserve">  pipelines:</w:t>
+      </w:r>
+      <w:r>
+        <w:br/>
+      </w:r>
+      <w:r>
+        <w:rPr>
+          <w:rFonts w:ascii="Consolas" w:hAnsi="Consolas"/>
+          <w:color w:val="232323"/>
+          <w:sz w:val="16"/>
+        </w:rPr>
+        <w:t xml:space="preserve">    logs:</w:t>
+      </w:r>
+      <w:r>
+        <w:br/>
+      </w:r>
+      <w:r>
+        <w:rPr>
+          <w:rFonts w:ascii="Consolas" w:hAnsi="Consolas"/>
+          <w:color w:val="232323"/>
+          <w:sz w:val="16"/>
+        </w:rPr>
+        <w:t xml:space="preserve">      receivers: [otlp]</w:t>
+      </w:r>
+      <w:r>
+        <w:br/>
+      </w:r>
+      <w:r>
+        <w:rPr>
+          <w:rFonts w:ascii="Consolas" w:hAnsi="Consolas"/>
+          <w:color w:val="232323"/>
+          <w:sz w:val="16"/>
+        </w:rPr>
+        <w:t xml:space="preserve">      exporters: [debug]</w:t>
+      </w:r>
+    </w:p>
+    <w:p>
+      <w:pPr>
+        <w:pStyle w:val="Heading3"/>
+      </w:pPr>
+      <w:r>
+        <w:t>7.3.14 Checklist operacional das integrações</w:t>
+      </w:r>
+    </w:p>
+    <w:tbl>
+      <w:tblPr>
+        <w:tblW w:type="dxa" w:w="9360"/>
+        <w:jc w:val="center"/>
+        <w:tblLayout w:type="fixed"/>
+        <w:tblLook w:firstColumn="1" w:firstRow="1" w:lastColumn="0" w:lastRow="0" w:noHBand="0" w:noVBand="1" w:val="04A0"/>
+        <w:tblInd w:w="120" w:type="dxa"/>
+      </w:tblPr>
+      <w:tblGrid>
+        <w:gridCol w:w="1700"/>
+        <w:gridCol w:w="2900"/>
+        <w:gridCol w:w="2900"/>
+        <w:gridCol w:w="1860"/>
+      </w:tblGrid>
+      <w:tr>
+        <w:trPr>
+          <w:tblHeader/>
+        </w:trPr>
+        <w:tc>
+          <w:tcPr>
+            <w:tcW w:type="dxa" w:w="1700"/>
+            <w:shd w:fill="FE3000"/>
+          </w:tcPr>
+          <w:p>
+            <w:r>
+              <w:rPr>
+                <w:b/>
+                <w:color w:val="FFFFFF"/>
+                <w:sz w:val="14"/>
+              </w:rPr>
+              <w:t>Integração</w:t>
+            </w:r>
+          </w:p>
+        </w:tc>
+        <w:tc>
+          <w:tcPr>
+            <w:tcW w:type="dxa" w:w="2900"/>
+            <w:shd w:fill="FE3000"/>
+          </w:tcPr>
+          <w:p>
+            <w:r>
+              <w:rPr>
+                <w:b/>
+                <w:color w:val="FFFFFF"/>
+                <w:sz w:val="14"/>
+              </w:rPr>
+              <w:t>Antes de ativar</w:t>
+            </w:r>
+          </w:p>
+        </w:tc>
+        <w:tc>
+          <w:tcPr>
+            <w:tcW w:type="dxa" w:w="2900"/>
+            <w:shd w:fill="FE3000"/>
+          </w:tcPr>
+          <w:p>
+            <w:r>
+              <w:rPr>
+                <w:b/>
+                <w:color w:val="FFFFFF"/>
+                <w:sz w:val="14"/>
+              </w:rPr>
+              <w:t>Prova de funcionamento</w:t>
+            </w:r>
+          </w:p>
+        </w:tc>
+        <w:tc>
+          <w:tcPr>
+            <w:tcW w:type="dxa" w:w="1860"/>
+            <w:shd w:fill="FE3000"/>
+          </w:tcPr>
+          <w:p>
+            <w:r>
+              <w:rPr>
+                <w:b/>
+                <w:color w:val="FFFFFF"/>
+                <w:sz w:val="14"/>
+              </w:rPr>
+              <w:t>Plano de recuperação</w:t>
+            </w:r>
+          </w:p>
+        </w:tc>
+      </w:tr>
+      <w:tr>
+        <w:tc>
+          <w:tcPr>
+            <w:tcW w:type="dxa" w:w="1700"/>
+            <w:vAlign w:val="center"/>
+          </w:tcPr>
+          <w:p>
+            <w:pPr>
+              <w:spacing w:after="40"/>
+            </w:pPr>
+            <w:r>
+              <w:rPr>
+                <w:rFonts w:ascii="Arial" w:hAnsi="Arial"/>
+                <w:sz w:val="14"/>
+              </w:rPr>
+              <w:t>S3</w:t>
+            </w:r>
+          </w:p>
+        </w:tc>
+        <w:tc>
+          <w:tcPr>
+            <w:tcW w:type="dxa" w:w="2900"/>
+            <w:vAlign w:val="center"/>
+          </w:tcPr>
+          <w:p>
+            <w:pPr>
+              <w:spacing w:after="40"/>
+            </w:pPr>
+            <w:r>
+              <w:rPr>
+                <w:rFonts w:ascii="Arial" w:hAnsi="Arial"/>
+                <w:sz w:val="14"/>
+              </w:rPr>
+              <w:t>Bucket, região, IAM Role/política e estratégia de entrega.</w:t>
+            </w:r>
+          </w:p>
+        </w:tc>
+        <w:tc>
+          <w:tcPr>
+            <w:tcW w:type="dxa" w:w="2900"/>
+            <w:vAlign w:val="center"/>
+          </w:tcPr>
+          <w:p>
+            <w:pPr>
+              <w:spacing w:after="40"/>
+            </w:pPr>
+            <w:r>
+              <w:rPr>
+                <w:rFonts w:ascii="Arial" w:hAnsi="Arial"/>
+                <w:sz w:val="14"/>
+              </w:rPr>
+              <w:t>Upload, HTTP 200 pela rota do portal, edição e exclusão testadas.</w:t>
+            </w:r>
+          </w:p>
+        </w:tc>
+        <w:tc>
+          <w:tcPr>
+            <w:tcW w:type="dxa" w:w="1860"/>
+            <w:vAlign w:val="center"/>
+          </w:tcPr>
+          <w:p>
+            <w:pPr>
+              <w:spacing w:after="40"/>
+            </w:pPr>
+            <w:r>
+              <w:rPr>
+                <w:rFonts w:ascii="Arial" w:hAnsi="Arial"/>
+                <w:sz w:val="14"/>
+              </w:rPr>
+              <w:t>Voltar temporariamente ao local para novos uploads sem apagar o bucket; corrigir IAM.</w:t>
+            </w:r>
+          </w:p>
+        </w:tc>
+      </w:tr>
+      <w:tr>
+        <w:tc>
+          <w:tcPr>
+            <w:tcW w:type="dxa" w:w="1700"/>
+            <w:vAlign w:val="center"/>
+            <w:shd w:fill="F7F8FA"/>
+          </w:tcPr>
+          <w:p>
+            <w:pPr>
+              <w:spacing w:after="40"/>
+            </w:pPr>
+            <w:r>
+              <w:rPr>
+                <w:rFonts w:ascii="Arial" w:hAnsi="Arial"/>
+                <w:sz w:val="14"/>
+              </w:rPr>
+              <w:t>Google Analytics</w:t>
+            </w:r>
+          </w:p>
+        </w:tc>
+        <w:tc>
+          <w:tcPr>
+            <w:tcW w:type="dxa" w:w="2900"/>
+            <w:vAlign w:val="center"/>
+            <w:shd w:fill="F7F8FA"/>
+          </w:tcPr>
+          <w:p>
+            <w:pPr>
+              <w:spacing w:after="40"/>
+            </w:pPr>
+            <w:r>
+              <w:rPr>
+                <w:rFonts w:ascii="Arial" w:hAnsi="Arial"/>
+                <w:sz w:val="14"/>
+              </w:rPr>
+              <w:t>Propriedade, fluxo Web, ID G-..., texto jurídico e consentimento.</w:t>
+            </w:r>
+          </w:p>
+        </w:tc>
+        <w:tc>
+          <w:tcPr>
+            <w:tcW w:type="dxa" w:w="2900"/>
+            <w:vAlign w:val="center"/>
+            <w:shd w:fill="F7F8FA"/>
+          </w:tcPr>
+          <w:p>
+            <w:pPr>
+              <w:spacing w:after="40"/>
+            </w:pPr>
+            <w:r>
+              <w:rPr>
+                <w:rFonts w:ascii="Arial" w:hAnsi="Arial"/>
+                <w:sz w:val="14"/>
+              </w:rPr>
+              <w:t>Aceitar em janela anônima e observar gtag/js, g/collect e tempo real.</w:t>
+            </w:r>
+          </w:p>
+        </w:tc>
+        <w:tc>
+          <w:tcPr>
+            <w:tcW w:type="dxa" w:w="1860"/>
+            <w:vAlign w:val="center"/>
+            <w:shd w:fill="F7F8FA"/>
+          </w:tcPr>
+          <w:p>
+            <w:pPr>
+              <w:spacing w:after="40"/>
+            </w:pPr>
+            <w:r>
+              <w:rPr>
+                <w:rFonts w:ascii="Arial" w:hAnsi="Arial"/>
+                <w:sz w:val="14"/>
+              </w:rPr>
+              <w:t>Desabilitar Analytics; o portal continua e as métricas internas permanecem.</w:t>
+            </w:r>
+          </w:p>
+        </w:tc>
+      </w:tr>
+      <w:tr>
+        <w:tc>
+          <w:tcPr>
+            <w:tcW w:type="dxa" w:w="1700"/>
+            <w:vAlign w:val="center"/>
+          </w:tcPr>
+          <w:p>
+            <w:pPr>
+              <w:spacing w:after="40"/>
+            </w:pPr>
+            <w:r>
+              <w:rPr>
+                <w:rFonts w:ascii="Arial" w:hAnsi="Arial"/>
+                <w:sz w:val="14"/>
+              </w:rPr>
+              <w:t>OpenTelemetry</w:t>
+            </w:r>
+          </w:p>
+        </w:tc>
+        <w:tc>
+          <w:tcPr>
+            <w:tcW w:type="dxa" w:w="2900"/>
+            <w:vAlign w:val="center"/>
+          </w:tcPr>
+          <w:p>
+            <w:pPr>
+              <w:spacing w:after="40"/>
+            </w:pPr>
+            <w:r>
+              <w:rPr>
+                <w:rFonts w:ascii="Arial" w:hAnsi="Arial"/>
+                <w:sz w:val="14"/>
+              </w:rPr>
+              <w:t>Collector OTLP/HTTP, /v1/logs, TLS, token, tenant e retenção.</w:t>
+            </w:r>
+          </w:p>
+        </w:tc>
+        <w:tc>
+          <w:tcPr>
+            <w:tcW w:type="dxa" w:w="2900"/>
+            <w:vAlign w:val="center"/>
+          </w:tcPr>
+          <w:p>
+            <w:pPr>
+              <w:spacing w:after="40"/>
+            </w:pPr>
+            <w:r>
+              <w:rPr>
+                <w:rFonts w:ascii="Arial" w:hAnsi="Arial"/>
+                <w:sz w:val="14"/>
+              </w:rPr>
+              <w:t>Botão de teste retorna HTTP 2xx e log aparece pelo service.name.</w:t>
+            </w:r>
+          </w:p>
+        </w:tc>
+        <w:tc>
+          <w:tcPr>
+            <w:tcW w:type="dxa" w:w="1860"/>
+            <w:vAlign w:val="center"/>
+          </w:tcPr>
+          <w:p>
+            <w:pPr>
+              <w:spacing w:after="40"/>
+            </w:pPr>
+            <w:r>
+              <w:rPr>
+                <w:rFonts w:ascii="Arial" w:hAnsi="Arial"/>
+                <w:sz w:val="14"/>
+              </w:rPr>
+              <w:t>Desabilitar exportação; investigar Collector sem interromper o portal.</w:t>
+            </w:r>
+          </w:p>
+        </w:tc>
+      </w:tr>
+    </w:tbl>
+    <w:p>
+      <w:pPr>
+        <w:spacing w:after="60"/>
+      </w:pPr>
+    </w:p>
+    <w:p>
+      <w:pPr>
         <w:pStyle w:val="Heading1"/>
       </w:pPr>
       <w:r>
@@ -16526,7 +21317,7 @@
     </w:p>
     <w:p>
       <w:r>
-        <w:t>Todas as variáveis configuráveis e sensíveis ficam em .env. O arquivo .env.example documenta chaves sem expor valores reais. Segredos nunca devem ser incluídos em logs, commits ou documentação compartilhada.</w:t>
+        <w:t>As configurações operacionais de inicialização ficam em .env. O arquivo .env.example documenta chaves sem expor valores reais. Segredos nunca devem ser incluídos em logs, commits ou documentação compartilhada. As integrações que o administrador altera pelo Dashboard — Storage, Google Analytics e OpenTelemetry — ficam no PostgreSQL; valores realmente secretos, como chaves manuais do S3 e cabeçalhos OTLP, são armazenados criptografados e nunca retornam em texto aberto ao navegador. Quando o S3 usa IAM Role, não existe Access Key ou Secret Key no .env: a própria EC2 fornece credenciais temporárias e rotativas à aplicação.</w:t>
       </w:r>
     </w:p>
     <w:tbl>
@@ -18739,7 +23530,7 @@
                 <w:rFonts w:ascii="Arial" w:hAnsi="Arial"/>
                 <w:sz w:val="16"/>
               </w:rPr>
-              <w:t>backend/modulos/autenticacao/</w:t>
+              <w:t>backend/infraestrutura/observabilidade/</w:t>
             </w:r>
           </w:p>
         </w:tc>
@@ -18757,7 +23548,7 @@
                 <w:rFonts w:ascii="Arial" w:hAnsi="Arial"/>
                 <w:sz w:val="16"/>
               </w:rPr>
-              <w:t>Login, sessão, limite e persistência.</w:t>
+              <w:t>Logs estruturados e exportação OpenTelemetry por OTLP/HTTP.</w:t>
             </w:r>
           </w:p>
         </w:tc>
@@ -18778,7 +23569,7 @@
                 <w:rFonts w:ascii="Arial" w:hAnsi="Arial"/>
                 <w:sz w:val="16"/>
               </w:rPr>
-              <w:t>backend/modulos/painel/</w:t>
+              <w:t>backend/modulos/autenticacao/</w:t>
             </w:r>
           </w:p>
         </w:tc>
@@ -18797,7 +23588,7 @@
                 <w:rFonts w:ascii="Arial" w:hAnsi="Arial"/>
                 <w:sz w:val="16"/>
               </w:rPr>
-              <w:t>CRUD, métricas, configurações, uploads e administrador.</w:t>
+              <w:t>Login, sessão, limite e persistência.</w:t>
             </w:r>
           </w:p>
         </w:tc>
@@ -18817,7 +23608,7 @@
                 <w:rFonts w:ascii="Arial" w:hAnsi="Arial"/>
                 <w:sz w:val="16"/>
               </w:rPr>
-              <w:t>backend/modulos/portal/</w:t>
+              <w:t>backend/modulos/integracoes/</w:t>
             </w:r>
           </w:p>
         </w:tc>
@@ -18835,7 +23626,7 @@
                 <w:rFonts w:ascii="Arial" w:hAnsi="Arial"/>
                 <w:sz w:val="16"/>
               </w:rPr>
-              <w:t>Feed, FTS, artigos, eventos e inscrições.</w:t>
+              <w:t>Configuração independente de Storage, GA4, consentimento e OpenTelemetry.</w:t>
             </w:r>
           </w:p>
         </w:tc>
@@ -18856,7 +23647,7 @@
                 <w:rFonts w:ascii="Arial" w:hAnsi="Arial"/>
                 <w:sz w:val="16"/>
               </w:rPr>
-              <w:t>backend/modulos/newsletter/</w:t>
+              <w:t>backend/modulos/painel/</w:t>
             </w:r>
           </w:p>
         </w:tc>
@@ -18875,7 +23666,7 @@
                 <w:rFonts w:ascii="Arial" w:hAnsi="Arial"/>
                 <w:sz w:val="16"/>
               </w:rPr>
-              <w:t>Fila, SMTP e cancelamento.</w:t>
+              <w:t>CRUD, métricas, configurações, uploads e administrador.</w:t>
             </w:r>
           </w:p>
         </w:tc>
@@ -18895,7 +23686,7 @@
                 <w:rFonts w:ascii="Arial" w:hAnsi="Arial"/>
                 <w:sz w:val="16"/>
               </w:rPr>
-              <w:t>backend/modulos/saude/</w:t>
+              <w:t>backend/modulos/portal/</w:t>
             </w:r>
           </w:p>
         </w:tc>
@@ -18913,7 +23704,7 @@
                 <w:rFonts w:ascii="Arial" w:hAnsi="Arial"/>
                 <w:sz w:val="16"/>
               </w:rPr>
-              <w:t>Health check.</w:t>
+              <w:t>Feed, FTS, artigos, eventos, mídia privada e inscrições.</w:t>
             </w:r>
           </w:p>
         </w:tc>
@@ -18934,7 +23725,7 @@
                 <w:rFonts w:ascii="Arial" w:hAnsi="Arial"/>
                 <w:sz w:val="16"/>
               </w:rPr>
-              <w:t>migrations/</w:t>
+              <w:t>backend/modulos/newsletter/</w:t>
             </w:r>
           </w:p>
         </w:tc>
@@ -18953,7 +23744,7 @@
                 <w:rFonts w:ascii="Arial" w:hAnsi="Arial"/>
                 <w:sz w:val="16"/>
               </w:rPr>
-              <w:t>Evolução incremental do PostgreSQL.</w:t>
+              <w:t>Fila, SMTP e cancelamento.</w:t>
             </w:r>
           </w:p>
         </w:tc>
@@ -18973,7 +23764,7 @@
                 <w:rFonts w:ascii="Arial" w:hAnsi="Arial"/>
                 <w:sz w:val="16"/>
               </w:rPr>
-              <w:t>scripts/</w:t>
+              <w:t>backend/modulos/saude/</w:t>
             </w:r>
           </w:p>
         </w:tc>
@@ -18991,7 +23782,7 @@
                 <w:rFonts w:ascii="Arial" w:hAnsi="Arial"/>
                 <w:sz w:val="16"/>
               </w:rPr>
-              <w:t>Instalação, migration e seed.</w:t>
+              <w:t>Health check.</w:t>
             </w:r>
           </w:p>
         </w:tc>
@@ -19012,6 +23803,84 @@
                 <w:rFonts w:ascii="Arial" w:hAnsi="Arial"/>
                 <w:sz w:val="16"/>
               </w:rPr>
+              <w:t>migrations/</w:t>
+            </w:r>
+          </w:p>
+        </w:tc>
+        <w:tc>
+          <w:tcPr>
+            <w:tcW w:type="dxa" w:w="6360"/>
+            <w:vAlign w:val="center"/>
+            <w:shd w:fill="F7F8FA"/>
+          </w:tcPr>
+          <w:p>
+            <w:pPr>
+              <w:spacing w:after="40"/>
+            </w:pPr>
+            <w:r>
+              <w:rPr>
+                <w:rFonts w:ascii="Arial" w:hAnsi="Arial"/>
+                <w:sz w:val="16"/>
+              </w:rPr>
+              <w:t>Evolução incremental do PostgreSQL.</w:t>
+            </w:r>
+          </w:p>
+        </w:tc>
+      </w:tr>
+      <w:tr>
+        <w:tc>
+          <w:tcPr>
+            <w:tcW w:type="dxa" w:w="3000"/>
+            <w:vAlign w:val="center"/>
+          </w:tcPr>
+          <w:p>
+            <w:pPr>
+              <w:spacing w:after="40"/>
+            </w:pPr>
+            <w:r>
+              <w:rPr>
+                <w:rFonts w:ascii="Arial" w:hAnsi="Arial"/>
+                <w:sz w:val="16"/>
+              </w:rPr>
+              <w:t>scripts/</w:t>
+            </w:r>
+          </w:p>
+        </w:tc>
+        <w:tc>
+          <w:tcPr>
+            <w:tcW w:type="dxa" w:w="6360"/>
+            <w:vAlign w:val="center"/>
+          </w:tcPr>
+          <w:p>
+            <w:pPr>
+              <w:spacing w:after="40"/>
+            </w:pPr>
+            <w:r>
+              <w:rPr>
+                <w:rFonts w:ascii="Arial" w:hAnsi="Arial"/>
+                <w:sz w:val="16"/>
+              </w:rPr>
+              <w:t>Instalação, migration e seed.</w:t>
+            </w:r>
+          </w:p>
+        </w:tc>
+      </w:tr>
+      <w:tr>
+        <w:tc>
+          <w:tcPr>
+            <w:tcW w:type="dxa" w:w="3000"/>
+            <w:vAlign w:val="center"/>
+            <w:shd w:fill="F7F8FA"/>
+          </w:tcPr>
+          <w:p>
+            <w:pPr>
+              <w:spacing w:after="40"/>
+            </w:pPr>
+            <w:r>
+              <w:rPr>
+                <w:rFonts w:ascii="Arial" w:hAnsi="Arial"/>
+                <w:sz w:val="16"/>
+              </w:rPr>
               <w:t>uploads/</w:t>
             </w:r>
           </w:p>
@@ -19031,7 +23900,7 @@
                 <w:rFonts w:ascii="Arial" w:hAnsi="Arial"/>
                 <w:sz w:val="16"/>
               </w:rPr>
-              <w:t>Arquivos gerenciados por tipo.</w:t>
+              <w:t>Arquivos gerenciados por tipo no modo local.</w:t>
             </w:r>
           </w:p>
         </w:tc>
@@ -19908,7 +24777,7 @@
                 <w:rFonts w:ascii="Arial" w:hAnsi="Arial"/>
                 <w:sz w:val="15"/>
               </w:rPr>
-              <w:t>POST</w:t>
+              <w:t>GET</w:t>
             </w:r>
           </w:p>
         </w:tc>
@@ -19927,7 +24796,7 @@
                 <w:rFonts w:ascii="Arial" w:hAnsi="Arial"/>
                 <w:sz w:val="15"/>
               </w:rPr>
-              <w:t>/api/portal/eventos</w:t>
+              <w:t>/api/portal/midias/:pasta/:arquivo</w:t>
             </w:r>
           </w:p>
         </w:tc>
@@ -19946,7 +24815,7 @@
                 <w:rFonts w:ascii="Arial" w:hAnsi="Arial"/>
                 <w:sz w:val="15"/>
               </w:rPr>
-              <w:t>Público</w:t>
+              <w:t>Público controlado</w:t>
             </w:r>
           </w:p>
         </w:tc>
@@ -19965,7 +24834,7 @@
                 <w:rFonts w:ascii="Arial" w:hAnsi="Arial"/>
                 <w:sz w:val="15"/>
               </w:rPr>
-              <w:t>Métrica validada</w:t>
+              <w:t>Entrega objeto privado do S3</w:t>
             </w:r>
           </w:p>
         </w:tc>
@@ -19985,7 +24854,7 @@
                 <w:rFonts w:ascii="Arial" w:hAnsi="Arial"/>
                 <w:sz w:val="15"/>
               </w:rPr>
-              <w:t>POST</w:t>
+              <w:t>GET</w:t>
             </w:r>
           </w:p>
         </w:tc>
@@ -20003,7 +24872,7 @@
                 <w:rFonts w:ascii="Arial" w:hAnsi="Arial"/>
                 <w:sz w:val="15"/>
               </w:rPr>
-              <w:t>/api/portal/newsletter</w:t>
+              <w:t>/api/portal/privacidade/configuracao</w:t>
             </w:r>
           </w:p>
         </w:tc>
@@ -20039,7 +24908,7 @@
                 <w:rFonts w:ascii="Arial" w:hAnsi="Arial"/>
                 <w:sz w:val="15"/>
               </w:rPr>
-              <w:t>Inscrição</w:t>
+              <w:t>Preferências e texto de consentimento</w:t>
             </w:r>
           </w:p>
         </w:tc>
@@ -20060,7 +24929,7 @@
                 <w:rFonts w:ascii="Arial" w:hAnsi="Arial"/>
                 <w:sz w:val="15"/>
               </w:rPr>
-              <w:t>GET</w:t>
+              <w:t>POST</w:t>
             </w:r>
           </w:p>
         </w:tc>
@@ -20079,7 +24948,7 @@
                 <w:rFonts w:ascii="Arial" w:hAnsi="Arial"/>
                 <w:sz w:val="15"/>
               </w:rPr>
-              <w:t>/api/portal/newsletter/cancelar</w:t>
+              <w:t>/api/portal/privacidade/consentimento</w:t>
             </w:r>
           </w:p>
         </w:tc>
@@ -20098,7 +24967,7 @@
                 <w:rFonts w:ascii="Arial" w:hAnsi="Arial"/>
                 <w:sz w:val="15"/>
               </w:rPr>
-              <w:t>Token</w:t>
+              <w:t>Público</w:t>
             </w:r>
           </w:p>
         </w:tc>
@@ -20117,7 +24986,7 @@
                 <w:rFonts w:ascii="Arial" w:hAnsi="Arial"/>
                 <w:sz w:val="15"/>
               </w:rPr>
-              <w:t>Cancelamento</w:t>
+              <w:t>Registra escolha do visitante</w:t>
             </w:r>
           </w:p>
         </w:tc>
@@ -20137,7 +25006,7 @@
                 <w:rFonts w:ascii="Arial" w:hAnsi="Arial"/>
                 <w:sz w:val="15"/>
               </w:rPr>
-              <w:t>GET/POST/PUT/DELETE</w:t>
+              <w:t>POST</w:t>
             </w:r>
           </w:p>
         </w:tc>
@@ -20155,7 +25024,7 @@
                 <w:rFonts w:ascii="Arial" w:hAnsi="Arial"/>
                 <w:sz w:val="15"/>
               </w:rPr>
-              <w:t>/api/painel/publicacoes</w:t>
+              <w:t>/api/portal/eventos</w:t>
             </w:r>
           </w:p>
         </w:tc>
@@ -20173,7 +25042,7 @@
                 <w:rFonts w:ascii="Arial" w:hAnsi="Arial"/>
                 <w:sz w:val="15"/>
               </w:rPr>
-              <w:t>Admin</w:t>
+              <w:t>Público</w:t>
             </w:r>
           </w:p>
         </w:tc>
@@ -20191,7 +25060,7 @@
                 <w:rFonts w:ascii="Arial" w:hAnsi="Arial"/>
                 <w:sz w:val="15"/>
               </w:rPr>
-              <w:t>CRUD</w:t>
+              <w:t>Métrica validada</w:t>
             </w:r>
           </w:p>
         </w:tc>
@@ -20212,7 +25081,7 @@
                 <w:rFonts w:ascii="Arial" w:hAnsi="Arial"/>
                 <w:sz w:val="15"/>
               </w:rPr>
-              <w:t>GET/POST/PUT/DELETE</w:t>
+              <w:t>POST</w:t>
             </w:r>
           </w:p>
         </w:tc>
@@ -20231,7 +25100,7 @@
                 <w:rFonts w:ascii="Arial" w:hAnsi="Arial"/>
                 <w:sz w:val="15"/>
               </w:rPr>
-              <w:t>/api/painel/categorias</w:t>
+              <w:t>/api/portal/newsletter</w:t>
             </w:r>
           </w:p>
         </w:tc>
@@ -20250,7 +25119,7 @@
                 <w:rFonts w:ascii="Arial" w:hAnsi="Arial"/>
                 <w:sz w:val="15"/>
               </w:rPr>
-              <w:t>Admin</w:t>
+              <w:t>Público</w:t>
             </w:r>
           </w:p>
         </w:tc>
@@ -20269,7 +25138,7 @@
                 <w:rFonts w:ascii="Arial" w:hAnsi="Arial"/>
                 <w:sz w:val="15"/>
               </w:rPr>
-              <w:t>CRUD</w:t>
+              <w:t>Inscrição</w:t>
             </w:r>
           </w:p>
         </w:tc>
@@ -20289,7 +25158,7 @@
                 <w:rFonts w:ascii="Arial" w:hAnsi="Arial"/>
                 <w:sz w:val="15"/>
               </w:rPr>
-              <w:t>POST</w:t>
+              <w:t>GET</w:t>
             </w:r>
           </w:p>
         </w:tc>
@@ -20307,7 +25176,7 @@
                 <w:rFonts w:ascii="Arial" w:hAnsi="Arial"/>
                 <w:sz w:val="15"/>
               </w:rPr>
-              <w:t>/api/painel/uploads/capas</w:t>
+              <w:t>/api/portal/newsletter/cancelar</w:t>
             </w:r>
           </w:p>
         </w:tc>
@@ -20325,7 +25194,7 @@
                 <w:rFonts w:ascii="Arial" w:hAnsi="Arial"/>
                 <w:sz w:val="15"/>
               </w:rPr>
-              <w:t>Admin</w:t>
+              <w:t>Token</w:t>
             </w:r>
           </w:p>
         </w:tc>
@@ -20343,7 +25212,7 @@
                 <w:rFonts w:ascii="Arial" w:hAnsi="Arial"/>
                 <w:sz w:val="15"/>
               </w:rPr>
-              <w:t>Capa otimizada</w:t>
+              <w:t>Cancelamento</w:t>
             </w:r>
           </w:p>
         </w:tc>
@@ -20364,7 +25233,7 @@
                 <w:rFonts w:ascii="Arial" w:hAnsi="Arial"/>
                 <w:sz w:val="15"/>
               </w:rPr>
-              <w:t>POST</w:t>
+              <w:t>GET/POST/PUT/DELETE</w:t>
             </w:r>
           </w:p>
         </w:tc>
@@ -20383,7 +25252,7 @@
                 <w:rFonts w:ascii="Arial" w:hAnsi="Arial"/>
                 <w:sz w:val="15"/>
               </w:rPr>
-              <w:t>/api/painel/uploads/perfil</w:t>
+              <w:t>/api/painel/publicacoes</w:t>
             </w:r>
           </w:p>
         </w:tc>
@@ -20421,7 +25290,7 @@
                 <w:rFonts w:ascii="Arial" w:hAnsi="Arial"/>
                 <w:sz w:val="15"/>
               </w:rPr>
-              <w:t>Perfil otimizado</w:t>
+              <w:t>CRUD</w:t>
             </w:r>
           </w:p>
         </w:tc>
@@ -20441,7 +25310,7 @@
                 <w:rFonts w:ascii="Arial" w:hAnsi="Arial"/>
                 <w:sz w:val="15"/>
               </w:rPr>
-              <w:t>GET</w:t>
+              <w:t>GET/POST/PUT/DELETE</w:t>
             </w:r>
           </w:p>
         </w:tc>
@@ -20459,7 +25328,7 @@
                 <w:rFonts w:ascii="Arial" w:hAnsi="Arial"/>
                 <w:sz w:val="15"/>
               </w:rPr>
-              <w:t>/api/painel/metricas</w:t>
+              <w:t>/api/painel/categorias</w:t>
             </w:r>
           </w:p>
         </w:tc>
@@ -20495,7 +25364,7 @@
                 <w:rFonts w:ascii="Arial" w:hAnsi="Arial"/>
                 <w:sz w:val="15"/>
               </w:rPr>
-              <w:t>Métricas</w:t>
+              <w:t>CRUD</w:t>
             </w:r>
           </w:p>
         </w:tc>
@@ -20516,7 +25385,7 @@
                 <w:rFonts w:ascii="Arial" w:hAnsi="Arial"/>
                 <w:sz w:val="15"/>
               </w:rPr>
-              <w:t>GET/PUT</w:t>
+              <w:t>POST</w:t>
             </w:r>
           </w:p>
         </w:tc>
@@ -20535,7 +25404,7 @@
                 <w:rFonts w:ascii="Arial" w:hAnsi="Arial"/>
                 <w:sz w:val="15"/>
               </w:rPr>
-              <w:t>/api/painel/configuracoes</w:t>
+              <w:t>/api/painel/uploads/capas</w:t>
             </w:r>
           </w:p>
         </w:tc>
@@ -20573,7 +25442,7 @@
                 <w:rFonts w:ascii="Arial" w:hAnsi="Arial"/>
                 <w:sz w:val="15"/>
               </w:rPr>
-              <w:t>Identidade</w:t>
+              <w:t>Capa otimizada</w:t>
             </w:r>
           </w:p>
         </w:tc>
@@ -20593,7 +25462,7 @@
                 <w:rFonts w:ascii="Arial" w:hAnsi="Arial"/>
                 <w:sz w:val="15"/>
               </w:rPr>
-              <w:t>GET/PUT</w:t>
+              <w:t>POST</w:t>
             </w:r>
           </w:p>
         </w:tc>
@@ -20611,7 +25480,7 @@
                 <w:rFonts w:ascii="Arial" w:hAnsi="Arial"/>
                 <w:sz w:val="15"/>
               </w:rPr>
-              <w:t>/api/painel/administrador</w:t>
+              <w:t>/api/painel/uploads/conteudo</w:t>
             </w:r>
           </w:p>
         </w:tc>
@@ -20647,7 +25516,7 @@
                 <w:rFonts w:ascii="Arial" w:hAnsi="Arial"/>
                 <w:sz w:val="15"/>
               </w:rPr>
-              <w:t>Perfil/segurança</w:t>
+              <w:t>Imagem/vídeo do editor</w:t>
             </w:r>
           </w:p>
         </w:tc>
@@ -20668,7 +25537,7 @@
                 <w:rFonts w:ascii="Arial" w:hAnsi="Arial"/>
                 <w:sz w:val="15"/>
               </w:rPr>
-              <w:t>GET/DELETE</w:t>
+              <w:t>POST</w:t>
             </w:r>
           </w:p>
         </w:tc>
@@ -20687,7 +25556,7 @@
                 <w:rFonts w:ascii="Arial" w:hAnsi="Arial"/>
                 <w:sz w:val="15"/>
               </w:rPr>
-              <w:t>/api/painel/newsletter</w:t>
+              <w:t>/api/painel/uploads/perfil</w:t>
             </w:r>
           </w:p>
         </w:tc>
@@ -20725,7 +25594,7 @@
                 <w:rFonts w:ascii="Arial" w:hAnsi="Arial"/>
                 <w:sz w:val="15"/>
               </w:rPr>
-              <w:t>Inscritos</w:t>
+              <w:t>Perfil otimizado</w:t>
             </w:r>
           </w:p>
         </w:tc>
@@ -20745,6 +25614,81 @@
                 <w:rFonts w:ascii="Arial" w:hAnsi="Arial"/>
                 <w:sz w:val="15"/>
               </w:rPr>
+              <w:t>GET</w:t>
+            </w:r>
+          </w:p>
+        </w:tc>
+        <w:tc>
+          <w:tcPr>
+            <w:tcW w:type="dxa" w:w="3700"/>
+            <w:vAlign w:val="center"/>
+          </w:tcPr>
+          <w:p>
+            <w:pPr>
+              <w:spacing w:after="40"/>
+            </w:pPr>
+            <w:r>
+              <w:rPr>
+                <w:rFonts w:ascii="Arial" w:hAnsi="Arial"/>
+                <w:sz w:val="15"/>
+              </w:rPr>
+              <w:t>/api/painel/metricas</w:t>
+            </w:r>
+          </w:p>
+        </w:tc>
+        <w:tc>
+          <w:tcPr>
+            <w:tcW w:type="dxa" w:w="1300"/>
+            <w:vAlign w:val="center"/>
+          </w:tcPr>
+          <w:p>
+            <w:pPr>
+              <w:spacing w:after="40"/>
+            </w:pPr>
+            <w:r>
+              <w:rPr>
+                <w:rFonts w:ascii="Arial" w:hAnsi="Arial"/>
+                <w:sz w:val="15"/>
+              </w:rPr>
+              <w:t>Admin</w:t>
+            </w:r>
+          </w:p>
+        </w:tc>
+        <w:tc>
+          <w:tcPr>
+            <w:tcW w:type="dxa" w:w="3010"/>
+            <w:vAlign w:val="center"/>
+          </w:tcPr>
+          <w:p>
+            <w:pPr>
+              <w:spacing w:after="40"/>
+            </w:pPr>
+            <w:r>
+              <w:rPr>
+                <w:rFonts w:ascii="Arial" w:hAnsi="Arial"/>
+                <w:sz w:val="15"/>
+              </w:rPr>
+              <w:t>Métricas</w:t>
+            </w:r>
+          </w:p>
+        </w:tc>
+      </w:tr>
+      <w:tr>
+        <w:tc>
+          <w:tcPr>
+            <w:tcW w:type="dxa" w:w="1350"/>
+            <w:vAlign w:val="center"/>
+            <w:shd w:fill="F7F8FA"/>
+          </w:tcPr>
+          <w:p>
+            <w:pPr>
+              <w:spacing w:after="40"/>
+            </w:pPr>
+            <w:r>
+              <w:rPr>
+                <w:rFonts w:ascii="Arial" w:hAnsi="Arial"/>
+                <w:sz w:val="15"/>
+              </w:rPr>
               <w:t>GET/PUT</w:t>
             </w:r>
           </w:p>
@@ -20753,6 +25697,7 @@
           <w:tcPr>
             <w:tcW w:type="dxa" w:w="3700"/>
             <w:vAlign w:val="center"/>
+            <w:shd w:fill="F7F8FA"/>
           </w:tcPr>
           <w:p>
             <w:pPr>
@@ -20763,6 +25708,234 @@
                 <w:rFonts w:ascii="Arial" w:hAnsi="Arial"/>
                 <w:sz w:val="15"/>
               </w:rPr>
+              <w:t>/api/painel/configuracoes</w:t>
+            </w:r>
+          </w:p>
+        </w:tc>
+        <w:tc>
+          <w:tcPr>
+            <w:tcW w:type="dxa" w:w="1300"/>
+            <w:vAlign w:val="center"/>
+            <w:shd w:fill="F7F8FA"/>
+          </w:tcPr>
+          <w:p>
+            <w:pPr>
+              <w:spacing w:after="40"/>
+            </w:pPr>
+            <w:r>
+              <w:rPr>
+                <w:rFonts w:ascii="Arial" w:hAnsi="Arial"/>
+                <w:sz w:val="15"/>
+              </w:rPr>
+              <w:t>Admin</w:t>
+            </w:r>
+          </w:p>
+        </w:tc>
+        <w:tc>
+          <w:tcPr>
+            <w:tcW w:type="dxa" w:w="3010"/>
+            <w:vAlign w:val="center"/>
+            <w:shd w:fill="F7F8FA"/>
+          </w:tcPr>
+          <w:p>
+            <w:pPr>
+              <w:spacing w:after="40"/>
+            </w:pPr>
+            <w:r>
+              <w:rPr>
+                <w:rFonts w:ascii="Arial" w:hAnsi="Arial"/>
+                <w:sz w:val="15"/>
+              </w:rPr>
+              <w:t>Identidade</w:t>
+            </w:r>
+          </w:p>
+        </w:tc>
+      </w:tr>
+      <w:tr>
+        <w:tc>
+          <w:tcPr>
+            <w:tcW w:type="dxa" w:w="1350"/>
+            <w:vAlign w:val="center"/>
+          </w:tcPr>
+          <w:p>
+            <w:pPr>
+              <w:spacing w:after="40"/>
+            </w:pPr>
+            <w:r>
+              <w:rPr>
+                <w:rFonts w:ascii="Arial" w:hAnsi="Arial"/>
+                <w:sz w:val="15"/>
+              </w:rPr>
+              <w:t>GET/PUT</w:t>
+            </w:r>
+          </w:p>
+        </w:tc>
+        <w:tc>
+          <w:tcPr>
+            <w:tcW w:type="dxa" w:w="3700"/>
+            <w:vAlign w:val="center"/>
+          </w:tcPr>
+          <w:p>
+            <w:pPr>
+              <w:spacing w:after="40"/>
+            </w:pPr>
+            <w:r>
+              <w:rPr>
+                <w:rFonts w:ascii="Arial" w:hAnsi="Arial"/>
+                <w:sz w:val="15"/>
+              </w:rPr>
+              <w:t>/api/painel/administrador</w:t>
+            </w:r>
+          </w:p>
+        </w:tc>
+        <w:tc>
+          <w:tcPr>
+            <w:tcW w:type="dxa" w:w="1300"/>
+            <w:vAlign w:val="center"/>
+          </w:tcPr>
+          <w:p>
+            <w:pPr>
+              <w:spacing w:after="40"/>
+            </w:pPr>
+            <w:r>
+              <w:rPr>
+                <w:rFonts w:ascii="Arial" w:hAnsi="Arial"/>
+                <w:sz w:val="15"/>
+              </w:rPr>
+              <w:t>Admin</w:t>
+            </w:r>
+          </w:p>
+        </w:tc>
+        <w:tc>
+          <w:tcPr>
+            <w:tcW w:type="dxa" w:w="3010"/>
+            <w:vAlign w:val="center"/>
+          </w:tcPr>
+          <w:p>
+            <w:pPr>
+              <w:spacing w:after="40"/>
+            </w:pPr>
+            <w:r>
+              <w:rPr>
+                <w:rFonts w:ascii="Arial" w:hAnsi="Arial"/>
+                <w:sz w:val="15"/>
+              </w:rPr>
+              <w:t>Perfil/segurança</w:t>
+            </w:r>
+          </w:p>
+        </w:tc>
+      </w:tr>
+      <w:tr>
+        <w:tc>
+          <w:tcPr>
+            <w:tcW w:type="dxa" w:w="1350"/>
+            <w:vAlign w:val="center"/>
+            <w:shd w:fill="F7F8FA"/>
+          </w:tcPr>
+          <w:p>
+            <w:pPr>
+              <w:spacing w:after="40"/>
+            </w:pPr>
+            <w:r>
+              <w:rPr>
+                <w:rFonts w:ascii="Arial" w:hAnsi="Arial"/>
+                <w:sz w:val="15"/>
+              </w:rPr>
+              <w:t>GET/DELETE</w:t>
+            </w:r>
+          </w:p>
+        </w:tc>
+        <w:tc>
+          <w:tcPr>
+            <w:tcW w:type="dxa" w:w="3700"/>
+            <w:vAlign w:val="center"/>
+            <w:shd w:fill="F7F8FA"/>
+          </w:tcPr>
+          <w:p>
+            <w:pPr>
+              <w:spacing w:after="40"/>
+            </w:pPr>
+            <w:r>
+              <w:rPr>
+                <w:rFonts w:ascii="Arial" w:hAnsi="Arial"/>
+                <w:sz w:val="15"/>
+              </w:rPr>
+              <w:t>/api/painel/newsletter</w:t>
+            </w:r>
+          </w:p>
+        </w:tc>
+        <w:tc>
+          <w:tcPr>
+            <w:tcW w:type="dxa" w:w="1300"/>
+            <w:vAlign w:val="center"/>
+            <w:shd w:fill="F7F8FA"/>
+          </w:tcPr>
+          <w:p>
+            <w:pPr>
+              <w:spacing w:after="40"/>
+            </w:pPr>
+            <w:r>
+              <w:rPr>
+                <w:rFonts w:ascii="Arial" w:hAnsi="Arial"/>
+                <w:sz w:val="15"/>
+              </w:rPr>
+              <w:t>Admin</w:t>
+            </w:r>
+          </w:p>
+        </w:tc>
+        <w:tc>
+          <w:tcPr>
+            <w:tcW w:type="dxa" w:w="3010"/>
+            <w:vAlign w:val="center"/>
+            <w:shd w:fill="F7F8FA"/>
+          </w:tcPr>
+          <w:p>
+            <w:pPr>
+              <w:spacing w:after="40"/>
+            </w:pPr>
+            <w:r>
+              <w:rPr>
+                <w:rFonts w:ascii="Arial" w:hAnsi="Arial"/>
+                <w:sz w:val="15"/>
+              </w:rPr>
+              <w:t>Inscritos</w:t>
+            </w:r>
+          </w:p>
+        </w:tc>
+      </w:tr>
+      <w:tr>
+        <w:tc>
+          <w:tcPr>
+            <w:tcW w:type="dxa" w:w="1350"/>
+            <w:vAlign w:val="center"/>
+          </w:tcPr>
+          <w:p>
+            <w:pPr>
+              <w:spacing w:after="40"/>
+            </w:pPr>
+            <w:r>
+              <w:rPr>
+                <w:rFonts w:ascii="Arial" w:hAnsi="Arial"/>
+                <w:sz w:val="15"/>
+              </w:rPr>
+              <w:t>GET/PUT</w:t>
+            </w:r>
+          </w:p>
+        </w:tc>
+        <w:tc>
+          <w:tcPr>
+            <w:tcW w:type="dxa" w:w="3700"/>
+            <w:vAlign w:val="center"/>
+          </w:tcPr>
+          <w:p>
+            <w:pPr>
+              <w:spacing w:after="40"/>
+            </w:pPr>
+            <w:r>
+              <w:rPr>
+                <w:rFonts w:ascii="Arial" w:hAnsi="Arial"/>
+                <w:sz w:val="15"/>
+              </w:rPr>
               <w:t>/api/painel/newsletter-modelo</w:t>
             </w:r>
           </w:p>
@@ -20800,6 +25973,388 @@
                 <w:sz w:val="15"/>
               </w:rPr>
               <w:t>Modelo</w:t>
+            </w:r>
+          </w:p>
+        </w:tc>
+      </w:tr>
+      <w:tr>
+        <w:tc>
+          <w:tcPr>
+            <w:tcW w:type="dxa" w:w="1350"/>
+            <w:vAlign w:val="center"/>
+            <w:shd w:fill="F7F8FA"/>
+          </w:tcPr>
+          <w:p>
+            <w:pPr>
+              <w:spacing w:after="40"/>
+            </w:pPr>
+            <w:r>
+              <w:rPr>
+                <w:rFonts w:ascii="Arial" w:hAnsi="Arial"/>
+                <w:sz w:val="15"/>
+              </w:rPr>
+              <w:t>GET</w:t>
+            </w:r>
+          </w:p>
+        </w:tc>
+        <w:tc>
+          <w:tcPr>
+            <w:tcW w:type="dxa" w:w="3700"/>
+            <w:vAlign w:val="center"/>
+            <w:shd w:fill="F7F8FA"/>
+          </w:tcPr>
+          <w:p>
+            <w:pPr>
+              <w:spacing w:after="40"/>
+            </w:pPr>
+            <w:r>
+              <w:rPr>
+                <w:rFonts w:ascii="Arial" w:hAnsi="Arial"/>
+                <w:sz w:val="15"/>
+              </w:rPr>
+              <w:t>/api/painel/integracoes</w:t>
+            </w:r>
+          </w:p>
+        </w:tc>
+        <w:tc>
+          <w:tcPr>
+            <w:tcW w:type="dxa" w:w="1300"/>
+            <w:vAlign w:val="center"/>
+            <w:shd w:fill="F7F8FA"/>
+          </w:tcPr>
+          <w:p>
+            <w:pPr>
+              <w:spacing w:after="40"/>
+            </w:pPr>
+            <w:r>
+              <w:rPr>
+                <w:rFonts w:ascii="Arial" w:hAnsi="Arial"/>
+                <w:sz w:val="15"/>
+              </w:rPr>
+              <w:t>Admin</w:t>
+            </w:r>
+          </w:p>
+        </w:tc>
+        <w:tc>
+          <w:tcPr>
+            <w:tcW w:type="dxa" w:w="3010"/>
+            <w:vAlign w:val="center"/>
+            <w:shd w:fill="F7F8FA"/>
+          </w:tcPr>
+          <w:p>
+            <w:pPr>
+              <w:spacing w:after="40"/>
+            </w:pPr>
+            <w:r>
+              <w:rPr>
+                <w:rFonts w:ascii="Arial" w:hAnsi="Arial"/>
+                <w:sz w:val="15"/>
+              </w:rPr>
+              <w:t>Consulta integrações sem revelar segredos</w:t>
+            </w:r>
+          </w:p>
+        </w:tc>
+      </w:tr>
+      <w:tr>
+        <w:tc>
+          <w:tcPr>
+            <w:tcW w:type="dxa" w:w="1350"/>
+            <w:vAlign w:val="center"/>
+          </w:tcPr>
+          <w:p>
+            <w:pPr>
+              <w:spacing w:after="40"/>
+            </w:pPr>
+            <w:r>
+              <w:rPr>
+                <w:rFonts w:ascii="Arial" w:hAnsi="Arial"/>
+                <w:sz w:val="15"/>
+              </w:rPr>
+              <w:t>PUT</w:t>
+            </w:r>
+          </w:p>
+        </w:tc>
+        <w:tc>
+          <w:tcPr>
+            <w:tcW w:type="dxa" w:w="3700"/>
+            <w:vAlign w:val="center"/>
+          </w:tcPr>
+          <w:p>
+            <w:pPr>
+              <w:spacing w:after="40"/>
+            </w:pPr>
+            <w:r>
+              <w:rPr>
+                <w:rFonts w:ascii="Arial" w:hAnsi="Arial"/>
+                <w:sz w:val="15"/>
+              </w:rPr>
+              <w:t>/api/painel/integracoes/armazenamento</w:t>
+            </w:r>
+          </w:p>
+        </w:tc>
+        <w:tc>
+          <w:tcPr>
+            <w:tcW w:type="dxa" w:w="1300"/>
+            <w:vAlign w:val="center"/>
+          </w:tcPr>
+          <w:p>
+            <w:pPr>
+              <w:spacing w:after="40"/>
+            </w:pPr>
+            <w:r>
+              <w:rPr>
+                <w:rFonts w:ascii="Arial" w:hAnsi="Arial"/>
+                <w:sz w:val="15"/>
+              </w:rPr>
+              <w:t>Admin</w:t>
+            </w:r>
+          </w:p>
+        </w:tc>
+        <w:tc>
+          <w:tcPr>
+            <w:tcW w:type="dxa" w:w="3010"/>
+            <w:vAlign w:val="center"/>
+          </w:tcPr>
+          <w:p>
+            <w:pPr>
+              <w:spacing w:after="40"/>
+            </w:pPr>
+            <w:r>
+              <w:rPr>
+                <w:rFonts w:ascii="Arial" w:hAnsi="Arial"/>
+                <w:sz w:val="15"/>
+              </w:rPr>
+              <w:t>Salva apenas Storage</w:t>
+            </w:r>
+          </w:p>
+        </w:tc>
+      </w:tr>
+      <w:tr>
+        <w:tc>
+          <w:tcPr>
+            <w:tcW w:type="dxa" w:w="1350"/>
+            <w:vAlign w:val="center"/>
+            <w:shd w:fill="F7F8FA"/>
+          </w:tcPr>
+          <w:p>
+            <w:pPr>
+              <w:spacing w:after="40"/>
+            </w:pPr>
+            <w:r>
+              <w:rPr>
+                <w:rFonts w:ascii="Arial" w:hAnsi="Arial"/>
+                <w:sz w:val="15"/>
+              </w:rPr>
+              <w:t>PUT</w:t>
+            </w:r>
+          </w:p>
+        </w:tc>
+        <w:tc>
+          <w:tcPr>
+            <w:tcW w:type="dxa" w:w="3700"/>
+            <w:vAlign w:val="center"/>
+            <w:shd w:fill="F7F8FA"/>
+          </w:tcPr>
+          <w:p>
+            <w:pPr>
+              <w:spacing w:after="40"/>
+            </w:pPr>
+            <w:r>
+              <w:rPr>
+                <w:rFonts w:ascii="Arial" w:hAnsi="Arial"/>
+                <w:sz w:val="15"/>
+              </w:rPr>
+              <w:t>/api/painel/integracoes/analytics</w:t>
+            </w:r>
+          </w:p>
+        </w:tc>
+        <w:tc>
+          <w:tcPr>
+            <w:tcW w:type="dxa" w:w="1300"/>
+            <w:vAlign w:val="center"/>
+            <w:shd w:fill="F7F8FA"/>
+          </w:tcPr>
+          <w:p>
+            <w:pPr>
+              <w:spacing w:after="40"/>
+            </w:pPr>
+            <w:r>
+              <w:rPr>
+                <w:rFonts w:ascii="Arial" w:hAnsi="Arial"/>
+                <w:sz w:val="15"/>
+              </w:rPr>
+              <w:t>Admin</w:t>
+            </w:r>
+          </w:p>
+        </w:tc>
+        <w:tc>
+          <w:tcPr>
+            <w:tcW w:type="dxa" w:w="3010"/>
+            <w:vAlign w:val="center"/>
+            <w:shd w:fill="F7F8FA"/>
+          </w:tcPr>
+          <w:p>
+            <w:pPr>
+              <w:spacing w:after="40"/>
+            </w:pPr>
+            <w:r>
+              <w:rPr>
+                <w:rFonts w:ascii="Arial" w:hAnsi="Arial"/>
+                <w:sz w:val="15"/>
+              </w:rPr>
+              <w:t>Salva apenas GA4/consentimento</w:t>
+            </w:r>
+          </w:p>
+        </w:tc>
+      </w:tr>
+      <w:tr>
+        <w:tc>
+          <w:tcPr>
+            <w:tcW w:type="dxa" w:w="1350"/>
+            <w:vAlign w:val="center"/>
+          </w:tcPr>
+          <w:p>
+            <w:pPr>
+              <w:spacing w:after="40"/>
+            </w:pPr>
+            <w:r>
+              <w:rPr>
+                <w:rFonts w:ascii="Arial" w:hAnsi="Arial"/>
+                <w:sz w:val="15"/>
+              </w:rPr>
+              <w:t>PUT</w:t>
+            </w:r>
+          </w:p>
+        </w:tc>
+        <w:tc>
+          <w:tcPr>
+            <w:tcW w:type="dxa" w:w="3700"/>
+            <w:vAlign w:val="center"/>
+          </w:tcPr>
+          <w:p>
+            <w:pPr>
+              <w:spacing w:after="40"/>
+            </w:pPr>
+            <w:r>
+              <w:rPr>
+                <w:rFonts w:ascii="Arial" w:hAnsi="Arial"/>
+                <w:sz w:val="15"/>
+              </w:rPr>
+              <w:t>/api/painel/integracoes/otel</w:t>
+            </w:r>
+          </w:p>
+        </w:tc>
+        <w:tc>
+          <w:tcPr>
+            <w:tcW w:type="dxa" w:w="1300"/>
+            <w:vAlign w:val="center"/>
+          </w:tcPr>
+          <w:p>
+            <w:pPr>
+              <w:spacing w:after="40"/>
+            </w:pPr>
+            <w:r>
+              <w:rPr>
+                <w:rFonts w:ascii="Arial" w:hAnsi="Arial"/>
+                <w:sz w:val="15"/>
+              </w:rPr>
+              <w:t>Admin</w:t>
+            </w:r>
+          </w:p>
+        </w:tc>
+        <w:tc>
+          <w:tcPr>
+            <w:tcW w:type="dxa" w:w="3010"/>
+            <w:vAlign w:val="center"/>
+          </w:tcPr>
+          <w:p>
+            <w:pPr>
+              <w:spacing w:after="40"/>
+            </w:pPr>
+            <w:r>
+              <w:rPr>
+                <w:rFonts w:ascii="Arial" w:hAnsi="Arial"/>
+                <w:sz w:val="15"/>
+              </w:rPr>
+              <w:t>Salva apenas OpenTelemetry</w:t>
+            </w:r>
+          </w:p>
+        </w:tc>
+      </w:tr>
+      <w:tr>
+        <w:tc>
+          <w:tcPr>
+            <w:tcW w:type="dxa" w:w="1350"/>
+            <w:vAlign w:val="center"/>
+            <w:shd w:fill="F7F8FA"/>
+          </w:tcPr>
+          <w:p>
+            <w:pPr>
+              <w:spacing w:after="40"/>
+            </w:pPr>
+            <w:r>
+              <w:rPr>
+                <w:rFonts w:ascii="Arial" w:hAnsi="Arial"/>
+                <w:sz w:val="15"/>
+              </w:rPr>
+              <w:t>POST</w:t>
+            </w:r>
+          </w:p>
+        </w:tc>
+        <w:tc>
+          <w:tcPr>
+            <w:tcW w:type="dxa" w:w="3700"/>
+            <w:vAlign w:val="center"/>
+            <w:shd w:fill="F7F8FA"/>
+          </w:tcPr>
+          <w:p>
+            <w:pPr>
+              <w:spacing w:after="40"/>
+            </w:pPr>
+            <w:r>
+              <w:rPr>
+                <w:rFonts w:ascii="Arial" w:hAnsi="Arial"/>
+                <w:sz w:val="15"/>
+              </w:rPr>
+              <w:t>/api/painel/integracoes/otel/testar</w:t>
+            </w:r>
+          </w:p>
+        </w:tc>
+        <w:tc>
+          <w:tcPr>
+            <w:tcW w:type="dxa" w:w="1300"/>
+            <w:vAlign w:val="center"/>
+            <w:shd w:fill="F7F8FA"/>
+          </w:tcPr>
+          <w:p>
+            <w:pPr>
+              <w:spacing w:after="40"/>
+            </w:pPr>
+            <w:r>
+              <w:rPr>
+                <w:rFonts w:ascii="Arial" w:hAnsi="Arial"/>
+                <w:sz w:val="15"/>
+              </w:rPr>
+              <w:t>Admin</w:t>
+            </w:r>
+          </w:p>
+        </w:tc>
+        <w:tc>
+          <w:tcPr>
+            <w:tcW w:type="dxa" w:w="3010"/>
+            <w:vAlign w:val="center"/>
+            <w:shd w:fill="F7F8FA"/>
+          </w:tcPr>
+          <w:p>
+            <w:pPr>
+              <w:spacing w:after="40"/>
+            </w:pPr>
+            <w:r>
+              <w:rPr>
+                <w:rFonts w:ascii="Arial" w:hAnsi="Arial"/>
+                <w:sz w:val="15"/>
+              </w:rPr>
+              <w:t>Teste real do Collector</w:t>
             </w:r>
           </w:p>
         </w:tc>
@@ -21725,6 +27280,162 @@
           </w:p>
         </w:tc>
       </w:tr>
+      <w:tr>
+        <w:tc>
+          <w:tcPr>
+            <w:tcW w:type="dxa" w:w="3100"/>
+            <w:vAlign w:val="center"/>
+          </w:tcPr>
+          <w:p>
+            <w:pPr>
+              <w:spacing w:after="40"/>
+            </w:pPr>
+            <w:r>
+              <w:rPr>
+                <w:rFonts w:ascii="Arial" w:hAnsi="Arial"/>
+                <w:sz w:val="16"/>
+              </w:rPr>
+              <w:t>enviarArquivo / excluirArquivo</w:t>
+            </w:r>
+          </w:p>
+        </w:tc>
+        <w:tc>
+          <w:tcPr>
+            <w:tcW w:type="dxa" w:w="6260"/>
+            <w:vAlign w:val="center"/>
+          </w:tcPr>
+          <w:p>
+            <w:pPr>
+              <w:spacing w:after="40"/>
+            </w:pPr>
+            <w:r>
+              <w:rPr>
+                <w:rFonts w:ascii="Arial" w:hAnsi="Arial"/>
+                <w:sz w:val="16"/>
+              </w:rPr>
+              <w:t>Escolhe armazenamento local ou S3, preserva metadados e remove objetos gerenciados.</w:t>
+            </w:r>
+          </w:p>
+        </w:tc>
+      </w:tr>
+      <w:tr>
+        <w:tc>
+          <w:tcPr>
+            <w:tcW w:type="dxa" w:w="3100"/>
+            <w:vAlign w:val="center"/>
+            <w:shd w:fill="F7F8FA"/>
+          </w:tcPr>
+          <w:p>
+            <w:pPr>
+              <w:spacing w:after="40"/>
+            </w:pPr>
+            <w:r>
+              <w:rPr>
+                <w:rFonts w:ascii="Arial" w:hAnsi="Arial"/>
+                <w:sz w:val="16"/>
+              </w:rPr>
+              <w:t>resolverMidiaPrivada</w:t>
+            </w:r>
+          </w:p>
+        </w:tc>
+        <w:tc>
+          <w:tcPr>
+            <w:tcW w:type="dxa" w:w="6260"/>
+            <w:vAlign w:val="center"/>
+            <w:shd w:fill="F7F8FA"/>
+          </w:tcPr>
+          <w:p>
+            <w:pPr>
+              <w:spacing w:after="40"/>
+            </w:pPr>
+            <w:r>
+              <w:rPr>
+                <w:rFonts w:ascii="Arial" w:hAnsi="Arial"/>
+                <w:sz w:val="16"/>
+              </w:rPr>
+              <w:t>Autoriza a leitura de objeto privado por rota controlada, sem tornar o bucket público.</w:t>
+            </w:r>
+          </w:p>
+        </w:tc>
+      </w:tr>
+      <w:tr>
+        <w:tc>
+          <w:tcPr>
+            <w:tcW w:type="dxa" w:w="3100"/>
+            <w:vAlign w:val="center"/>
+          </w:tcPr>
+          <w:p>
+            <w:pPr>
+              <w:spacing w:after="40"/>
+            </w:pPr>
+            <w:r>
+              <w:rPr>
+                <w:rFonts w:ascii="Arial" w:hAnsi="Arial"/>
+                <w:sz w:val="16"/>
+              </w:rPr>
+              <w:t>configurarOpenTelemetry</w:t>
+            </w:r>
+          </w:p>
+        </w:tc>
+        <w:tc>
+          <w:tcPr>
+            <w:tcW w:type="dxa" w:w="6260"/>
+            <w:vAlign w:val="center"/>
+          </w:tcPr>
+          <w:p>
+            <w:pPr>
+              <w:spacing w:after="40"/>
+            </w:pPr>
+            <w:r>
+              <w:rPr>
+                <w:rFonts w:ascii="Arial" w:hAnsi="Arial"/>
+                <w:sz w:val="16"/>
+              </w:rPr>
+              <w:t>Inicializa exportação OTLP em lote apenas quando a integração está habilitada.</w:t>
+            </w:r>
+          </w:p>
+        </w:tc>
+      </w:tr>
+      <w:tr>
+        <w:tc>
+          <w:tcPr>
+            <w:tcW w:type="dxa" w:w="3100"/>
+            <w:vAlign w:val="center"/>
+            <w:shd w:fill="F7F8FA"/>
+          </w:tcPr>
+          <w:p>
+            <w:pPr>
+              <w:spacing w:after="40"/>
+            </w:pPr>
+            <w:r>
+              <w:rPr>
+                <w:rFonts w:ascii="Arial" w:hAnsi="Arial"/>
+                <w:sz w:val="16"/>
+              </w:rPr>
+              <w:t>testarOpenTelemetry</w:t>
+            </w:r>
+          </w:p>
+        </w:tc>
+        <w:tc>
+          <w:tcPr>
+            <w:tcW w:type="dxa" w:w="6260"/>
+            <w:vAlign w:val="center"/>
+            <w:shd w:fill="F7F8FA"/>
+          </w:tcPr>
+          <w:p>
+            <w:pPr>
+              <w:spacing w:after="40"/>
+            </w:pPr>
+            <w:r>
+              <w:rPr>
+                <w:rFonts w:ascii="Arial" w:hAnsi="Arial"/>
+                <w:sz w:val="16"/>
+              </w:rPr>
+              <w:t>Envia um registro real ao Collector e retorna diagnóstico do transporte.</w:t>
+            </w:r>
+          </w:p>
+        </w:tc>
+      </w:tr>
     </w:tbl>
     <w:p>
       <w:pPr>
@@ -21873,7 +27584,7 @@
                 <w:rFonts w:ascii="Arial" w:hAnsi="Arial"/>
                 <w:sz w:val="16"/>
               </w:rPr>
-              <w:t>RepositorioPortal</w:t>
+              <w:t>RepositorioIntegracoes</w:t>
             </w:r>
           </w:p>
         </w:tc>
@@ -21891,7 +27602,7 @@
                 <w:rFonts w:ascii="Arial" w:hAnsi="Arial"/>
                 <w:sz w:val="16"/>
               </w:rPr>
-              <w:t>inicial; listarPublicacoes com FTS/cursor; obterPublicacaoPorSlug; registrarEvento; newsletter.</w:t>
+              <w:t>obter; salvarArmazenamento; salvarAnalytics; salvarOpenTelemetry. Usa casts SQL explícitos, mantém segredos existentes quando o campo protegido não é reaberto e salva cada serviço de forma independente.</w:t>
             </w:r>
           </w:p>
         </w:tc>
@@ -21912,7 +27623,7 @@
                 <w:rFonts w:ascii="Arial" w:hAnsi="Arial"/>
                 <w:sz w:val="16"/>
               </w:rPr>
-              <w:t>RepositorioAutenticacao</w:t>
+              <w:t>ControladorIntegracoes</w:t>
             </w:r>
           </w:p>
         </w:tc>
@@ -21931,7 +27642,7 @@
                 <w:rFonts w:ascii="Arial" w:hAnsi="Arial"/>
                 <w:sz w:val="16"/>
               </w:rPr>
-              <w:t>buscar por e-mail/token; registrar acesso; criar e revogar sessão.</w:t>
+              <w:t>obter; atualizarArmazenamento; atualizarAnalytics; atualizarOpenTelemetry; testarOpenTelemetry. Converte erros de validação em mensagens por campo e não devolve credenciais.</w:t>
             </w:r>
           </w:p>
         </w:tc>
@@ -21951,7 +27662,7 @@
                 <w:rFonts w:ascii="Arial" w:hAnsi="Arial"/>
                 <w:sz w:val="16"/>
               </w:rPr>
-              <w:t>ServicoAutenticacao</w:t>
+              <w:t>ArmazenamentoObjetos</w:t>
             </w:r>
           </w:p>
         </w:tc>
@@ -21969,7 +27680,7 @@
                 <w:rFonts w:ascii="Arial" w:hAnsi="Arial"/>
                 <w:sz w:val="16"/>
               </w:rPr>
-              <w:t>autenticar; obterAdministrador; encerrarSessao.</w:t>
+              <w:t>enviar; abrir fluxo; obter URL; excluir. Seleciona local ou S3, usa cadeia padrão da AWS para IAM Role e remove objeto ao excluir conteúdo gerenciado.</w:t>
             </w:r>
           </w:p>
         </w:tc>
@@ -21990,7 +27701,7 @@
                 <w:rFonts w:ascii="Arial" w:hAnsi="Arial"/>
                 <w:sz w:val="16"/>
               </w:rPr>
-              <w:t>ControladorAutenticacao</w:t>
+              <w:t>ExportadorOpenTelemetry</w:t>
             </w:r>
           </w:p>
         </w:tc>
@@ -22009,7 +27720,7 @@
                 <w:rFonts w:ascii="Arial" w:hAnsi="Arial"/>
                 <w:sz w:val="16"/>
               </w:rPr>
-              <w:t>entrar; consultarSessao; sair.</w:t>
+              <w:t>configurar; registrar; flush; encerrar; testar. Monta lotes, respeita nível mínimo, faz timeout e evita recursão quando o próprio exportador falha.</w:t>
             </w:r>
           </w:p>
         </w:tc>
@@ -22029,7 +27740,7 @@
                 <w:rFonts w:ascii="Arial" w:hAnsi="Arial"/>
                 <w:sz w:val="16"/>
               </w:rPr>
-              <w:t>ServicoNewsletter</w:t>
+              <w:t>RepositorioPortal</w:t>
             </w:r>
           </w:p>
         </w:tc>
@@ -22047,7 +27758,7 @@
                 <w:rFonts w:ascii="Arial" w:hAnsi="Arial"/>
                 <w:sz w:val="16"/>
               </w:rPr>
-              <w:t>publicarAgendadas; enfileirar; processar; tokenCancelamento; idTokenValido.</w:t>
+              <w:t>inicial; listarPublicacoes com FTS/cursor; obterPublicacaoPorSlug; resolverMidiaPrivada; registrarEvento; newsletter.</w:t>
             </w:r>
           </w:p>
         </w:tc>
@@ -22068,6 +27779,162 @@
                 <w:rFonts w:ascii="Arial" w:hAnsi="Arial"/>
                 <w:sz w:val="16"/>
               </w:rPr>
+              <w:t>RepositorioAutenticacao</w:t>
+            </w:r>
+          </w:p>
+        </w:tc>
+        <w:tc>
+          <w:tcPr>
+            <w:tcW w:type="dxa" w:w="6760"/>
+            <w:vAlign w:val="center"/>
+            <w:shd w:fill="F7F8FA"/>
+          </w:tcPr>
+          <w:p>
+            <w:pPr>
+              <w:spacing w:after="40"/>
+            </w:pPr>
+            <w:r>
+              <w:rPr>
+                <w:rFonts w:ascii="Arial" w:hAnsi="Arial"/>
+                <w:sz w:val="16"/>
+              </w:rPr>
+              <w:t>buscar por e-mail/token; registrar acesso; criar e revogar sessão.</w:t>
+            </w:r>
+          </w:p>
+        </w:tc>
+      </w:tr>
+      <w:tr>
+        <w:tc>
+          <w:tcPr>
+            <w:tcW w:type="dxa" w:w="2600"/>
+            <w:vAlign w:val="center"/>
+          </w:tcPr>
+          <w:p>
+            <w:pPr>
+              <w:spacing w:after="40"/>
+            </w:pPr>
+            <w:r>
+              <w:rPr>
+                <w:rFonts w:ascii="Arial" w:hAnsi="Arial"/>
+                <w:sz w:val="16"/>
+              </w:rPr>
+              <w:t>ServicoAutenticacao</w:t>
+            </w:r>
+          </w:p>
+        </w:tc>
+        <w:tc>
+          <w:tcPr>
+            <w:tcW w:type="dxa" w:w="6760"/>
+            <w:vAlign w:val="center"/>
+          </w:tcPr>
+          <w:p>
+            <w:pPr>
+              <w:spacing w:after="40"/>
+            </w:pPr>
+            <w:r>
+              <w:rPr>
+                <w:rFonts w:ascii="Arial" w:hAnsi="Arial"/>
+                <w:sz w:val="16"/>
+              </w:rPr>
+              <w:t>autenticar; obterAdministrador; encerrarSessao.</w:t>
+            </w:r>
+          </w:p>
+        </w:tc>
+      </w:tr>
+      <w:tr>
+        <w:tc>
+          <w:tcPr>
+            <w:tcW w:type="dxa" w:w="2600"/>
+            <w:vAlign w:val="center"/>
+            <w:shd w:fill="F7F8FA"/>
+          </w:tcPr>
+          <w:p>
+            <w:pPr>
+              <w:spacing w:after="40"/>
+            </w:pPr>
+            <w:r>
+              <w:rPr>
+                <w:rFonts w:ascii="Arial" w:hAnsi="Arial"/>
+                <w:sz w:val="16"/>
+              </w:rPr>
+              <w:t>ControladorAutenticacao</w:t>
+            </w:r>
+          </w:p>
+        </w:tc>
+        <w:tc>
+          <w:tcPr>
+            <w:tcW w:type="dxa" w:w="6760"/>
+            <w:vAlign w:val="center"/>
+            <w:shd w:fill="F7F8FA"/>
+          </w:tcPr>
+          <w:p>
+            <w:pPr>
+              <w:spacing w:after="40"/>
+            </w:pPr>
+            <w:r>
+              <w:rPr>
+                <w:rFonts w:ascii="Arial" w:hAnsi="Arial"/>
+                <w:sz w:val="16"/>
+              </w:rPr>
+              <w:t>entrar; consultarSessao; sair.</w:t>
+            </w:r>
+          </w:p>
+        </w:tc>
+      </w:tr>
+      <w:tr>
+        <w:tc>
+          <w:tcPr>
+            <w:tcW w:type="dxa" w:w="2600"/>
+            <w:vAlign w:val="center"/>
+          </w:tcPr>
+          <w:p>
+            <w:pPr>
+              <w:spacing w:after="40"/>
+            </w:pPr>
+            <w:r>
+              <w:rPr>
+                <w:rFonts w:ascii="Arial" w:hAnsi="Arial"/>
+                <w:sz w:val="16"/>
+              </w:rPr>
+              <w:t>ServicoNewsletter</w:t>
+            </w:r>
+          </w:p>
+        </w:tc>
+        <w:tc>
+          <w:tcPr>
+            <w:tcW w:type="dxa" w:w="6760"/>
+            <w:vAlign w:val="center"/>
+          </w:tcPr>
+          <w:p>
+            <w:pPr>
+              <w:spacing w:after="40"/>
+            </w:pPr>
+            <w:r>
+              <w:rPr>
+                <w:rFonts w:ascii="Arial" w:hAnsi="Arial"/>
+                <w:sz w:val="16"/>
+              </w:rPr>
+              <w:t>publicarAgendadas; enfileirar; processar; tokenCancelamento; idTokenValido.</w:t>
+            </w:r>
+          </w:p>
+        </w:tc>
+      </w:tr>
+      <w:tr>
+        <w:tc>
+          <w:tcPr>
+            <w:tcW w:type="dxa" w:w="2600"/>
+            <w:vAlign w:val="center"/>
+            <w:shd w:fill="F7F8FA"/>
+          </w:tcPr>
+          <w:p>
+            <w:pPr>
+              <w:spacing w:after="40"/>
+            </w:pPr>
+            <w:r>
+              <w:rPr>
+                <w:rFonts w:ascii="Arial" w:hAnsi="Arial"/>
+                <w:sz w:val="16"/>
+              </w:rPr>
               <w:t>Fronteiras React</w:t>
             </w:r>
           </w:p>
@@ -22087,7 +27954,7 @@
                 <w:rFonts w:ascii="Arial" w:hAnsi="Arial"/>
                 <w:sz w:val="16"/>
               </w:rPr>
-              <w:t>ModalGlobal; Login; Portal; InscricaoNewsletter; Painel; Inicio; Grafico; Publicacoes; EditorRico; Editor; Categorias; Metricas; Configuracao; DadosAdmin; PainelNewsletter; Compartilhamento.</w:t>
+              <w:t>ModalGlobal; Login; Portal; InscricaoNewsletter; Painel; PainelIntegracoes; Inicio; Grafico; Publicacoes; EditorRico; Editor; Categorias; Metricas; Configuracao; DadosAdmin; PainelNewsletter; Compartilhamento.</w:t>
             </w:r>
           </w:p>
         </w:tc>
@@ -22847,7 +28714,7 @@
                 <w:rFonts w:ascii="Arial" w:hAnsi="Arial"/>
                 <w:sz w:val="16"/>
               </w:rPr>
-              <w:t>Newsletter</w:t>
+              <w:t>Storage escalável</w:t>
             </w:r>
           </w:p>
         </w:tc>
@@ -22865,7 +28732,7 @@
                 <w:rFonts w:ascii="Arial" w:hAnsi="Arial"/>
                 <w:sz w:val="16"/>
               </w:rPr>
-              <w:t>inscrição, fila, SMTP e HMAC</w:t>
+              <w:t>S3, IAM Role, mídia privada e exclusão de órfãos</w:t>
             </w:r>
           </w:p>
         </w:tc>
@@ -22883,7 +28750,7 @@
                 <w:rFonts w:ascii="Arial" w:hAnsi="Arial"/>
                 <w:sz w:val="16"/>
               </w:rPr>
-              <w:t>0005 / ServicoNewsletter</w:t>
+              <w:t>integracoes / armazenamento-objetos / portal</w:t>
             </w:r>
           </w:p>
         </w:tc>
@@ -22904,6 +28771,179 @@
                 <w:rFonts w:ascii="Arial" w:hAnsi="Arial"/>
                 <w:sz w:val="16"/>
               </w:rPr>
+              <w:t>Analytics com privacidade</w:t>
+            </w:r>
+          </w:p>
+        </w:tc>
+        <w:tc>
+          <w:tcPr>
+            <w:tcW w:type="dxa" w:w="4100"/>
+            <w:vAlign w:val="center"/>
+            <w:shd w:fill="F7F8FA"/>
+          </w:tcPr>
+          <w:p>
+            <w:pPr>
+              <w:spacing w:after="40"/>
+            </w:pPr>
+            <w:r>
+              <w:rPr>
+                <w:rFonts w:ascii="Arial" w:hAnsi="Arial"/>
+                <w:sz w:val="16"/>
+              </w:rPr>
+              <w:t>GA4 carregado após consentimento por categoria</w:t>
+            </w:r>
+          </w:p>
+        </w:tc>
+        <w:tc>
+          <w:tcPr>
+            <w:tcW w:type="dxa" w:w="3060"/>
+            <w:vAlign w:val="center"/>
+            <w:shd w:fill="F7F8FA"/>
+          </w:tcPr>
+          <w:p>
+            <w:pPr>
+              <w:spacing w:after="40"/>
+            </w:pPr>
+            <w:r>
+              <w:rPr>
+                <w:rFonts w:ascii="Arial" w:hAnsi="Arial"/>
+                <w:sz w:val="16"/>
+              </w:rPr>
+              <w:t>PainelIntegracoes / portal / privacidade</w:t>
+            </w:r>
+          </w:p>
+        </w:tc>
+      </w:tr>
+      <w:tr>
+        <w:tc>
+          <w:tcPr>
+            <w:tcW w:type="dxa" w:w="2200"/>
+            <w:vAlign w:val="center"/>
+          </w:tcPr>
+          <w:p>
+            <w:pPr>
+              <w:spacing w:after="40"/>
+            </w:pPr>
+            <w:r>
+              <w:rPr>
+                <w:rFonts w:ascii="Arial" w:hAnsi="Arial"/>
+                <w:sz w:val="16"/>
+              </w:rPr>
+              <w:t>Observabilidade</w:t>
+            </w:r>
+          </w:p>
+        </w:tc>
+        <w:tc>
+          <w:tcPr>
+            <w:tcW w:type="dxa" w:w="4100"/>
+            <w:vAlign w:val="center"/>
+          </w:tcPr>
+          <w:p>
+            <w:pPr>
+              <w:spacing w:after="40"/>
+            </w:pPr>
+            <w:r>
+              <w:rPr>
+                <w:rFonts w:ascii="Arial" w:hAnsi="Arial"/>
+                <w:sz w:val="16"/>
+              </w:rPr>
+              <w:t>OTLP/HTTP em lote, níveis e teste real</w:t>
+            </w:r>
+          </w:p>
+        </w:tc>
+        <w:tc>
+          <w:tcPr>
+            <w:tcW w:type="dxa" w:w="3060"/>
+            <w:vAlign w:val="center"/>
+          </w:tcPr>
+          <w:p>
+            <w:pPr>
+              <w:spacing w:after="40"/>
+            </w:pPr>
+            <w:r>
+              <w:rPr>
+                <w:rFonts w:ascii="Arial" w:hAnsi="Arial"/>
+                <w:sz w:val="16"/>
+              </w:rPr>
+              <w:t>observabilidade / integracoes</w:t>
+            </w:r>
+          </w:p>
+        </w:tc>
+      </w:tr>
+      <w:tr>
+        <w:tc>
+          <w:tcPr>
+            <w:tcW w:type="dxa" w:w="2200"/>
+            <w:vAlign w:val="center"/>
+            <w:shd w:fill="F7F8FA"/>
+          </w:tcPr>
+          <w:p>
+            <w:pPr>
+              <w:spacing w:after="40"/>
+            </w:pPr>
+            <w:r>
+              <w:rPr>
+                <w:rFonts w:ascii="Arial" w:hAnsi="Arial"/>
+                <w:sz w:val="16"/>
+              </w:rPr>
+              <w:t>Newsletter</w:t>
+            </w:r>
+          </w:p>
+        </w:tc>
+        <w:tc>
+          <w:tcPr>
+            <w:tcW w:type="dxa" w:w="4100"/>
+            <w:vAlign w:val="center"/>
+            <w:shd w:fill="F7F8FA"/>
+          </w:tcPr>
+          <w:p>
+            <w:pPr>
+              <w:spacing w:after="40"/>
+            </w:pPr>
+            <w:r>
+              <w:rPr>
+                <w:rFonts w:ascii="Arial" w:hAnsi="Arial"/>
+                <w:sz w:val="16"/>
+              </w:rPr>
+              <w:t>inscrição, fila, SMTP e HMAC</w:t>
+            </w:r>
+          </w:p>
+        </w:tc>
+        <w:tc>
+          <w:tcPr>
+            <w:tcW w:type="dxa" w:w="3060"/>
+            <w:vAlign w:val="center"/>
+            <w:shd w:fill="F7F8FA"/>
+          </w:tcPr>
+          <w:p>
+            <w:pPr>
+              <w:spacing w:after="40"/>
+            </w:pPr>
+            <w:r>
+              <w:rPr>
+                <w:rFonts w:ascii="Arial" w:hAnsi="Arial"/>
+                <w:sz w:val="16"/>
+              </w:rPr>
+              <w:t>0005 / ServicoNewsletter</w:t>
+            </w:r>
+          </w:p>
+        </w:tc>
+      </w:tr>
+      <w:tr>
+        <w:tc>
+          <w:tcPr>
+            <w:tcW w:type="dxa" w:w="2200"/>
+            <w:vAlign w:val="center"/>
+          </w:tcPr>
+          <w:p>
+            <w:pPr>
+              <w:spacing w:after="40"/>
+            </w:pPr>
+            <w:r>
+              <w:rPr>
+                <w:rFonts w:ascii="Arial" w:hAnsi="Arial"/>
+                <w:sz w:val="16"/>
+              </w:rPr>
               <w:t>Configuração</w:t>
             </w:r>
           </w:p>
@@ -22912,7 +28952,6 @@
           <w:tcPr>
             <w:tcW w:type="dxa" w:w="4100"/>
             <w:vAlign w:val="center"/>
-            <w:shd w:fill="F7F8FA"/>
           </w:tcPr>
           <w:p>
             <w:pPr>
@@ -22931,7 +28970,6 @@
           <w:tcPr>
             <w:tcW w:type="dxa" w:w="3060"/>
             <w:vAlign w:val="center"/>
-            <w:shd w:fill="F7F8FA"/>
           </w:tcPr>
           <w:p>
             <w:pPr>
@@ -23491,6 +29529,396 @@
                 <w:sz w:val="16"/>
               </w:rPr>
               <w:t>Largest Contentful Paint; métrica de carregamento visual.</w:t>
+            </w:r>
+          </w:p>
+        </w:tc>
+      </w:tr>
+      <w:tr>
+        <w:tc>
+          <w:tcPr>
+            <w:tcW w:type="dxa" w:w="1800"/>
+            <w:vAlign w:val="center"/>
+          </w:tcPr>
+          <w:p>
+            <w:pPr>
+              <w:spacing w:after="40"/>
+            </w:pPr>
+            <w:r>
+              <w:rPr>
+                <w:rFonts w:ascii="Arial" w:hAnsi="Arial"/>
+                <w:sz w:val="16"/>
+              </w:rPr>
+              <w:t>S3</w:t>
+            </w:r>
+          </w:p>
+        </w:tc>
+        <w:tc>
+          <w:tcPr>
+            <w:tcW w:type="dxa" w:w="7560"/>
+            <w:vAlign w:val="center"/>
+          </w:tcPr>
+          <w:p>
+            <w:pPr>
+              <w:spacing w:after="40"/>
+            </w:pPr>
+            <w:r>
+              <w:rPr>
+                <w:rFonts w:ascii="Arial" w:hAnsi="Arial"/>
+                <w:sz w:val="16"/>
+              </w:rPr>
+              <w:t>Serviço de armazenamento de objetos; guarda arquivos fora do disco da aplicação.</w:t>
+            </w:r>
+          </w:p>
+        </w:tc>
+      </w:tr>
+      <w:tr>
+        <w:tc>
+          <w:tcPr>
+            <w:tcW w:type="dxa" w:w="1800"/>
+            <w:vAlign w:val="center"/>
+            <w:shd w:fill="F7F8FA"/>
+          </w:tcPr>
+          <w:p>
+            <w:pPr>
+              <w:spacing w:after="40"/>
+            </w:pPr>
+            <w:r>
+              <w:rPr>
+                <w:rFonts w:ascii="Arial" w:hAnsi="Arial"/>
+                <w:sz w:val="16"/>
+              </w:rPr>
+              <w:t>Bucket</w:t>
+            </w:r>
+          </w:p>
+        </w:tc>
+        <w:tc>
+          <w:tcPr>
+            <w:tcW w:type="dxa" w:w="7560"/>
+            <w:vAlign w:val="center"/>
+            <w:shd w:fill="F7F8FA"/>
+          </w:tcPr>
+          <w:p>
+            <w:pPr>
+              <w:spacing w:after="40"/>
+            </w:pPr>
+            <w:r>
+              <w:rPr>
+                <w:rFonts w:ascii="Arial" w:hAnsi="Arial"/>
+                <w:sz w:val="16"/>
+              </w:rPr>
+              <w:t>Contêiner lógico do S3, semelhante a uma pasta principal com políticas próprias.</w:t>
+            </w:r>
+          </w:p>
+        </w:tc>
+      </w:tr>
+      <w:tr>
+        <w:tc>
+          <w:tcPr>
+            <w:tcW w:type="dxa" w:w="1800"/>
+            <w:vAlign w:val="center"/>
+          </w:tcPr>
+          <w:p>
+            <w:pPr>
+              <w:spacing w:after="40"/>
+            </w:pPr>
+            <w:r>
+              <w:rPr>
+                <w:rFonts w:ascii="Arial" w:hAnsi="Arial"/>
+                <w:sz w:val="16"/>
+              </w:rPr>
+              <w:t>IAM Role</w:t>
+            </w:r>
+          </w:p>
+        </w:tc>
+        <w:tc>
+          <w:tcPr>
+            <w:tcW w:type="dxa" w:w="7560"/>
+            <w:vAlign w:val="center"/>
+          </w:tcPr>
+          <w:p>
+            <w:pPr>
+              <w:spacing w:after="40"/>
+            </w:pPr>
+            <w:r>
+              <w:rPr>
+                <w:rFonts w:ascii="Arial" w:hAnsi="Arial"/>
+                <w:sz w:val="16"/>
+              </w:rPr>
+              <w:t>Identidade atribuída à EC2 que fornece credenciais temporárias sem senha fixa no código.</w:t>
+            </w:r>
+          </w:p>
+        </w:tc>
+      </w:tr>
+      <w:tr>
+        <w:tc>
+          <w:tcPr>
+            <w:tcW w:type="dxa" w:w="1800"/>
+            <w:vAlign w:val="center"/>
+            <w:shd w:fill="F7F8FA"/>
+          </w:tcPr>
+          <w:p>
+            <w:pPr>
+              <w:spacing w:after="40"/>
+            </w:pPr>
+            <w:r>
+              <w:rPr>
+                <w:rFonts w:ascii="Arial" w:hAnsi="Arial"/>
+                <w:sz w:val="16"/>
+              </w:rPr>
+              <w:t>CDN</w:t>
+            </w:r>
+          </w:p>
+        </w:tc>
+        <w:tc>
+          <w:tcPr>
+            <w:tcW w:type="dxa" w:w="7560"/>
+            <w:vAlign w:val="center"/>
+            <w:shd w:fill="F7F8FA"/>
+          </w:tcPr>
+          <w:p>
+            <w:pPr>
+              <w:spacing w:after="40"/>
+            </w:pPr>
+            <w:r>
+              <w:rPr>
+                <w:rFonts w:ascii="Arial" w:hAnsi="Arial"/>
+                <w:sz w:val="16"/>
+              </w:rPr>
+              <w:t>Rede que aproxima cópias de arquivos dos visitantes e reduz latência e tráfego na aplicação.</w:t>
+            </w:r>
+          </w:p>
+        </w:tc>
+      </w:tr>
+      <w:tr>
+        <w:tc>
+          <w:tcPr>
+            <w:tcW w:type="dxa" w:w="1800"/>
+            <w:vAlign w:val="center"/>
+          </w:tcPr>
+          <w:p>
+            <w:pPr>
+              <w:spacing w:after="40"/>
+            </w:pPr>
+            <w:r>
+              <w:rPr>
+                <w:rFonts w:ascii="Arial" w:hAnsi="Arial"/>
+                <w:sz w:val="16"/>
+              </w:rPr>
+              <w:t>GA4</w:t>
+            </w:r>
+          </w:p>
+        </w:tc>
+        <w:tc>
+          <w:tcPr>
+            <w:tcW w:type="dxa" w:w="7560"/>
+            <w:vAlign w:val="center"/>
+          </w:tcPr>
+          <w:p>
+            <w:pPr>
+              <w:spacing w:after="40"/>
+            </w:pPr>
+            <w:r>
+              <w:rPr>
+                <w:rFonts w:ascii="Arial" w:hAnsi="Arial"/>
+                <w:sz w:val="16"/>
+              </w:rPr>
+              <w:t>Google Analytics 4; serviço de métricas de navegação.</w:t>
+            </w:r>
+          </w:p>
+        </w:tc>
+      </w:tr>
+      <w:tr>
+        <w:tc>
+          <w:tcPr>
+            <w:tcW w:type="dxa" w:w="1800"/>
+            <w:vAlign w:val="center"/>
+            <w:shd w:fill="F7F8FA"/>
+          </w:tcPr>
+          <w:p>
+            <w:pPr>
+              <w:spacing w:after="40"/>
+            </w:pPr>
+            <w:r>
+              <w:rPr>
+                <w:rFonts w:ascii="Arial" w:hAnsi="Arial"/>
+                <w:sz w:val="16"/>
+              </w:rPr>
+              <w:t>Consentimento</w:t>
+            </w:r>
+          </w:p>
+        </w:tc>
+        <w:tc>
+          <w:tcPr>
+            <w:tcW w:type="dxa" w:w="7560"/>
+            <w:vAlign w:val="center"/>
+            <w:shd w:fill="F7F8FA"/>
+          </w:tcPr>
+          <w:p>
+            <w:pPr>
+              <w:spacing w:after="40"/>
+            </w:pPr>
+            <w:r>
+              <w:rPr>
+                <w:rFonts w:ascii="Arial" w:hAnsi="Arial"/>
+                <w:sz w:val="16"/>
+              </w:rPr>
+              <w:t>Escolha registrada do visitante sobre categorias de tratamento e medição.</w:t>
+            </w:r>
+          </w:p>
+        </w:tc>
+      </w:tr>
+      <w:tr>
+        <w:tc>
+          <w:tcPr>
+            <w:tcW w:type="dxa" w:w="1800"/>
+            <w:vAlign w:val="center"/>
+          </w:tcPr>
+          <w:p>
+            <w:pPr>
+              <w:spacing w:after="40"/>
+            </w:pPr>
+            <w:r>
+              <w:rPr>
+                <w:rFonts w:ascii="Arial" w:hAnsi="Arial"/>
+                <w:sz w:val="16"/>
+              </w:rPr>
+              <w:t>OpenTelemetry</w:t>
+            </w:r>
+          </w:p>
+        </w:tc>
+        <w:tc>
+          <w:tcPr>
+            <w:tcW w:type="dxa" w:w="7560"/>
+            <w:vAlign w:val="center"/>
+          </w:tcPr>
+          <w:p>
+            <w:pPr>
+              <w:spacing w:after="40"/>
+            </w:pPr>
+            <w:r>
+              <w:rPr>
+                <w:rFonts w:ascii="Arial" w:hAnsi="Arial"/>
+                <w:sz w:val="16"/>
+              </w:rPr>
+              <w:t>Padrão aberto para produzir e transportar logs, métricas e rastros.</w:t>
+            </w:r>
+          </w:p>
+        </w:tc>
+      </w:tr>
+      <w:tr>
+        <w:tc>
+          <w:tcPr>
+            <w:tcW w:type="dxa" w:w="1800"/>
+            <w:vAlign w:val="center"/>
+            <w:shd w:fill="F7F8FA"/>
+          </w:tcPr>
+          <w:p>
+            <w:pPr>
+              <w:spacing w:after="40"/>
+            </w:pPr>
+            <w:r>
+              <w:rPr>
+                <w:rFonts w:ascii="Arial" w:hAnsi="Arial"/>
+                <w:sz w:val="16"/>
+              </w:rPr>
+              <w:t>OTLP</w:t>
+            </w:r>
+          </w:p>
+        </w:tc>
+        <w:tc>
+          <w:tcPr>
+            <w:tcW w:type="dxa" w:w="7560"/>
+            <w:vAlign w:val="center"/>
+            <w:shd w:fill="F7F8FA"/>
+          </w:tcPr>
+          <w:p>
+            <w:pPr>
+              <w:spacing w:after="40"/>
+            </w:pPr>
+            <w:r>
+              <w:rPr>
+                <w:rFonts w:ascii="Arial" w:hAnsi="Arial"/>
+                <w:sz w:val="16"/>
+              </w:rPr>
+              <w:t>Protocolo do OpenTelemetry usado para enviar telemetria.</w:t>
+            </w:r>
+          </w:p>
+        </w:tc>
+      </w:tr>
+      <w:tr>
+        <w:tc>
+          <w:tcPr>
+            <w:tcW w:type="dxa" w:w="1800"/>
+            <w:vAlign w:val="center"/>
+          </w:tcPr>
+          <w:p>
+            <w:pPr>
+              <w:spacing w:after="40"/>
+            </w:pPr>
+            <w:r>
+              <w:rPr>
+                <w:rFonts w:ascii="Arial" w:hAnsi="Arial"/>
+                <w:sz w:val="16"/>
+              </w:rPr>
+              <w:t>Collector</w:t>
+            </w:r>
+          </w:p>
+        </w:tc>
+        <w:tc>
+          <w:tcPr>
+            <w:tcW w:type="dxa" w:w="7560"/>
+            <w:vAlign w:val="center"/>
+          </w:tcPr>
+          <w:p>
+            <w:pPr>
+              <w:spacing w:after="40"/>
+            </w:pPr>
+            <w:r>
+              <w:rPr>
+                <w:rFonts w:ascii="Arial" w:hAnsi="Arial"/>
+                <w:sz w:val="16"/>
+              </w:rPr>
+              <w:t>Serviço intermediário que recebe OTLP e encaminha para a plataforma de observabilidade.</w:t>
+            </w:r>
+          </w:p>
+        </w:tc>
+      </w:tr>
+      <w:tr>
+        <w:tc>
+          <w:tcPr>
+            <w:tcW w:type="dxa" w:w="1800"/>
+            <w:vAlign w:val="center"/>
+            <w:shd w:fill="F7F8FA"/>
+          </w:tcPr>
+          <w:p>
+            <w:pPr>
+              <w:spacing w:after="40"/>
+            </w:pPr>
+            <w:r>
+              <w:rPr>
+                <w:rFonts w:ascii="Arial" w:hAnsi="Arial"/>
+                <w:sz w:val="16"/>
+              </w:rPr>
+              <w:t>IMDSv2</w:t>
+            </w:r>
+          </w:p>
+        </w:tc>
+        <w:tc>
+          <w:tcPr>
+            <w:tcW w:type="dxa" w:w="7560"/>
+            <w:vAlign w:val="center"/>
+            <w:shd w:fill="F7F8FA"/>
+          </w:tcPr>
+          <w:p>
+            <w:pPr>
+              <w:spacing w:after="40"/>
+            </w:pPr>
+            <w:r>
+              <w:rPr>
+                <w:rFonts w:ascii="Arial" w:hAnsi="Arial"/>
+                <w:sz w:val="16"/>
+              </w:rPr>
+              <w:t>Serviço seguro de metadados da EC2 usado pelo SDK para obter a IAM Role.</w:t>
             </w:r>
           </w:p>
         </w:tc>
